--- a/src/Layers/W1/BaseApp/Sales/History/StandardSalesInvoiceBlueSimpleBody.docx
+++ b/src/Layers/W1/BaseApp/Sales/History/StandardSalesInvoiceBlueSimpleBody.docx
@@ -1,56 +1,39 @@
 
 <file path=word/document.xml><?xml version="1.0" encoding="utf-8"?>
-<w:document xmlns:a="http://schemas.openxmlformats.org/drawingml/2006/main" xmlns:pic="http://schemas.openxmlformats.org/drawingml/2006/picture" xmlns:a14="http://schemas.microsoft.com/office/drawing/2010/main" xmlns:wpc="http://schemas.microsoft.com/office/word/2010/wordprocessingCanvas" xmlns:cx="http://schemas.microsoft.com/office/drawing/2014/chartex" xmlns:cx1="http://schemas.microsoft.com/office/drawing/2015/9/8/chartex" xmlns:cx2="http://schemas.microsoft.com/office/drawing/2015/10/21/chartex" xmlns:cx3="http://schemas.microsoft.com/office/drawing/2016/5/9/chartex" xmlns:cx4="http://schemas.microsoft.com/office/drawing/2016/5/10/chartex" xmlns:cx5="http://schemas.microsoft.com/office/drawing/2016/5/11/chartex" xmlns:cx6="http://schemas.microsoft.com/office/drawing/2016/5/12/chartex" xmlns:cx7="http://schemas.microsoft.com/office/drawing/2016/5/13/chartex" xmlns:cx8="http://schemas.microsoft.com/office/drawing/2016/5/14/chartex" xmlns:mc="http://schemas.openxmlformats.org/markup-compatibility/2006" xmlns:aink="http://schemas.microsoft.com/office/drawing/2016/ink" xmlns:am3d="http://schemas.microsoft.com/office/drawing/2017/model3d" xmlns:o="urn:schemas-microsoft-com:office:office" xmlns:oel="http://schemas.microsoft.com/office/2019/extlst" xmlns:r="http://schemas.openxmlformats.org/officeDocument/2006/relationships" xmlns:m="http://schemas.openxmlformats.org/officeDocument/2006/math" xmlns:v="urn:schemas-microsoft-com:vml" xmlns:wp14="http://schemas.microsoft.com/office/word/2010/wordprocessingDrawing" xmlns:wp="http://schemas.openxmlformats.org/drawingml/2006/wordprocessingDrawing" xmlns:w10="urn:schemas-microsoft-com:office:word" xmlns:w="http://schemas.openxmlformats.org/wordprocessingml/2006/main" xmlns:w14="http://schemas.microsoft.com/office/word/2010/wordml" xmlns:w15="http://schemas.microsoft.com/office/word/2012/wordml" xmlns:w16cex="http://schemas.microsoft.com/office/word/2018/wordml/cex" xmlns:w16cid="http://schemas.microsoft.com/office/word/2016/wordml/cid" xmlns:w16="http://schemas.microsoft.com/office/word/2018/wordml" xmlns:w16du="http://schemas.microsoft.com/office/word/2023/wordml/word16du" xmlns:w16sdtdh="http://schemas.microsoft.com/office/word/2020/wordml/sdtdatahash" xmlns:w16sdtfl="http://schemas.microsoft.com/office/word/2024/wordml/sdtformatlock" xmlns:w16se="http://schemas.microsoft.com/office/word/2015/wordml/symex" xmlns:wpg="http://schemas.microsoft.com/office/word/2010/wordprocessingGroup" xmlns:wpi="http://schemas.microsoft.com/office/word/2010/wordprocessingInk" xmlns:wne="http://schemas.microsoft.com/office/word/2006/wordml" xmlns:wps="http://schemas.microsoft.com/office/word/2010/wordprocessingShape" mc:Ignorable="w14 w15 w16se w16cid w16 w16cex w16sdtdh w16sdtfl w16du wp14">
+<w:document xmlns:wpc="http://schemas.microsoft.com/office/word/2010/wordprocessingCanvas" xmlns:cx="http://schemas.microsoft.com/office/drawing/2014/chartex" xmlns:cx1="http://schemas.microsoft.com/office/drawing/2015/9/8/chartex" xmlns:cx2="http://schemas.microsoft.com/office/drawing/2015/10/21/chartex" xmlns:cx3="http://schemas.microsoft.com/office/drawing/2016/5/9/chartex" xmlns:cx4="http://schemas.microsoft.com/office/drawing/2016/5/10/chartex" xmlns:cx5="http://schemas.microsoft.com/office/drawing/2016/5/11/chartex" xmlns:cx6="http://schemas.microsoft.com/office/drawing/2016/5/12/chartex" xmlns:cx7="http://schemas.microsoft.com/office/drawing/2016/5/13/chartex" xmlns:cx8="http://schemas.microsoft.com/office/drawing/2016/5/14/chartex" xmlns:mc="http://schemas.openxmlformats.org/markup-compatibility/2006" xmlns:aink="http://schemas.microsoft.com/office/drawing/2016/ink" xmlns:am3d="http://schemas.microsoft.com/office/drawing/2017/model3d" xmlns:o="urn:schemas-microsoft-com:office:office" xmlns:oel="http://schemas.microsoft.com/office/2019/extlst" xmlns:r="http://schemas.openxmlformats.org/officeDocument/2006/relationships" xmlns:m="http://schemas.openxmlformats.org/officeDocument/2006/math" xmlns:v="urn:schemas-microsoft-com:vml" xmlns:wp14="http://schemas.microsoft.com/office/word/2010/wordprocessingDrawing" xmlns:wp="http://schemas.openxmlformats.org/drawingml/2006/wordprocessingDrawing" xmlns:w10="urn:schemas-microsoft-com:office:word" xmlns:w="http://schemas.openxmlformats.org/wordprocessingml/2006/main" xmlns:w14="http://schemas.microsoft.com/office/word/2010/wordml" xmlns:w15="http://schemas.microsoft.com/office/word/2012/wordml" xmlns:w16cei="http://schemas.microsoft.com/office/word/2026/wordml/cei" xmlns:w16cex="http://schemas.microsoft.com/office/word/2018/wordml/cex" xmlns:w16cid="http://schemas.microsoft.com/office/word/2016/wordml/cid" xmlns:w16="http://schemas.microsoft.com/office/word/2018/wordml" xmlns:w16du="http://schemas.microsoft.com/office/word/2023/wordml/word16du" xmlns:w16sdtdh="http://schemas.microsoft.com/office/word/2020/wordml/sdtdatahash" xmlns:w16sdtfl="http://schemas.microsoft.com/office/word/2024/wordml/sdtformatlock" xmlns:w16se="http://schemas.microsoft.com/office/word/2015/wordml/symex" xmlns:wpg="http://schemas.microsoft.com/office/word/2010/wordprocessingGroup" xmlns:wpi="http://schemas.microsoft.com/office/word/2010/wordprocessingInk" xmlns:wne="http://schemas.microsoft.com/office/word/2006/wordml" xmlns:wps="http://schemas.microsoft.com/office/word/2010/wordprocessingShape" mc:Ignorable="w14 w15 w16se w16cid w16 w16cex w16sdtdh w16sdtfl w16du wp14">
   <w:body>
     <w:tbl>
       <w:tblPr>
-        <w:tblStyle w:val="TableGrid"/>
-        <w:tblW w:w="4995" w:type="pct"/>
-        <w:tblBorders>
-          <w:top w:val="none" w:color="auto" w:sz="0" w:space="0"/>
-          <w:left w:val="none" w:color="auto" w:sz="0" w:space="0"/>
-          <w:bottom w:val="none" w:color="auto" w:sz="0" w:space="0"/>
-          <w:right w:val="none" w:color="auto" w:sz="0" w:space="0"/>
-          <w:insideH w:val="none" w:color="auto" w:sz="0" w:space="0"/>
-          <w:insideV w:val="none" w:color="auto" w:sz="0" w:space="0"/>
-        </w:tblBorders>
-        <w:tblCellMar>
-          <w:left w:w="0" w:type="dxa"/>
-          <w:right w:w="0" w:type="dxa"/>
-        </w:tblCellMar>
-        <w:tblLook w:val="04A0" w:firstRow="1" w:lastRow="0" w:firstColumn="1" w:lastColumn="0" w:noHBand="0" w:noVBand="1"/>
+        <w:tblStyle w:val="BCBlockTable"/>
+        <w:tblW w:w="5000" w:type="pct"/>
+        <w:tblLook w:val="0620" w:firstRow="1" w:lastRow="0" w:firstColumn="0" w:lastColumn="0" w:noHBand="1" w:noVBand="1"/>
         <w:tblCaption w:val="Address Block"/>
+        <w:tblDescription w:val="Layout table. Used for positioning, not for tabular data."/>
       </w:tblPr>
       <w:tblGrid>
-        <w:gridCol w:w="2621"/>
-        <w:gridCol w:w="4584"/>
-        <w:gridCol w:w="3279"/>
+        <w:gridCol w:w="2623"/>
+        <w:gridCol w:w="4588"/>
+        <w:gridCol w:w="3283"/>
       </w:tblGrid>
       <w:tr>
         <w:trPr>
           <w:cnfStyle w:val="100000000000" w:firstRow="1" w:lastRow="0" w:firstColumn="0" w:lastColumn="0" w:oddVBand="0" w:evenVBand="0" w:oddHBand="0" w:evenHBand="0" w:firstRowFirstColumn="0" w:firstRowLastColumn="0" w:lastRowFirstColumn="0" w:lastRowLastColumn="0"/>
+          <w:cantSplit/>
           <w:trHeight w:val="254"/>
         </w:trPr>
         <w:sdt>
           <w:sdtPr>
-            <w:rPr>
-              <w:rStyle w:val="Strong"/>
-              <w:rFonts w:ascii="Segoe UI Semibold" w:hAnsi="Segoe UI Semibold" w:cs="Segoe UI Semibold"/>
-              <w:b w:val="0"/>
-              <w:bCs w:val="0"/>
-              <w:sz w:val="22"/>
-              <w:szCs w:val="22"/>
-            </w:rPr>
             <w:alias w:val="CustomerAddress1"/>
             <w:tag w:val="#BC:InsertDataItem,DataItems/Header/CustomerAddress1"/>
-            <w:id w:val="-1114448210"/>
+            <w:id w:val="-1691292168"/>
             <w:placeholder>
-              <w:docPart w:val="DBA8D1994BA14EDE983E8BF90D492833"/>
+              <w:docPart w:val="A95132C5A19B4954B0D914D7C4CB9624"/>
             </w:placeholder>
-            <w:dataBinding w:prefixMappings="xmlns:ns0='urn:microsoft-dynamics-nav/reports/Standard_Sales_Invoice/1306/'" w:xpath="/ns0:NavWordReportXmlPart[1]/ns0:Header[1]/ns0:CustomerAddress1[1]" w:storeItemID="{00000000-0000-0000-0000-000000000000}"/>
+            <w:dataBinding w:prefixMappings="&lt;xmlns:ns0='urn:microsoft-dynamics-nav/reports/Standard_Sales_Invoice/1306/' " w:xpath="/ns0:NavWordReportXmlPart[1]/ns0:Header[1]/ns0:CustomerAddress1[1]" w:storeItemID="{00000000-0000-0000-0000-000000000000}"/>
             <w15:color w:val="808080"/>
             <w:text/>
           </w:sdtPr>
+          <w:sdtEndPr/>
           <w:sdtContent>
             <w:tc>
               <w:tcPr>
@@ -58,26 +41,10 @@
               </w:tcPr>
               <w:p>
                 <w:pPr>
-                  <w:pStyle w:val="Heading2"/>
-                  <w:spacing w:before="0" w:after="0" w:line="276" w:lineRule="auto"/>
-                  <w:rPr>
-                    <w:rStyle w:val="Strong"/>
-                    <w:rFonts w:ascii="Segoe UI Semibold" w:hAnsi="Segoe UI Semibold" w:cs="Segoe UI Semibold"/>
-                    <w:b w:val="0"/>
-                    <w:bCs w:val="0"/>
-                    <w:sz w:val="22"/>
-                    <w:szCs w:val="22"/>
-                  </w:rPr>
+                  <w:pStyle w:val="BCLabel"/>
+                  <w:spacing w:line="276" w:lineRule="auto"/>
                 </w:pPr>
                 <w:r>
-                  <w:rPr>
-                    <w:rStyle w:val="Strong"/>
-                    <w:rFonts w:ascii="Segoe UI Semibold" w:hAnsi="Segoe UI Semibold" w:cs="Segoe UI Semibold"/>
-                    <w:b w:val="0"/>
-                    <w:bCs w:val="0"/>
-                    <w:sz w:val="22"/>
-                    <w:szCs w:val="22"/>
-                  </w:rPr>
                   <w:t>CustomerAddress1</w:t>
                 </w:r>
               </w:p>
@@ -90,39 +57,24 @@
           </w:tcPr>
           <w:p>
             <w:pPr>
-              <w:pStyle w:val="Heading2"/>
-              <w:spacing w:before="0" w:after="0" w:line="276" w:lineRule="auto"/>
-              <w:rPr>
-                <w:rStyle w:val="Strong"/>
-                <w:rFonts w:ascii="Segoe UI Semibold" w:hAnsi="Segoe UI Semibold" w:cs="Segoe UI Semibold"/>
-                <w:b w:val="0"/>
-                <w:bCs w:val="0"/>
-                <w:sz w:val="22"/>
-                <w:szCs w:val="22"/>
-              </w:rPr>
+              <w:pStyle w:val="BCLabel"/>
+              <w:spacing w:line="276" w:lineRule="auto"/>
             </w:pPr>
           </w:p>
         </w:tc>
         <w:sdt>
           <w:sdtPr>
-            <w:rPr>
-              <w:rStyle w:val="Strong"/>
-              <w:rFonts w:ascii="Segoe UI Semibold" w:hAnsi="Segoe UI Semibold" w:cs="Segoe UI Semibold"/>
-              <w:b w:val="0"/>
-              <w:bCs w:val="0"/>
-              <w:sz w:val="22"/>
-              <w:szCs w:val="22"/>
-            </w:rPr>
             <w:alias w:val="CompanyAddress1"/>
             <w:tag w:val="#BC:InsertDataItem,DataItems/Header/CompanyAddress1"/>
-            <w:id w:val="-349099811"/>
+            <w:id w:val="-1472987415"/>
             <w:placeholder>
-              <w:docPart w:val="EB84971CAE2D446C9496942584011C22"/>
+              <w:docPart w:val="C4A7FE106EF8481687F09CB05FCAA5F0"/>
             </w:placeholder>
-            <w:dataBinding w:prefixMappings="xmlns:ns0='urn:microsoft-dynamics-nav/reports/Standard_Sales_Invoice/1306/'" w:xpath="/ns0:NavWordReportXmlPart[1]/ns0:Header[1]/ns0:CompanyAddress1[1]" w:storeItemID="{00000000-0000-0000-0000-000000000000}"/>
+            <w:dataBinding w:prefixMappings="&lt;xmlns:ns0='urn:microsoft-dynamics-nav/reports/Standard_Sales_Invoice/1306/' " w:xpath="/ns0:NavWordReportXmlPart[1]/ns0:Header[1]/ns0:CompanyAddress1[1]" w:storeItemID="{00000000-0000-0000-0000-000000000000}"/>
             <w15:color w:val="808080"/>
             <w:text/>
           </w:sdtPr>
+          <w:sdtEndPr/>
           <w:sdtContent>
             <w:tc>
               <w:tcPr>
@@ -130,27 +82,11 @@
               </w:tcPr>
               <w:p>
                 <w:pPr>
-                  <w:pStyle w:val="Heading2"/>
-                  <w:spacing w:before="0" w:after="0" w:line="276" w:lineRule="auto"/>
+                  <w:pStyle w:val="BCLabelNumber"/>
+                  <w:spacing w:line="276" w:lineRule="auto"/>
                   <w:jc w:val="right"/>
-                  <w:rPr>
-                    <w:rStyle w:val="Strong"/>
-                    <w:b w:val="0"/>
-                    <w:bCs w:val="0"/>
-                    <w:sz w:val="22"/>
-                    <w:szCs w:val="22"/>
-                    <w:lang w:val="da-DK"/>
-                  </w:rPr>
                 </w:pPr>
                 <w:r>
-                  <w:rPr>
-                    <w:rStyle w:val="Strong"/>
-                    <w:rFonts w:ascii="Segoe UI Semibold" w:hAnsi="Segoe UI Semibold" w:cs="Segoe UI Semibold"/>
-                    <w:b w:val="0"/>
-                    <w:bCs w:val="0"/>
-                    <w:sz w:val="22"/>
-                    <w:szCs w:val="22"/>
-                  </w:rPr>
                   <w:t>CompanyAddress1</w:t>
                 </w:r>
               </w:p>
@@ -160,27 +96,22 @@
       </w:tr>
       <w:tr>
         <w:trPr>
+          <w:cantSplit/>
           <w:trHeight w:val="242"/>
         </w:trPr>
         <w:sdt>
           <w:sdtPr>
-            <w:rPr>
-              <w:rFonts w:cs="Segoe UI Semibold"/>
-              <w:b/>
-              <w:bCs/>
-              <w:sz w:val="22"/>
-              <w:szCs w:val="22"/>
-            </w:rPr>
             <w:alias w:val="CustomerAddress2"/>
             <w:tag w:val="#BC:InsertDataItem,DataItems/Header/CustomerAddress2"/>
-            <w:id w:val="863552788"/>
+            <w:id w:val="-1411767495"/>
             <w:placeholder>
-              <w:docPart w:val="DBA8D1994BA14EDE983E8BF90D492833"/>
+              <w:docPart w:val="A95132C5A19B4954B0D914D7C4CB9624"/>
             </w:placeholder>
-            <w:dataBinding w:prefixMappings="xmlns:ns0='urn:microsoft-dynamics-nav/reports/Standard_Sales_Invoice/1306/'" w:xpath="/ns0:NavWordReportXmlPart[1]/ns0:Header[1]/ns0:CustomerAddress2[1]" w:storeItemID="{00000000-0000-0000-0000-000000000000}"/>
+            <w:dataBinding w:prefixMappings="&lt;xmlns:ns0='urn:microsoft-dynamics-nav/reports/Standard_Sales_Invoice/1306/' " w:xpath="/ns0:NavWordReportXmlPart[1]/ns0:Header[1]/ns0:CustomerAddress2[1]" w:storeItemID="{00000000-0000-0000-0000-000000000000}"/>
             <w15:color w:val="808080"/>
             <w:text/>
           </w:sdtPr>
+          <w:sdtEndPr/>
           <w:sdtContent>
             <w:tc>
               <w:tcPr>
@@ -188,18 +119,9 @@
               </w:tcPr>
               <w:p>
                 <w:pPr>
-                  <w:rPr>
-                    <w:rFonts w:cs="Segoe UI Semibold" w:asciiTheme="minorHAnsi" w:hAnsiTheme="minorHAnsi"/>
-                    <w:sz w:val="22"/>
-                    <w:szCs w:val="22"/>
-                  </w:rPr>
+                  <w:pStyle w:val="NoSpacing"/>
                 </w:pPr>
                 <w:r>
-                  <w:rPr>
-                    <w:rFonts w:cs="Segoe UI Semibold" w:asciiTheme="minorHAnsi" w:hAnsiTheme="minorHAnsi"/>
-                    <w:sz w:val="22"/>
-                    <w:szCs w:val="22"/>
-                  </w:rPr>
                   <w:t>CustomerAddress2</w:t>
                 </w:r>
               </w:p>
@@ -212,31 +134,23 @@
           </w:tcPr>
           <w:p>
             <w:pPr>
-              <w:rPr>
-                <w:rFonts w:cs="Segoe UI Semibold" w:asciiTheme="minorHAnsi" w:hAnsiTheme="minorHAnsi"/>
-                <w:sz w:val="22"/>
-                <w:szCs w:val="22"/>
-              </w:rPr>
+              <w:pStyle w:val="NoSpacing"/>
             </w:pPr>
           </w:p>
         </w:tc>
         <w:sdt>
           <w:sdtPr>
-            <w:rPr>
-              <w:rFonts w:cs="Segoe UI Semibold"/>
-              <w:sz w:val="22"/>
-              <w:szCs w:val="22"/>
-            </w:rPr>
             <w:alias w:val="CompanyAddress2"/>
             <w:tag w:val="#BC:InsertDataItem,DataItems/Header/CompanyAddress2"/>
-            <w:id w:val="-407616906"/>
+            <w:id w:val="-2077360804"/>
             <w:placeholder>
-              <w:docPart w:val="0222551F419C4A0581629C439C20CBB1"/>
+              <w:docPart w:val="9DCD5399447E4FDE88F079C932961226"/>
             </w:placeholder>
-            <w:dataBinding w:prefixMappings="xmlns:ns0='urn:microsoft-dynamics-nav/reports/Standard_Sales_Invoice/1306/'" w:xpath="/ns0:NavWordReportXmlPart[1]/ns0:Header[1]/ns0:CompanyAddress2[1]" w:storeItemID="{00000000-0000-0000-0000-000000000000}"/>
+            <w:dataBinding w:prefixMappings="&lt;xmlns:ns0='urn:microsoft-dynamics-nav/reports/Standard_Sales_Invoice/1306/' " w:xpath="/ns0:NavWordReportXmlPart[1]/ns0:Header[1]/ns0:CompanyAddress2[1]" w:storeItemID="{00000000-0000-0000-0000-000000000000}"/>
             <w15:color w:val="808080"/>
             <w:text/>
           </w:sdtPr>
+          <w:sdtEndPr/>
           <w:sdtContent>
             <w:tc>
               <w:tcPr>
@@ -244,19 +158,10 @@
               </w:tcPr>
               <w:p>
                 <w:pPr>
+                  <w:pStyle w:val="BCNumber"/>
                   <w:jc w:val="right"/>
-                  <w:rPr>
-                    <w:rFonts w:asciiTheme="minorHAnsi" w:hAnsiTheme="minorHAnsi"/>
-                    <w:sz w:val="22"/>
-                    <w:szCs w:val="22"/>
-                  </w:rPr>
                 </w:pPr>
                 <w:r>
-                  <w:rPr>
-                    <w:rFonts w:cs="Segoe UI Semibold" w:asciiTheme="minorHAnsi" w:hAnsiTheme="minorHAnsi"/>
-                    <w:sz w:val="22"/>
-                    <w:szCs w:val="22"/>
-                  </w:rPr>
                   <w:t>CompanyAddress2</w:t>
                 </w:r>
               </w:p>
@@ -266,25 +171,22 @@
       </w:tr>
       <w:tr>
         <w:trPr>
+          <w:cantSplit/>
           <w:trHeight w:val="242"/>
         </w:trPr>
         <w:sdt>
           <w:sdtPr>
-            <w:rPr>
-              <w:rFonts w:cs="Segoe UI Semibold"/>
-              <w:sz w:val="22"/>
-              <w:szCs w:val="22"/>
-            </w:rPr>
             <w:alias w:val="CustomerAddress3"/>
             <w:tag w:val="#BC:InsertDataItem,DataItems/Header/CustomerAddress3"/>
-            <w:id w:val="335427627"/>
+            <w:id w:val="271441630"/>
             <w:placeholder>
-              <w:docPart w:val="DBA8D1994BA14EDE983E8BF90D492833"/>
+              <w:docPart w:val="A95132C5A19B4954B0D914D7C4CB9624"/>
             </w:placeholder>
-            <w:dataBinding w:prefixMappings="xmlns:ns0='urn:microsoft-dynamics-nav/reports/Standard_Sales_Invoice/1306/'" w:xpath="/ns0:NavWordReportXmlPart[1]/ns0:Header[1]/ns0:CustomerAddress3[1]" w:storeItemID="{00000000-0000-0000-0000-000000000000}"/>
+            <w:dataBinding w:prefixMappings="&lt;xmlns:ns0='urn:microsoft-dynamics-nav/reports/Standard_Sales_Invoice/1306/' " w:xpath="/ns0:NavWordReportXmlPart[1]/ns0:Header[1]/ns0:CustomerAddress3[1]" w:storeItemID="{00000000-0000-0000-0000-000000000000}"/>
             <w15:color w:val="808080"/>
             <w:text/>
           </w:sdtPr>
+          <w:sdtEndPr/>
           <w:sdtContent>
             <w:tc>
               <w:tcPr>
@@ -292,18 +194,9 @@
               </w:tcPr>
               <w:p>
                 <w:pPr>
-                  <w:rPr>
-                    <w:rFonts w:cs="Segoe UI Semibold" w:asciiTheme="minorHAnsi" w:hAnsiTheme="minorHAnsi"/>
-                    <w:sz w:val="22"/>
-                    <w:szCs w:val="22"/>
-                  </w:rPr>
+                  <w:pStyle w:val="NoSpacing"/>
                 </w:pPr>
                 <w:r>
-                  <w:rPr>
-                    <w:rFonts w:cs="Segoe UI Semibold" w:asciiTheme="minorHAnsi" w:hAnsiTheme="minorHAnsi"/>
-                    <w:sz w:val="22"/>
-                    <w:szCs w:val="22"/>
-                  </w:rPr>
                   <w:t>CustomerAddress3</w:t>
                 </w:r>
               </w:p>
@@ -316,31 +209,23 @@
           </w:tcPr>
           <w:p>
             <w:pPr>
-              <w:rPr>
-                <w:rFonts w:cs="Segoe UI Semibold" w:asciiTheme="minorHAnsi" w:hAnsiTheme="minorHAnsi"/>
-                <w:sz w:val="22"/>
-                <w:szCs w:val="22"/>
-              </w:rPr>
+              <w:pStyle w:val="NoSpacing"/>
             </w:pPr>
           </w:p>
         </w:tc>
         <w:sdt>
           <w:sdtPr>
-            <w:rPr>
-              <w:rFonts w:cs="Segoe UI Semibold"/>
-              <w:sz w:val="22"/>
-              <w:szCs w:val="22"/>
-            </w:rPr>
             <w:alias w:val="CompanyAddress3"/>
             <w:tag w:val="#BC:InsertDataItem,DataItems/Header/CompanyAddress3"/>
-            <w:id w:val="-1208102821"/>
+            <w:id w:val="1327254167"/>
             <w:placeholder>
-              <w:docPart w:val="F39D0F057CFC43348D17F1E051D2594A"/>
+              <w:docPart w:val="89F79485B5F147B683CA30C144450D3A"/>
             </w:placeholder>
-            <w:dataBinding w:prefixMappings="xmlns:ns0='urn:microsoft-dynamics-nav/reports/Standard_Sales_Invoice/1306/'" w:xpath="/ns0:NavWordReportXmlPart[1]/ns0:Header[1]/ns0:CompanyAddress3[1]" w:storeItemID="{00000000-0000-0000-0000-000000000000}"/>
+            <w:dataBinding w:prefixMappings="&lt;xmlns:ns0='urn:microsoft-dynamics-nav/reports/Standard_Sales_Invoice/1306/' " w:xpath="/ns0:NavWordReportXmlPart[1]/ns0:Header[1]/ns0:CompanyAddress3[1]" w:storeItemID="{00000000-0000-0000-0000-000000000000}"/>
             <w15:color w:val="808080"/>
             <w:text/>
           </w:sdtPr>
+          <w:sdtEndPr/>
           <w:sdtContent>
             <w:tc>
               <w:tcPr>
@@ -348,18 +233,10 @@
               </w:tcPr>
               <w:p>
                 <w:pPr>
+                  <w:pStyle w:val="BCNumber"/>
                   <w:jc w:val="right"/>
-                  <w:rPr>
-                    <w:sz w:val="22"/>
-                    <w:szCs w:val="22"/>
-                  </w:rPr>
                 </w:pPr>
                 <w:r>
-                  <w:rPr>
-                    <w:rFonts w:cs="Segoe UI Semibold" w:asciiTheme="minorHAnsi" w:hAnsiTheme="minorHAnsi"/>
-                    <w:sz w:val="22"/>
-                    <w:szCs w:val="22"/>
-                  </w:rPr>
                   <w:t>CompanyAddress3</w:t>
                 </w:r>
               </w:p>
@@ -369,25 +246,22 @@
       </w:tr>
       <w:tr>
         <w:trPr>
+          <w:cantSplit/>
           <w:trHeight w:val="242"/>
         </w:trPr>
         <w:sdt>
           <w:sdtPr>
-            <w:rPr>
-              <w:rFonts w:cs="Segoe UI Semibold"/>
-              <w:sz w:val="22"/>
-              <w:szCs w:val="22"/>
-            </w:rPr>
             <w:alias w:val="CustomerAddress4"/>
             <w:tag w:val="#BC:InsertDataItem,DataItems/Header/CustomerAddress4"/>
-            <w:id w:val="172315661"/>
+            <w:id w:val="-396745356"/>
             <w:placeholder>
-              <w:docPart w:val="DBA8D1994BA14EDE983E8BF90D492833"/>
+              <w:docPart w:val="A95132C5A19B4954B0D914D7C4CB9624"/>
             </w:placeholder>
-            <w:dataBinding w:prefixMappings="xmlns:ns0='urn:microsoft-dynamics-nav/reports/Standard_Sales_Invoice/1306/'" w:xpath="/ns0:NavWordReportXmlPart[1]/ns0:Header[1]/ns0:CustomerAddress4[1]" w:storeItemID="{00000000-0000-0000-0000-000000000000}"/>
+            <w:dataBinding w:prefixMappings="&lt;xmlns:ns0='urn:microsoft-dynamics-nav/reports/Standard_Sales_Invoice/1306/' " w:xpath="/ns0:NavWordReportXmlPart[1]/ns0:Header[1]/ns0:CustomerAddress4[1]" w:storeItemID="{00000000-0000-0000-0000-000000000000}"/>
             <w15:color w:val="808080"/>
             <w:text/>
           </w:sdtPr>
+          <w:sdtEndPr/>
           <w:sdtContent>
             <w:tc>
               <w:tcPr>
@@ -395,18 +269,9 @@
               </w:tcPr>
               <w:p>
                 <w:pPr>
-                  <w:rPr>
-                    <w:rFonts w:cs="Segoe UI Semibold" w:asciiTheme="minorHAnsi" w:hAnsiTheme="minorHAnsi"/>
-                    <w:sz w:val="22"/>
-                    <w:szCs w:val="22"/>
-                  </w:rPr>
+                  <w:pStyle w:val="NoSpacing"/>
                 </w:pPr>
                 <w:r>
-                  <w:rPr>
-                    <w:rFonts w:cs="Segoe UI Semibold" w:asciiTheme="minorHAnsi" w:hAnsiTheme="minorHAnsi"/>
-                    <w:sz w:val="22"/>
-                    <w:szCs w:val="22"/>
-                  </w:rPr>
                   <w:t>CustomerAddress4</w:t>
                 </w:r>
               </w:p>
@@ -419,31 +284,23 @@
           </w:tcPr>
           <w:p>
             <w:pPr>
-              <w:rPr>
-                <w:rFonts w:cs="Segoe UI Semibold" w:asciiTheme="minorHAnsi" w:hAnsiTheme="minorHAnsi"/>
-                <w:sz w:val="22"/>
-                <w:szCs w:val="22"/>
-              </w:rPr>
+              <w:pStyle w:val="NoSpacing"/>
             </w:pPr>
           </w:p>
         </w:tc>
         <w:sdt>
           <w:sdtPr>
-            <w:rPr>
-              <w:rFonts w:cs="Segoe UI Semibold"/>
-              <w:sz w:val="22"/>
-              <w:szCs w:val="22"/>
-            </w:rPr>
             <w:alias w:val="CompanyAddress4"/>
             <w:tag w:val="#BC:InsertDataItem,DataItems/Header/CompanyAddress4"/>
-            <w:id w:val="-1044596330"/>
+            <w:id w:val="834266125"/>
             <w:placeholder>
-              <w:docPart w:val="8DE6E81E39A04422B116877A4C0A6D28"/>
+              <w:docPart w:val="925CEDD8625F48AAA0B85D308884D889"/>
             </w:placeholder>
-            <w:dataBinding w:prefixMappings="xmlns:ns0='urn:microsoft-dynamics-nav/reports/Standard_Sales_Invoice/1306/'" w:xpath="/ns0:NavWordReportXmlPart[1]/ns0:Header[1]/ns0:CompanyAddress4[1]" w:storeItemID="{00000000-0000-0000-0000-000000000000}"/>
+            <w:dataBinding w:prefixMappings="&lt;xmlns:ns0='urn:microsoft-dynamics-nav/reports/Standard_Sales_Invoice/1306/' " w:xpath="/ns0:NavWordReportXmlPart[1]/ns0:Header[1]/ns0:CompanyAddress4[1]" w:storeItemID="{00000000-0000-0000-0000-000000000000}"/>
             <w15:color w:val="808080"/>
             <w:text/>
           </w:sdtPr>
+          <w:sdtEndPr/>
           <w:sdtContent>
             <w:tc>
               <w:tcPr>
@@ -451,18 +308,10 @@
               </w:tcPr>
               <w:p>
                 <w:pPr>
+                  <w:pStyle w:val="BCNumber"/>
                   <w:jc w:val="right"/>
-                  <w:rPr>
-                    <w:sz w:val="22"/>
-                    <w:szCs w:val="22"/>
-                  </w:rPr>
                 </w:pPr>
                 <w:r>
-                  <w:rPr>
-                    <w:rFonts w:cs="Segoe UI Semibold" w:asciiTheme="minorHAnsi" w:hAnsiTheme="minorHAnsi"/>
-                    <w:sz w:val="22"/>
-                    <w:szCs w:val="22"/>
-                  </w:rPr>
                   <w:t>CompanyAddress4</w:t>
                 </w:r>
               </w:p>
@@ -472,25 +321,22 @@
       </w:tr>
       <w:tr>
         <w:trPr>
+          <w:cantSplit/>
           <w:trHeight w:val="242"/>
         </w:trPr>
         <w:sdt>
           <w:sdtPr>
-            <w:rPr>
-              <w:rFonts w:cs="Segoe UI Semibold"/>
-              <w:sz w:val="22"/>
-              <w:szCs w:val="22"/>
-            </w:rPr>
             <w:alias w:val="CustomerAddress5"/>
             <w:tag w:val="#BC:InsertDataItem,DataItems/Header/CustomerAddress5"/>
-            <w:id w:val="-2080044023"/>
+            <w:id w:val="878675110"/>
             <w:placeholder>
-              <w:docPart w:val="DBA8D1994BA14EDE983E8BF90D492833"/>
+              <w:docPart w:val="A95132C5A19B4954B0D914D7C4CB9624"/>
             </w:placeholder>
-            <w:dataBinding w:prefixMappings="xmlns:ns0='urn:microsoft-dynamics-nav/reports/Standard_Sales_Invoice/1306/'" w:xpath="/ns0:NavWordReportXmlPart[1]/ns0:Header[1]/ns0:CustomerAddress5[1]" w:storeItemID="{00000000-0000-0000-0000-000000000000}"/>
+            <w:dataBinding w:prefixMappings="&lt;xmlns:ns0='urn:microsoft-dynamics-nav/reports/Standard_Sales_Invoice/1306/' " w:xpath="/ns0:NavWordReportXmlPart[1]/ns0:Header[1]/ns0:CustomerAddress5[1]" w:storeItemID="{00000000-0000-0000-0000-000000000000}"/>
             <w15:color w:val="808080"/>
             <w:text/>
           </w:sdtPr>
+          <w:sdtEndPr/>
           <w:sdtContent>
             <w:tc>
               <w:tcPr>
@@ -498,18 +344,9 @@
               </w:tcPr>
               <w:p>
                 <w:pPr>
-                  <w:rPr>
-                    <w:rFonts w:cs="Segoe UI Semibold" w:asciiTheme="minorHAnsi" w:hAnsiTheme="minorHAnsi"/>
-                    <w:sz w:val="22"/>
-                    <w:szCs w:val="22"/>
-                  </w:rPr>
+                  <w:pStyle w:val="NoSpacing"/>
                 </w:pPr>
                 <w:r>
-                  <w:rPr>
-                    <w:rFonts w:cs="Segoe UI Semibold" w:asciiTheme="minorHAnsi" w:hAnsiTheme="minorHAnsi"/>
-                    <w:sz w:val="22"/>
-                    <w:szCs w:val="22"/>
-                  </w:rPr>
                   <w:t>CustomerAddress5</w:t>
                 </w:r>
               </w:p>
@@ -522,31 +359,23 @@
           </w:tcPr>
           <w:p>
             <w:pPr>
-              <w:rPr>
-                <w:rFonts w:cs="Segoe UI Semibold" w:asciiTheme="minorHAnsi" w:hAnsiTheme="minorHAnsi"/>
-                <w:sz w:val="22"/>
-                <w:szCs w:val="22"/>
-              </w:rPr>
+              <w:pStyle w:val="NoSpacing"/>
             </w:pPr>
           </w:p>
         </w:tc>
         <w:sdt>
           <w:sdtPr>
-            <w:rPr>
-              <w:rFonts w:cs="Segoe UI Semibold"/>
-              <w:sz w:val="22"/>
-              <w:szCs w:val="22"/>
-            </w:rPr>
             <w:alias w:val="CompanyAddress5"/>
             <w:tag w:val="#BC:InsertDataItem,DataItems/Header/CompanyAddress5"/>
-            <w:id w:val="-1334838620"/>
+            <w:id w:val="1141003449"/>
             <w:placeholder>
-              <w:docPart w:val="87999CDC6E3D491EB063E9B991974AB3"/>
+              <w:docPart w:val="2EBDF324DED24381B21DAAE4F344CF28"/>
             </w:placeholder>
-            <w:dataBinding w:prefixMappings="xmlns:ns0='urn:microsoft-dynamics-nav/reports/Standard_Sales_Invoice/1306/'" w:xpath="/ns0:NavWordReportXmlPart[1]/ns0:Header[1]/ns0:CompanyAddress5[1]" w:storeItemID="{00000000-0000-0000-0000-000000000000}"/>
+            <w:dataBinding w:prefixMappings="&lt;xmlns:ns0='urn:microsoft-dynamics-nav/reports/Standard_Sales_Invoice/1306/' " w:xpath="/ns0:NavWordReportXmlPart[1]/ns0:Header[1]/ns0:CompanyAddress5[1]" w:storeItemID="{00000000-0000-0000-0000-000000000000}"/>
             <w15:color w:val="808080"/>
             <w:text/>
           </w:sdtPr>
+          <w:sdtEndPr/>
           <w:sdtContent>
             <w:tc>
               <w:tcPr>
@@ -554,18 +383,10 @@
               </w:tcPr>
               <w:p>
                 <w:pPr>
+                  <w:pStyle w:val="BCNumber"/>
                   <w:jc w:val="right"/>
-                  <w:rPr>
-                    <w:sz w:val="22"/>
-                    <w:szCs w:val="22"/>
-                  </w:rPr>
                 </w:pPr>
                 <w:r>
-                  <w:rPr>
-                    <w:rFonts w:cs="Segoe UI Semibold" w:asciiTheme="minorHAnsi" w:hAnsiTheme="minorHAnsi"/>
-                    <w:sz w:val="22"/>
-                    <w:szCs w:val="22"/>
-                  </w:rPr>
                   <w:t>CompanyAddress5</w:t>
                 </w:r>
               </w:p>
@@ -575,25 +396,22 @@
       </w:tr>
       <w:tr>
         <w:trPr>
+          <w:cantSplit/>
           <w:trHeight w:val="242"/>
         </w:trPr>
         <w:sdt>
           <w:sdtPr>
-            <w:rPr>
-              <w:rFonts w:cs="Segoe UI Semibold"/>
-              <w:sz w:val="22"/>
-              <w:szCs w:val="22"/>
-            </w:rPr>
             <w:alias w:val="CustomerAddress6"/>
             <w:tag w:val="#BC:InsertDataItem,DataItems/Header/CustomerAddress6"/>
-            <w:id w:val="-2086289259"/>
+            <w:id w:val="-1971819442"/>
             <w:placeholder>
-              <w:docPart w:val="DBA8D1994BA14EDE983E8BF90D492833"/>
+              <w:docPart w:val="A95132C5A19B4954B0D914D7C4CB9624"/>
             </w:placeholder>
-            <w:dataBinding w:prefixMappings="xmlns:ns0='urn:microsoft-dynamics-nav/reports/Standard_Sales_Invoice/1306/'" w:xpath="/ns0:NavWordReportXmlPart[1]/ns0:Header[1]/ns0:CustomerAddress6[1]" w:storeItemID="{00000000-0000-0000-0000-000000000000}"/>
+            <w:dataBinding w:prefixMappings="&lt;xmlns:ns0='urn:microsoft-dynamics-nav/reports/Standard_Sales_Invoice/1306/' " w:xpath="/ns0:NavWordReportXmlPart[1]/ns0:Header[1]/ns0:CustomerAddress6[1]" w:storeItemID="{00000000-0000-0000-0000-000000000000}"/>
             <w15:color w:val="808080"/>
             <w:text/>
           </w:sdtPr>
+          <w:sdtEndPr/>
           <w:sdtContent>
             <w:tc>
               <w:tcPr>
@@ -601,18 +419,9 @@
               </w:tcPr>
               <w:p>
                 <w:pPr>
-                  <w:rPr>
-                    <w:rFonts w:cs="Segoe UI Semibold" w:asciiTheme="minorHAnsi" w:hAnsiTheme="minorHAnsi"/>
-                    <w:sz w:val="22"/>
-                    <w:szCs w:val="22"/>
-                  </w:rPr>
+                  <w:pStyle w:val="NoSpacing"/>
                 </w:pPr>
                 <w:r>
-                  <w:rPr>
-                    <w:rFonts w:cs="Segoe UI Semibold" w:asciiTheme="minorHAnsi" w:hAnsiTheme="minorHAnsi"/>
-                    <w:sz w:val="22"/>
-                    <w:szCs w:val="22"/>
-                  </w:rPr>
                   <w:t>CustomerAddress6</w:t>
                 </w:r>
               </w:p>
@@ -625,31 +434,23 @@
           </w:tcPr>
           <w:p>
             <w:pPr>
-              <w:rPr>
-                <w:rFonts w:cs="Segoe UI Semibold" w:asciiTheme="minorHAnsi" w:hAnsiTheme="minorHAnsi"/>
-                <w:sz w:val="22"/>
-                <w:szCs w:val="22"/>
-              </w:rPr>
+              <w:pStyle w:val="NoSpacing"/>
             </w:pPr>
           </w:p>
         </w:tc>
         <w:sdt>
           <w:sdtPr>
-            <w:rPr>
-              <w:rFonts w:cs="Segoe UI Semibold"/>
-              <w:sz w:val="22"/>
-              <w:szCs w:val="22"/>
-            </w:rPr>
             <w:alias w:val="CompanyAddress6"/>
             <w:tag w:val="#BC:InsertDataItem,DataItems/Header/CompanyAddress6"/>
-            <w:id w:val="29467029"/>
+            <w:id w:val="862406416"/>
             <w:placeholder>
-              <w:docPart w:val="03DA5A8F6D414CF7B026025E0A585944"/>
+              <w:docPart w:val="B05724E8C1254879B9193F6AB559C85F"/>
             </w:placeholder>
-            <w:dataBinding w:prefixMappings="xmlns:ns0='urn:microsoft-dynamics-nav/reports/Standard_Sales_Invoice/1306/'" w:xpath="/ns0:NavWordReportXmlPart[1]/ns0:Header[1]/ns0:CompanyAddress6[1]" w:storeItemID="{00000000-0000-0000-0000-000000000000}"/>
+            <w:dataBinding w:prefixMappings="&lt;xmlns:ns0='urn:microsoft-dynamics-nav/reports/Standard_Sales_Invoice/1306/' " w:xpath="/ns0:NavWordReportXmlPart[1]/ns0:Header[1]/ns0:CompanyAddress6[1]" w:storeItemID="{00000000-0000-0000-0000-000000000000}"/>
             <w15:color w:val="808080"/>
             <w:text/>
           </w:sdtPr>
+          <w:sdtEndPr/>
           <w:sdtContent>
             <w:tc>
               <w:tcPr>
@@ -657,18 +458,10 @@
               </w:tcPr>
               <w:p>
                 <w:pPr>
+                  <w:pStyle w:val="BCNumber"/>
                   <w:jc w:val="right"/>
-                  <w:rPr>
-                    <w:sz w:val="22"/>
-                    <w:szCs w:val="22"/>
-                  </w:rPr>
                 </w:pPr>
                 <w:r>
-                  <w:rPr>
-                    <w:rFonts w:cs="Segoe UI Semibold" w:asciiTheme="minorHAnsi" w:hAnsiTheme="minorHAnsi"/>
-                    <w:sz w:val="22"/>
-                    <w:szCs w:val="22"/>
-                  </w:rPr>
                   <w:t>CompanyAddress6</w:t>
                 </w:r>
               </w:p>
@@ -678,25 +471,22 @@
       </w:tr>
       <w:tr>
         <w:trPr>
+          <w:cantSplit/>
           <w:trHeight w:val="242"/>
         </w:trPr>
         <w:sdt>
           <w:sdtPr>
-            <w:rPr>
-              <w:rFonts w:cs="Segoe UI Semibold"/>
-              <w:sz w:val="22"/>
-              <w:szCs w:val="22"/>
-            </w:rPr>
             <w:alias w:val="CustomerAddress7"/>
             <w:tag w:val="#BC:InsertDataItem,DataItems/Header/CustomerAddress7"/>
-            <w:id w:val="2127339997"/>
+            <w:id w:val="1909269934"/>
             <w:placeholder>
-              <w:docPart w:val="DBA8D1994BA14EDE983E8BF90D492833"/>
+              <w:docPart w:val="A95132C5A19B4954B0D914D7C4CB9624"/>
             </w:placeholder>
-            <w:dataBinding w:prefixMappings="xmlns:ns0='urn:microsoft-dynamics-nav/reports/Standard_Sales_Invoice/1306/'" w:xpath="/ns0:NavWordReportXmlPart[1]/ns0:Header[1]/ns0:CustomerAddress7[1]" w:storeItemID="{00000000-0000-0000-0000-000000000000}"/>
+            <w:dataBinding w:prefixMappings="&lt;xmlns:ns0='urn:microsoft-dynamics-nav/reports/Standard_Sales_Invoice/1306/' " w:xpath="/ns0:NavWordReportXmlPart[1]/ns0:Header[1]/ns0:CustomerAddress7[1]" w:storeItemID="{00000000-0000-0000-0000-000000000000}"/>
             <w15:color w:val="808080"/>
             <w:text/>
           </w:sdtPr>
+          <w:sdtEndPr/>
           <w:sdtContent>
             <w:tc>
               <w:tcPr>
@@ -704,18 +494,9 @@
               </w:tcPr>
               <w:p>
                 <w:pPr>
-                  <w:rPr>
-                    <w:rFonts w:cs="Segoe UI Semibold" w:asciiTheme="minorHAnsi" w:hAnsiTheme="minorHAnsi"/>
-                    <w:sz w:val="22"/>
-                    <w:szCs w:val="22"/>
-                  </w:rPr>
+                  <w:pStyle w:val="NoSpacing"/>
                 </w:pPr>
                 <w:r>
-                  <w:rPr>
-                    <w:rFonts w:cs="Segoe UI Semibold" w:asciiTheme="minorHAnsi" w:hAnsiTheme="minorHAnsi"/>
-                    <w:sz w:val="22"/>
-                    <w:szCs w:val="22"/>
-                  </w:rPr>
                   <w:t>CustomerAddress7</w:t>
                 </w:r>
               </w:p>
@@ -728,31 +509,23 @@
           </w:tcPr>
           <w:p>
             <w:pPr>
-              <w:rPr>
-                <w:rFonts w:cs="Segoe UI Semibold" w:asciiTheme="minorHAnsi" w:hAnsiTheme="minorHAnsi"/>
-                <w:sz w:val="22"/>
-                <w:szCs w:val="22"/>
-              </w:rPr>
+              <w:pStyle w:val="NoSpacing"/>
             </w:pPr>
           </w:p>
         </w:tc>
         <w:sdt>
           <w:sdtPr>
-            <w:rPr>
-              <w:rFonts w:cs="Segoe UI Semibold"/>
-              <w:sz w:val="22"/>
-              <w:szCs w:val="22"/>
-            </w:rPr>
             <w:alias w:val="CompanyLegalOffice_Lbl"/>
             <w:tag w:val="#BC:InsertDataItem,DataItems/Header/CompanyLegalOffice_Lbl"/>
-            <w:id w:val="483044511"/>
+            <w:id w:val="-697853067"/>
             <w:placeholder>
-              <w:docPart w:val="DAC6490B21CA4214B8E6BACFA12DD1A3"/>
+              <w:docPart w:val="8473B72EB9934D168CD333FBB8EAB795"/>
             </w:placeholder>
-            <w:dataBinding w:prefixMappings="xmlns:ns0='urn:microsoft-dynamics-nav/reports/Standard_Sales_Invoice/1306/'" w:xpath="/ns0:NavWordReportXmlPart[1]/ns0:Header[1]/ns0:CompanyLegalOffice_Lbl[1]" w:storeItemID="{00000000-0000-0000-0000-000000000000}"/>
+            <w:dataBinding w:prefixMappings="&lt;xmlns:ns0='urn:microsoft-dynamics-nav/reports/Standard_Sales_Invoice/1306/' " w:xpath="/ns0:NavWordReportXmlPart[1]/ns0:Header[1]/ns0:CompanyLegalOffice_Lbl[1]" w:storeItemID="{00000000-0000-0000-0000-000000000000}"/>
             <w15:color w:val="808080"/>
             <w:text/>
           </w:sdtPr>
+          <w:sdtEndPr/>
           <w:sdtContent>
             <w:tc>
               <w:tcPr>
@@ -760,22 +533,12 @@
               </w:tcPr>
               <w:p>
                 <w:pPr>
+                  <w:pStyle w:val="BCNumber"/>
                   <w:jc w:val="right"/>
-                  <w:rPr>
-                    <w:sz w:val="22"/>
-                    <w:szCs w:val="22"/>
-                  </w:rPr>
                 </w:pPr>
-                <w:proofErr w:type="spellStart"/>
                 <w:r>
-                  <w:rPr>
-                    <w:rFonts w:cs="Segoe UI Semibold" w:asciiTheme="minorHAnsi" w:hAnsiTheme="minorHAnsi"/>
-                    <w:sz w:val="22"/>
-                    <w:szCs w:val="22"/>
-                  </w:rPr>
                   <w:t>CompanyLegalOffice_Lbl</w:t>
                 </w:r>
-                <w:proofErr w:type="spellEnd"/>
               </w:p>
             </w:tc>
           </w:sdtContent>
@@ -783,25 +546,22 @@
       </w:tr>
       <w:tr>
         <w:trPr>
+          <w:cantSplit/>
           <w:trHeight w:val="242"/>
         </w:trPr>
         <w:sdt>
           <w:sdtPr>
-            <w:rPr>
-              <w:rFonts w:cs="Segoe UI Semibold"/>
-              <w:sz w:val="22"/>
-              <w:szCs w:val="22"/>
-            </w:rPr>
             <w:alias w:val="CustomerAddress8"/>
             <w:tag w:val="#BC:InsertDataItem,DataItems/Header/CustomerAddress8"/>
-            <w:id w:val="-1986933782"/>
+            <w:id w:val="1082033481"/>
             <w:placeholder>
-              <w:docPart w:val="A21AD53D56754BD3A1054FD44803859F"/>
+              <w:docPart w:val="443E0C0C33A64F8AA861927BB605914E"/>
             </w:placeholder>
-            <w:dataBinding w:prefixMappings="xmlns:ns0='urn:microsoft-dynamics-nav/reports/Standard_Sales_Invoice/1306/'" w:xpath="/ns0:NavWordReportXmlPart[1]/ns0:Header[1]/ns0:CustomerAddress8[1]" w:storeItemID="{00000000-0000-0000-0000-000000000000}"/>
+            <w:dataBinding w:prefixMappings="&lt;xmlns:ns0='urn:microsoft-dynamics-nav/reports/Standard_Sales_Invoice/1306/' " w:xpath="/ns0:NavWordReportXmlPart[1]/ns0:Header[1]/ns0:CustomerAddress8[1]" w:storeItemID="{00000000-0000-0000-0000-000000000000}"/>
             <w15:color w:val="808080"/>
             <w:text/>
           </w:sdtPr>
+          <w:sdtEndPr/>
           <w:sdtContent>
             <w:tc>
               <w:tcPr>
@@ -809,18 +569,9 @@
               </w:tcPr>
               <w:p>
                 <w:pPr>
-                  <w:rPr>
-                    <w:rFonts w:cs="Segoe UI Semibold" w:asciiTheme="minorHAnsi" w:hAnsiTheme="minorHAnsi"/>
-                    <w:sz w:val="22"/>
-                    <w:szCs w:val="22"/>
-                  </w:rPr>
+                  <w:pStyle w:val="NoSpacing"/>
                 </w:pPr>
                 <w:r>
-                  <w:rPr>
-                    <w:rFonts w:cs="Segoe UI Semibold" w:asciiTheme="minorHAnsi" w:hAnsiTheme="minorHAnsi"/>
-                    <w:sz w:val="22"/>
-                    <w:szCs w:val="22"/>
-                  </w:rPr>
                   <w:t>CustomerAddress8</w:t>
                 </w:r>
               </w:p>
@@ -833,31 +584,23 @@
           </w:tcPr>
           <w:p>
             <w:pPr>
-              <w:rPr>
-                <w:rFonts w:cs="Segoe UI Semibold" w:asciiTheme="minorHAnsi" w:hAnsiTheme="minorHAnsi"/>
-                <w:sz w:val="22"/>
-                <w:szCs w:val="22"/>
-              </w:rPr>
+              <w:pStyle w:val="NoSpacing"/>
             </w:pPr>
           </w:p>
         </w:tc>
         <w:sdt>
           <w:sdtPr>
-            <w:rPr>
-              <w:rFonts w:cs="Segoe UI Semibold"/>
-              <w:sz w:val="22"/>
-              <w:szCs w:val="22"/>
-            </w:rPr>
             <w:alias w:val="CompanyLegalOffice"/>
             <w:tag w:val="#BC:InsertDataItem,DataItems/Header/CompanyLegalOffice"/>
-            <w:id w:val="-1993854372"/>
+            <w:id w:val="-1553376385"/>
             <w:placeholder>
-              <w:docPart w:val="33F694BABBD34C0BB4C23021962CF054"/>
+              <w:docPart w:val="83707EBF8E574BD4A7397C6BC4733931"/>
             </w:placeholder>
-            <w:dataBinding w:prefixMappings="xmlns:ns0='urn:microsoft-dynamics-nav/reports/Standard_Sales_Invoice/1306/'" w:xpath="/ns0:NavWordReportXmlPart[1]/ns0:Header[1]/ns0:CompanyLegalOffice[1]" w:storeItemID="{00000000-0000-0000-0000-000000000000}"/>
+            <w:dataBinding w:prefixMappings="&lt;xmlns:ns0='urn:microsoft-dynamics-nav/reports/Standard_Sales_Invoice/1306/' " w:xpath="/ns0:NavWordReportXmlPart[1]/ns0:Header[1]/ns0:CompanyLegalOffice[1]" w:storeItemID="{00000000-0000-0000-0000-000000000000}"/>
             <w15:color w:val="808080"/>
             <w:text/>
           </w:sdtPr>
+          <w:sdtEndPr/>
           <w:sdtContent>
             <w:tc>
               <w:tcPr>
@@ -865,22 +608,12 @@
               </w:tcPr>
               <w:p>
                 <w:pPr>
+                  <w:pStyle w:val="BCNumber"/>
                   <w:jc w:val="right"/>
-                  <w:rPr>
-                    <w:sz w:val="22"/>
-                    <w:szCs w:val="22"/>
-                  </w:rPr>
                 </w:pPr>
-                <w:proofErr w:type="spellStart"/>
                 <w:r>
-                  <w:rPr>
-                    <w:rFonts w:cs="Segoe UI Semibold" w:asciiTheme="minorHAnsi" w:hAnsiTheme="minorHAnsi"/>
-                    <w:sz w:val="22"/>
-                    <w:szCs w:val="22"/>
-                  </w:rPr>
                   <w:t>CompanyLegalOffice</w:t>
                 </w:r>
-                <w:proofErr w:type="spellEnd"/>
               </w:p>
             </w:tc>
           </w:sdtContent>
@@ -890,339 +623,219 @@
     <w:p>
       <w:pPr>
         <w:spacing w:after="0" w:line="276" w:lineRule="auto"/>
-        <w:rPr>
-          <w:sz w:val="22"/>
-          <w:szCs w:val="22"/>
-        </w:rPr>
+      </w:pPr>
+    </w:p>
+    <w:p>
+      <w:pPr>
+        <w:spacing w:after="0" w:line="276" w:lineRule="auto"/>
       </w:pPr>
     </w:p>
     <w:tbl>
       <w:tblPr>
-        <w:tblStyle w:val="TableGrid2"/>
-        <w:tblW w:w="10498" w:type="dxa"/>
-        <w:tblBorders>
-          <w:top w:val="none" w:color="auto" w:sz="0" w:space="0"/>
-          <w:left w:val="none" w:color="auto" w:sz="0" w:space="0"/>
-          <w:bottom w:val="none" w:color="auto" w:sz="0" w:space="0"/>
-          <w:right w:val="none" w:color="auto" w:sz="0" w:space="0"/>
-          <w:insideH w:val="none" w:color="auto" w:sz="0" w:space="0"/>
-          <w:insideV w:val="none" w:color="auto" w:sz="0" w:space="0"/>
-        </w:tblBorders>
-        <w:tblLayout w:type="fixed"/>
-        <w:tblCellMar>
-          <w:left w:w="0" w:type="dxa"/>
-          <w:right w:w="0" w:type="dxa"/>
-        </w:tblCellMar>
-        <w:tblLook w:val="04A0" w:firstRow="1" w:lastRow="0" w:firstColumn="1" w:lastColumn="0" w:noHBand="0" w:noVBand="1"/>
+        <w:tblStyle w:val="BCBlockTable"/>
+        <w:tblW w:w="5000" w:type="pct"/>
+        <w:tblLook w:val="0620" w:firstRow="1" w:lastRow="0" w:firstColumn="0" w:lastColumn="0" w:noHBand="1" w:noVBand="1"/>
         <w:tblCaption w:val="Document Information Block"/>
+        <w:tblDescription w:val="Layout table. Used for positioning, not for tabular data."/>
       </w:tblPr>
       <w:tblGrid>
-        <w:gridCol w:w="2625"/>
-        <w:gridCol w:w="2624"/>
-        <w:gridCol w:w="2624"/>
-        <w:gridCol w:w="2625"/>
+        <w:gridCol w:w="2507"/>
+        <w:gridCol w:w="2507"/>
+        <w:gridCol w:w="2972"/>
+        <w:gridCol w:w="2508"/>
       </w:tblGrid>
       <w:tr>
         <w:trPr>
+          <w:cnfStyle w:val="100000000000" w:firstRow="1" w:lastRow="0" w:firstColumn="0" w:lastColumn="0" w:oddVBand="0" w:evenVBand="0" w:oddHBand="0" w:evenHBand="0" w:firstRowFirstColumn="0" w:firstRowLastColumn="0" w:lastRowFirstColumn="0" w:lastRowLastColumn="0"/>
+          <w:cantSplit/>
           <w:trHeight w:val="254"/>
         </w:trPr>
         <w:sdt>
           <w:sdtPr>
-            <w:rPr>
-              <w:rFonts w:ascii="Segoe UI Semibold" w:hAnsi="Segoe UI Semibold" w:eastAsia="Segoe UI" w:cs="Segoe UI Semibold"/>
-              <w:sz w:val="22"/>
-              <w:szCs w:val="22"/>
-            </w:rPr>
             <w:alias w:val="DocumentDate_Lbl"/>
             <w:tag w:val="#BC:InsertDataItem,DataItems/Header/DocumentDate_Lbl"/>
             <w:id w:val="-327983117"/>
             <w:placeholder>
               <w:docPart w:val="AE11798D8BFD433A914E5ADBD37E7564"/>
             </w:placeholder>
-            <w:dataBinding w:prefixMappings="xmlns:ns0='urn:microsoft-dynamics-nav/reports/Standard_Sales_Invoice/1306/'" w:xpath="/ns0:NavWordReportXmlPart[1]/ns0:Header[1]/ns0:DocumentDate_Lbl[1]" w:storeItemID="{00000000-0000-0000-0000-000000000000}"/>
+            <w:dataBinding w:prefixMappings="&lt;xmlns:ns0='urn:microsoft-dynamics-nav/reports/Standard_Sales_Invoice/1306/' " w:xpath="/ns0:NavWordReportXmlPart[1]/ns0:Header[1]/ns0:DocumentDate_Lbl[1]" w:storeItemID="{00000000-0000-0000-0000-000000000000}"/>
             <w15:color w:val="808080"/>
             <w:text/>
           </w:sdtPr>
+          <w:sdtEndPr/>
           <w:sdtContent>
             <w:tc>
               <w:tcPr>
-                <w:tcW w:w="2625" w:type="dxa"/>
+                <w:tcW w:w="1250" w:type="pct"/>
               </w:tcPr>
               <w:p>
                 <w:pPr>
-                  <w:pStyle w:val="Heading2"/>
-                  <w:rPr>
-                    <w:rFonts w:ascii="Segoe UI Semibold" w:hAnsi="Segoe UI Semibold" w:eastAsia="Segoe UI" w:cs="Segoe UI Semibold"/>
-                    <w:sz w:val="22"/>
-                    <w:szCs w:val="22"/>
-                  </w:rPr>
+                  <w:pStyle w:val="BCLabel"/>
                 </w:pPr>
-                <w:proofErr w:type="spellStart"/>
                 <w:r>
-                  <w:rPr>
-                    <w:rFonts w:ascii="Segoe UI Semibold" w:hAnsi="Segoe UI Semibold" w:eastAsia="Segoe UI" w:cs="Segoe UI Semibold"/>
-                    <w:sz w:val="22"/>
-                    <w:szCs w:val="22"/>
-                  </w:rPr>
                   <w:t>DocumentDate_Lbl</w:t>
                 </w:r>
-                <w:proofErr w:type="spellEnd"/>
               </w:p>
             </w:tc>
           </w:sdtContent>
         </w:sdt>
         <w:sdt>
           <w:sdtPr>
-            <w:rPr>
-              <w:rFonts w:ascii="Segoe UI Semibold" w:hAnsi="Segoe UI Semibold" w:eastAsia="Segoe UI" w:cs="Segoe UI Semibold"/>
-              <w:sz w:val="22"/>
-              <w:szCs w:val="22"/>
-            </w:rPr>
             <w:alias w:val="DueDate_Lbl"/>
             <w:tag w:val="#BC:InsertDataItem,DataItems/Header/DueDate_Lbl"/>
             <w:id w:val="755092455"/>
-            <w:dataBinding w:prefixMappings="xmlns:ns0='urn:microsoft-dynamics-nav/reports/Standard_Sales_Invoice/1306/'" w:xpath="/ns0:NavWordReportXmlPart[1]/ns0:Header[1]/ns0:DueDate_Lbl[1]" w:storeItemID="{00000000-0000-0000-0000-000000000000}"/>
+            <w:dataBinding w:prefixMappings="&lt;xmlns:ns0='urn:microsoft-dynamics-nav/reports/Standard_Sales_Invoice/1306/' " w:xpath="/ns0:NavWordReportXmlPart[1]/ns0:Header[1]/ns0:DueDate_Lbl[1]" w:storeItemID="{00000000-0000-0000-0000-000000000000}"/>
             <w15:color w:val="808080"/>
             <w:text/>
           </w:sdtPr>
+          <w:sdtEndPr/>
           <w:sdtContent>
             <w:tc>
               <w:tcPr>
-                <w:tcW w:w="2624" w:type="dxa"/>
+                <w:tcW w:w="1250" w:type="pct"/>
               </w:tcPr>
               <w:p>
                 <w:pPr>
-                  <w:pStyle w:val="Heading2"/>
-                  <w:rPr>
-                    <w:rFonts w:ascii="Segoe UI Semibold" w:hAnsi="Segoe UI Semibold" w:eastAsia="Segoe UI" w:cs="Segoe UI Semibold"/>
-                    <w:sz w:val="22"/>
-                    <w:szCs w:val="22"/>
-                  </w:rPr>
+                  <w:pStyle w:val="BCLabel"/>
                 </w:pPr>
-                <w:proofErr w:type="spellStart"/>
                 <w:r>
-                  <w:rPr>
-                    <w:rFonts w:ascii="Segoe UI Semibold" w:hAnsi="Segoe UI Semibold" w:eastAsia="Segoe UI" w:cs="Segoe UI Semibold"/>
-                    <w:sz w:val="22"/>
-                    <w:szCs w:val="22"/>
-                  </w:rPr>
                   <w:t>DueDate_Lbl</w:t>
                 </w:r>
-                <w:proofErr w:type="spellEnd"/>
               </w:p>
             </w:tc>
           </w:sdtContent>
         </w:sdt>
         <w:sdt>
           <w:sdtPr>
-            <w:rPr>
-              <w:rFonts w:ascii="Segoe UI Semibold" w:hAnsi="Segoe UI Semibold" w:eastAsia="Segoe UI" w:cs="Segoe UI Semibold"/>
-              <w:sz w:val="22"/>
-              <w:szCs w:val="22"/>
-            </w:rPr>
             <w:alias w:val="PaymentTermsDescription_Lbl"/>
             <w:tag w:val="#BC:InsertDataItem,DataItems/Header/PaymentTermsDescription_Lbl"/>
             <w:id w:val="-165563059"/>
-            <w:dataBinding w:prefixMappings="xmlns:ns0='urn:microsoft-dynamics-nav/reports/Standard_Sales_Invoice/1306/'" w:xpath="/ns0:NavWordReportXmlPart[1]/ns0:Header[1]/ns0:PaymentTermsDescription_Lbl[1]" w:storeItemID="{00000000-0000-0000-0000-000000000000}"/>
+            <w:dataBinding w:prefixMappings="&lt;xmlns:ns0='urn:microsoft-dynamics-nav/reports/Standard_Sales_Invoice/1306/' " w:xpath="/ns0:NavWordReportXmlPart[1]/ns0:Header[1]/ns0:PaymentTermsDescription_Lbl[1]" w:storeItemID="{00000000-0000-0000-0000-000000000000}"/>
             <w15:color w:val="808080"/>
             <w:text/>
           </w:sdtPr>
+          <w:sdtEndPr/>
           <w:sdtContent>
             <w:tc>
               <w:tcPr>
-                <w:tcW w:w="2624" w:type="dxa"/>
+                <w:tcW w:w="1250" w:type="pct"/>
               </w:tcPr>
               <w:p>
                 <w:pPr>
-                  <w:pStyle w:val="Heading2"/>
-                  <w:rPr>
-                    <w:rFonts w:ascii="Segoe UI Semibold" w:hAnsi="Segoe UI Semibold" w:eastAsia="Segoe UI" w:cs="Segoe UI Semibold"/>
-                    <w:sz w:val="22"/>
-                    <w:szCs w:val="22"/>
-                  </w:rPr>
+                  <w:pStyle w:val="BCLabel"/>
                 </w:pPr>
-                <w:proofErr w:type="spellStart"/>
                 <w:r>
-                  <w:rPr>
-                    <w:rFonts w:ascii="Segoe UI Semibold" w:hAnsi="Segoe UI Semibold" w:eastAsia="Segoe UI" w:cs="Segoe UI Semibold"/>
-                    <w:sz w:val="22"/>
-                    <w:szCs w:val="22"/>
-                  </w:rPr>
                   <w:t>PaymentTermsDescription_Lbl</w:t>
                 </w:r>
-                <w:proofErr w:type="spellEnd"/>
               </w:p>
             </w:tc>
           </w:sdtContent>
         </w:sdt>
         <w:tc>
           <w:tcPr>
-            <w:tcW w:w="2625" w:type="dxa"/>
+            <w:tcW w:w="1250" w:type="pct"/>
           </w:tcPr>
           <w:p>
             <w:pPr>
+              <w:pStyle w:val="NoSpacing"/>
               <w:spacing w:line="276" w:lineRule="auto"/>
-              <w:rPr>
-                <w:rFonts w:ascii="Segoe UI Semibold" w:hAnsi="Segoe UI Semibold" w:cs="Segoe UI Semibold"/>
-                <w:color w:val="242424"/>
-                <w:sz w:val="22"/>
-                <w:szCs w:val="22"/>
-              </w:rPr>
             </w:pPr>
           </w:p>
         </w:tc>
       </w:tr>
       <w:tr>
         <w:trPr>
+          <w:cantSplit/>
           <w:trHeight w:val="242"/>
         </w:trPr>
         <w:sdt>
           <w:sdtPr>
-            <w:rPr>
-              <w:rFonts w:cs="Segoe UI"/>
-              <w:color w:val="242424"/>
-              <w:sz w:val="22"/>
-              <w:szCs w:val="22"/>
-            </w:rPr>
             <w:alias w:val="DocumentDate"/>
             <w:tag w:val="#BC:InsertDataItem,DataItems/Header/DocumentDate"/>
             <w:id w:val="-1904278032"/>
             <w:placeholder>
               <w:docPart w:val="AE11798D8BFD433A914E5ADBD37E7564"/>
             </w:placeholder>
-            <w:dataBinding w:prefixMappings="xmlns:ns0='urn:microsoft-dynamics-nav/reports/Standard_Sales_Invoice/1306/'" w:xpath="/ns0:NavWordReportXmlPart[1]/ns0:Header[1]/ns0:DocumentDate[1]" w:storeItemID="{00000000-0000-0000-0000-000000000000}"/>
+            <w:dataBinding w:prefixMappings="&lt;xmlns:ns0='urn:microsoft-dynamics-nav/reports/Standard_Sales_Invoice/1306/' " w:xpath="/ns0:NavWordReportXmlPart[1]/ns0:Header[1]/ns0:DocumentDate[1]" w:storeItemID="{00000000-0000-0000-0000-000000000000}"/>
             <w15:color w:val="808080"/>
             <w:text/>
           </w:sdtPr>
+          <w:sdtEndPr/>
           <w:sdtContent>
             <w:tc>
               <w:tcPr>
-                <w:tcW w:w="2625" w:type="dxa"/>
+                <w:tcW w:w="1250" w:type="pct"/>
               </w:tcPr>
               <w:p>
                 <w:pPr>
-                  <w:rPr>
-                    <w:rFonts w:cs="Segoe UI"/>
-                    <w:color w:val="242424"/>
-                    <w:sz w:val="22"/>
-                    <w:szCs w:val="22"/>
-                  </w:rPr>
+                  <w:pStyle w:val="NoSpacing"/>
                 </w:pPr>
-                <w:proofErr w:type="spellStart"/>
                 <w:r>
-                  <w:rPr>
-                    <w:rFonts w:cs="Segoe UI"/>
-                    <w:color w:val="242424"/>
-                    <w:sz w:val="22"/>
-                    <w:szCs w:val="22"/>
-                  </w:rPr>
                   <w:t>DocumentDate</w:t>
                 </w:r>
-                <w:proofErr w:type="spellEnd"/>
               </w:p>
             </w:tc>
           </w:sdtContent>
         </w:sdt>
         <w:sdt>
           <w:sdtPr>
-            <w:rPr>
-              <w:rFonts w:cs="Segoe UI"/>
-              <w:color w:val="242424"/>
-              <w:sz w:val="22"/>
-              <w:szCs w:val="22"/>
-            </w:rPr>
             <w:alias w:val="DueDate"/>
             <w:tag w:val="#BC:InsertDataItem,DataItems/Header/DueDate"/>
             <w:id w:val="1511642603"/>
-            <w:dataBinding w:prefixMappings="xmlns:ns0='urn:microsoft-dynamics-nav/reports/Standard_Sales_Invoice/1306/'" w:xpath="/ns0:NavWordReportXmlPart[1]/ns0:Header[1]/ns0:DueDate[1]" w:storeItemID="{00000000-0000-0000-0000-000000000000}"/>
+            <w:dataBinding w:prefixMappings="&lt;xmlns:ns0='urn:microsoft-dynamics-nav/reports/Standard_Sales_Invoice/1306/' " w:xpath="/ns0:NavWordReportXmlPart[1]/ns0:Header[1]/ns0:DueDate[1]" w:storeItemID="{00000000-0000-0000-0000-000000000000}"/>
             <w15:color w:val="808080"/>
             <w:text/>
           </w:sdtPr>
+          <w:sdtEndPr/>
           <w:sdtContent>
             <w:tc>
               <w:tcPr>
-                <w:tcW w:w="2624" w:type="dxa"/>
+                <w:tcW w:w="1250" w:type="pct"/>
               </w:tcPr>
               <w:p>
                 <w:pPr>
-                  <w:rPr>
-                    <w:rFonts w:cs="Segoe UI"/>
-                    <w:color w:val="242424"/>
-                    <w:sz w:val="22"/>
-                    <w:szCs w:val="22"/>
-                  </w:rPr>
+                  <w:pStyle w:val="NoSpacing"/>
                 </w:pPr>
-                <w:proofErr w:type="spellStart"/>
                 <w:r>
-                  <w:rPr>
-                    <w:rFonts w:cs="Segoe UI"/>
-                    <w:color w:val="242424"/>
-                    <w:sz w:val="22"/>
-                    <w:szCs w:val="22"/>
-                  </w:rPr>
                   <w:t>DueDate</w:t>
                 </w:r>
-                <w:proofErr w:type="spellEnd"/>
               </w:p>
             </w:tc>
           </w:sdtContent>
         </w:sdt>
         <w:sdt>
           <w:sdtPr>
-            <w:rPr>
-              <w:rFonts w:cs="Segoe UI"/>
-              <w:color w:val="242424"/>
-              <w:sz w:val="22"/>
-              <w:szCs w:val="22"/>
-            </w:rPr>
             <w:alias w:val="PaymentTermsDescription"/>
             <w:tag w:val="#BC:InsertDataItem,DataItems/Header/PaymentTermsDescription"/>
             <w:id w:val="-1513372881"/>
-            <w:dataBinding w:prefixMappings="xmlns:ns0='urn:microsoft-dynamics-nav/reports/Standard_Sales_Invoice/1306/'" w:xpath="/ns0:NavWordReportXmlPart[1]/ns0:Header[1]/ns0:PaymentTermsDescription[1]" w:storeItemID="{00000000-0000-0000-0000-000000000000}"/>
+            <w:dataBinding w:prefixMappings="&lt;xmlns:ns0='urn:microsoft-dynamics-nav/reports/Standard_Sales_Invoice/1306/' " w:xpath="/ns0:NavWordReportXmlPart[1]/ns0:Header[1]/ns0:PaymentTermsDescription[1]" w:storeItemID="{00000000-0000-0000-0000-000000000000}"/>
             <w15:color w:val="808080"/>
             <w:text/>
           </w:sdtPr>
+          <w:sdtEndPr/>
           <w:sdtContent>
             <w:tc>
               <w:tcPr>
-                <w:tcW w:w="2624" w:type="dxa"/>
+                <w:tcW w:w="1250" w:type="pct"/>
               </w:tcPr>
               <w:p>
                 <w:pPr>
-                  <w:rPr>
-                    <w:rFonts w:cs="Segoe UI"/>
-                    <w:color w:val="242424"/>
-                    <w:sz w:val="22"/>
-                    <w:szCs w:val="22"/>
-                  </w:rPr>
+                  <w:pStyle w:val="NoSpacing"/>
                 </w:pPr>
-                <w:proofErr w:type="spellStart"/>
                 <w:r>
-                  <w:rPr>
-                    <w:rFonts w:cs="Segoe UI"/>
-                    <w:color w:val="242424"/>
-                    <w:sz w:val="22"/>
-                    <w:szCs w:val="22"/>
-                  </w:rPr>
                   <w:t>PaymentTermsDescription</w:t>
                 </w:r>
-                <w:proofErr w:type="spellEnd"/>
               </w:p>
             </w:tc>
           </w:sdtContent>
         </w:sdt>
         <w:tc>
           <w:tcPr>
-            <w:tcW w:w="2625" w:type="dxa"/>
+            <w:tcW w:w="1250" w:type="pct"/>
           </w:tcPr>
           <w:p>
             <w:pPr>
-              <w:rPr>
-                <w:rFonts w:ascii="Segoe UI" w:hAnsi="Segoe UI" w:cs="Segoe UI"/>
-                <w:color w:val="242424"/>
-                <w:sz w:val="22"/>
-                <w:szCs w:val="22"/>
-              </w:rPr>
+              <w:pStyle w:val="NoSpacing"/>
             </w:pPr>
           </w:p>
         </w:tc>
@@ -1232,31 +845,27 @@
       <w:pPr>
         <w:spacing w:after="0" w:line="240" w:lineRule="auto"/>
         <w:rPr>
-          <w:rFonts w:ascii="Segoe UI" w:hAnsi="Segoe UI" w:eastAsia="Segoe UI" w:cs="Segoe UI"/>
-          <w:color w:val="242424"/>
-          <w:sz w:val="22"/>
-          <w:szCs w:val="22"/>
           <w:lang w:val="da-DK" w:eastAsia="en-US"/>
         </w:rPr>
       </w:pPr>
     </w:p>
     <w:tbl>
       <w:tblPr>
-        <w:tblStyle w:val="CLSequoiatablestyle0211"/>
-        <w:tblW w:w="10497" w:type="dxa"/>
-        <w:tblLayout w:type="fixed"/>
-        <w:tblLook w:val="04A0" w:firstRow="1" w:lastRow="0" w:firstColumn="1" w:lastColumn="0" w:noHBand="0" w:noVBand="1"/>
+        <w:tblStyle w:val="BCDataTable"/>
+        <w:tblW w:w="5000" w:type="pct"/>
+        <w:tblLook w:val="0420" w:firstRow="1" w:lastRow="0" w:firstColumn="0" w:lastColumn="0" w:noHBand="0" w:noVBand="1"/>
         <w:tblCaption w:val="Data Table Block"/>
+        <w:tblDescription w:val="Layout table. Used for positioning, not for tabular data."/>
       </w:tblPr>
       <w:tblGrid>
-        <w:gridCol w:w="900"/>
-        <w:gridCol w:w="2253"/>
-        <w:gridCol w:w="1166"/>
-        <w:gridCol w:w="806"/>
-        <w:gridCol w:w="1440"/>
-        <w:gridCol w:w="1354"/>
-        <w:gridCol w:w="994"/>
-        <w:gridCol w:w="1584"/>
+        <w:gridCol w:w="1172"/>
+        <w:gridCol w:w="1398"/>
+        <w:gridCol w:w="1230"/>
+        <w:gridCol w:w="1129"/>
+        <w:gridCol w:w="973"/>
+        <w:gridCol w:w="2010"/>
+        <w:gridCol w:w="1151"/>
+        <w:gridCol w:w="1431"/>
       </w:tblGrid>
       <w:tr>
         <w:trPr>
@@ -1265,398 +874,214 @@
         </w:trPr>
         <w:tc>
           <w:tcPr>
-            <w:cnfStyle w:val="001000000000" w:firstRow="0" w:lastRow="0" w:firstColumn="1" w:lastColumn="0" w:oddVBand="0" w:evenVBand="0" w:oddHBand="0" w:evenHBand="0" w:firstRowFirstColumn="0" w:firstRowLastColumn="0" w:lastRowFirstColumn="0" w:lastRowLastColumn="0"/>
-            <w:tcW w:w="900" w:type="dxa"/>
+            <w:tcW w:w="429" w:type="pct"/>
           </w:tcPr>
           <w:sdt>
             <w:sdtPr>
-              <w:rPr>
-                <w:rFonts w:ascii="Segoe UI Semibold" w:hAnsi="Segoe UI Semibold" w:eastAsia="Times New Roman" w:cs="Segoe UI Semibold"/>
-                <w:b w:val="0"/>
-                <w:bCs w:val="0"/>
-                <w:sz w:val="22"/>
-                <w:szCs w:val="22"/>
-              </w:rPr>
               <w:alias w:val="ItemNo_Line_Lbl"/>
               <w:tag w:val="#BC:InsertDataItem,DataItems/Header/Line/ItemNo_Line_Lbl"/>
               <w:id w:val="2050642905"/>
-              <w:dataBinding w:prefixMappings="xmlns:ns0='urn:microsoft-dynamics-nav/reports/Standard_Sales_Invoice/1306/'" w:xpath="/ns0:NavWordReportXmlPart[1]/ns0:Header[1]/ns0:Line[1]/ns0:ItemNo_Line_Lbl[1]" w:storeItemID="{00000000-0000-0000-0000-000000000000}"/>
+              <w:dataBinding w:prefixMappings="&lt;xmlns:ns0='urn:microsoft-dynamics-nav/reports/Standard_Sales_Invoice/1306/' " w:xpath="/ns0:NavWordReportXmlPart[1]/ns0:Header[1]/ns0:Line[1]/ns0:ItemNo_Line_Lbl[1]" w:storeItemID="{00000000-0000-0000-0000-000000000000}"/>
               <w15:color w:val="808080"/>
               <w:text/>
             </w:sdtPr>
+            <w:sdtEndPr/>
             <w:sdtContent>
               <w:p>
                 <w:pPr>
-                  <w:pStyle w:val="Heading2"/>
-                  <w:rPr>
-                    <w:rFonts w:ascii="Segoe UI Semibold" w:hAnsi="Segoe UI Semibold" w:eastAsia="Times New Roman" w:cs="Segoe UI Semibold"/>
-                    <w:b w:val="0"/>
-                    <w:bCs w:val="0"/>
-                    <w:sz w:val="22"/>
-                    <w:szCs w:val="22"/>
-                  </w:rPr>
+                  <w:pStyle w:val="BCLabel"/>
                 </w:pPr>
-                <w:proofErr w:type="spellStart"/>
                 <w:r>
-                  <w:rPr>
-                    <w:rFonts w:ascii="Segoe UI Semibold" w:hAnsi="Segoe UI Semibold" w:eastAsia="Times New Roman" w:cs="Segoe UI Semibold"/>
-                    <w:b w:val="0"/>
-                    <w:bCs w:val="0"/>
-                    <w:sz w:val="22"/>
-                    <w:szCs w:val="22"/>
-                  </w:rPr>
                   <w:t>ItemNo_Line_Lbl</w:t>
                 </w:r>
-                <w:proofErr w:type="spellEnd"/>
               </w:p>
             </w:sdtContent>
           </w:sdt>
         </w:tc>
         <w:sdt>
           <w:sdtPr>
-            <w:rPr>
-              <w:rFonts w:ascii="Segoe UI Semibold" w:hAnsi="Segoe UI Semibold" w:eastAsia="Times New Roman" w:cs="Segoe UI Semibold"/>
-              <w:b w:val="0"/>
-              <w:bCs w:val="0"/>
-              <w:sz w:val="22"/>
-              <w:szCs w:val="22"/>
-            </w:rPr>
             <w:alias w:val="Description_Line_Lbl"/>
             <w:tag w:val="#BC:InsertDataItem,DataItems/Header/Line/Description_Line_Lbl"/>
             <w:id w:val="55748171"/>
-            <w:dataBinding w:prefixMappings="xmlns:ns0='urn:microsoft-dynamics-nav/reports/Standard_Sales_Invoice/1306/'" w:xpath="/ns0:NavWordReportXmlPart[1]/ns0:Header[1]/ns0:Line[1]/ns0:Description_Line_Lbl[1]" w:storeItemID="{00000000-0000-0000-0000-000000000000}"/>
+            <w:dataBinding w:prefixMappings="&lt;xmlns:ns0='urn:microsoft-dynamics-nav/reports/Standard_Sales_Invoice/1306/' " w:xpath="/ns0:NavWordReportXmlPart[1]/ns0:Header[1]/ns0:Line[1]/ns0:Description_Line_Lbl[1]" w:storeItemID="{00000000-0000-0000-0000-000000000000}"/>
             <w15:color w:val="808080"/>
             <w:text/>
           </w:sdtPr>
+          <w:sdtEndPr/>
           <w:sdtContent>
             <w:tc>
               <w:tcPr>
-                <w:tcW w:w="2253" w:type="dxa"/>
+                <w:tcW w:w="1073" w:type="pct"/>
               </w:tcPr>
               <w:p>
                 <w:pPr>
-                  <w:pStyle w:val="Heading2"/>
-                  <w:cnfStyle w:val="100000000000" w:firstRow="1" w:lastRow="0" w:firstColumn="0" w:lastColumn="0" w:oddVBand="0" w:evenVBand="0" w:oddHBand="0" w:evenHBand="0" w:firstRowFirstColumn="0" w:firstRowLastColumn="0" w:lastRowFirstColumn="0" w:lastRowLastColumn="0"/>
-                  <w:rPr>
-                    <w:rFonts w:ascii="Segoe UI Semibold" w:hAnsi="Segoe UI Semibold" w:eastAsia="Times New Roman" w:cs="Segoe UI Semibold"/>
-                    <w:b w:val="0"/>
-                    <w:bCs w:val="0"/>
-                    <w:sz w:val="22"/>
-                    <w:szCs w:val="22"/>
-                  </w:rPr>
+                  <w:pStyle w:val="BCLabel"/>
                 </w:pPr>
-                <w:proofErr w:type="spellStart"/>
                 <w:r>
-                  <w:rPr>
-                    <w:rFonts w:ascii="Segoe UI Semibold" w:hAnsi="Segoe UI Semibold" w:eastAsia="Times New Roman" w:cs="Segoe UI Semibold"/>
-                    <w:b w:val="0"/>
-                    <w:bCs w:val="0"/>
-                    <w:sz w:val="22"/>
-                    <w:szCs w:val="22"/>
-                  </w:rPr>
                   <w:t>Description_Line_Lbl</w:t>
                 </w:r>
-                <w:proofErr w:type="spellEnd"/>
               </w:p>
             </w:tc>
           </w:sdtContent>
         </w:sdt>
         <w:sdt>
           <w:sdtPr>
-            <w:rPr>
-              <w:rFonts w:ascii="Segoe UI Semibold" w:hAnsi="Segoe UI Semibold" w:eastAsia="Times New Roman" w:cs="Segoe UI Semibold"/>
-              <w:b w:val="0"/>
-              <w:bCs w:val="0"/>
-              <w:sz w:val="22"/>
-              <w:szCs w:val="22"/>
-            </w:rPr>
             <w:alias w:val="Quantity_Line_Lbl"/>
             <w:tag w:val="#BC:InsertDataItem,DataItems/Header/Line/Quantity_Line_Lbl"/>
             <w:id w:val="-278416351"/>
-            <w:dataBinding w:prefixMappings="xmlns:ns0='urn:microsoft-dynamics-nav/reports/Standard_Sales_Invoice/1306/'" w:xpath="/ns0:NavWordReportXmlPart[1]/ns0:Header[1]/ns0:Line[1]/ns0:Quantity_Line_Lbl[1]" w:storeItemID="{00000000-0000-0000-0000-000000000000}"/>
+            <w:dataBinding w:prefixMappings="&lt;xmlns:ns0='urn:microsoft-dynamics-nav/reports/Standard_Sales_Invoice/1306/' " w:xpath="/ns0:NavWordReportXmlPart[1]/ns0:Header[1]/ns0:Line[1]/ns0:Quantity_Line_Lbl[1]" w:storeItemID="{00000000-0000-0000-0000-000000000000}"/>
             <w15:color w:val="808080"/>
             <w:text/>
           </w:sdtPr>
+          <w:sdtEndPr/>
           <w:sdtContent>
             <w:tc>
               <w:tcPr>
-                <w:tcW w:w="1166" w:type="dxa"/>
+                <w:tcW w:w="555" w:type="pct"/>
               </w:tcPr>
               <w:p>
                 <w:pPr>
-                  <w:pStyle w:val="Heading2"/>
-                  <w:cnfStyle w:val="100000000000" w:firstRow="1" w:lastRow="0" w:firstColumn="0" w:lastColumn="0" w:oddVBand="0" w:evenVBand="0" w:oddHBand="0" w:evenHBand="0" w:firstRowFirstColumn="0" w:firstRowLastColumn="0" w:lastRowFirstColumn="0" w:lastRowLastColumn="0"/>
-                  <w:rPr>
-                    <w:rFonts w:ascii="Segoe UI Semibold" w:hAnsi="Segoe UI Semibold" w:eastAsia="Times New Roman" w:cs="Segoe UI Semibold"/>
-                    <w:b w:val="0"/>
-                    <w:bCs w:val="0"/>
-                    <w:sz w:val="22"/>
-                    <w:szCs w:val="22"/>
-                  </w:rPr>
+                  <w:pStyle w:val="BCLabel"/>
                 </w:pPr>
-                <w:proofErr w:type="spellStart"/>
                 <w:r>
-                  <w:rPr>
-                    <w:rFonts w:ascii="Segoe UI Semibold" w:hAnsi="Segoe UI Semibold" w:eastAsia="Times New Roman" w:cs="Segoe UI Semibold"/>
-                    <w:b w:val="0"/>
-                    <w:bCs w:val="0"/>
-                    <w:sz w:val="22"/>
-                    <w:szCs w:val="22"/>
-                  </w:rPr>
                   <w:t>Quantity_Line_Lbl</w:t>
                 </w:r>
-                <w:proofErr w:type="spellEnd"/>
               </w:p>
             </w:tc>
           </w:sdtContent>
         </w:sdt>
         <w:sdt>
           <w:sdtPr>
-            <w:rPr>
-              <w:rFonts w:ascii="Segoe UI Semibold" w:hAnsi="Segoe UI Semibold" w:eastAsia="Times New Roman" w:cs="Segoe UI Semibold"/>
-              <w:b w:val="0"/>
-              <w:bCs w:val="0"/>
-              <w:sz w:val="22"/>
-              <w:szCs w:val="22"/>
-            </w:rPr>
             <w:alias w:val="Unit_Lbl"/>
             <w:tag w:val="#BC:InsertDataItem,DataItems/Header/Line/Unit_Lbl"/>
             <w:id w:val="-2016299816"/>
             <w:placeholder>
               <w:docPart w:val="AE11798D8BFD433A914E5ADBD37E7564"/>
             </w:placeholder>
-            <w:dataBinding w:prefixMappings="xmlns:ns0='urn:microsoft-dynamics-nav/reports/Standard_Sales_Invoice/1306/'" w:xpath="/ns0:NavWordReportXmlPart[1]/ns0:Header[1]/ns0:Line[1]/ns0:Unit_Lbl[1]" w:storeItemID="{00000000-0000-0000-0000-000000000000}"/>
+            <w:dataBinding w:prefixMappings="&lt;xmlns:ns0='urn:microsoft-dynamics-nav/reports/Standard_Sales_Invoice/1306/' " w:xpath="/ns0:NavWordReportXmlPart[1]/ns0:Header[1]/ns0:Line[1]/ns0:Unit_Lbl[1]" w:storeItemID="{00000000-0000-0000-0000-000000000000}"/>
             <w15:color w:val="808080"/>
             <w:text/>
           </w:sdtPr>
+          <w:sdtEndPr/>
           <w:sdtContent>
             <w:tc>
               <w:tcPr>
-                <w:tcW w:w="806" w:type="dxa"/>
+                <w:tcW w:w="384" w:type="pct"/>
               </w:tcPr>
               <w:p>
                 <w:pPr>
-                  <w:pStyle w:val="Heading2"/>
-                  <w:cnfStyle w:val="100000000000" w:firstRow="1" w:lastRow="0" w:firstColumn="0" w:lastColumn="0" w:oddVBand="0" w:evenVBand="0" w:oddHBand="0" w:evenHBand="0" w:firstRowFirstColumn="0" w:firstRowLastColumn="0" w:lastRowFirstColumn="0" w:lastRowLastColumn="0"/>
-                  <w:rPr>
-                    <w:rFonts w:ascii="Segoe UI Semibold" w:hAnsi="Segoe UI Semibold" w:eastAsia="Times New Roman" w:cs="Segoe UI Semibold"/>
-                    <w:b w:val="0"/>
-                    <w:bCs w:val="0"/>
-                    <w:sz w:val="22"/>
-                    <w:szCs w:val="22"/>
-                  </w:rPr>
+                  <w:pStyle w:val="BCLabel"/>
                 </w:pPr>
-                <w:proofErr w:type="spellStart"/>
                 <w:r>
-                  <w:rPr>
-                    <w:rFonts w:ascii="Segoe UI Semibold" w:hAnsi="Segoe UI Semibold" w:eastAsia="Times New Roman" w:cs="Segoe UI Semibold"/>
-                    <w:b w:val="0"/>
-                    <w:bCs w:val="0"/>
-                    <w:sz w:val="22"/>
-                    <w:szCs w:val="22"/>
-                  </w:rPr>
                   <w:t>Unit_Lbl</w:t>
                 </w:r>
-                <w:proofErr w:type="spellEnd"/>
               </w:p>
             </w:tc>
           </w:sdtContent>
         </w:sdt>
         <w:sdt>
           <w:sdtPr>
-            <w:rPr>
-              <w:rFonts w:ascii="Segoe UI Semibold" w:hAnsi="Segoe UI Semibold" w:eastAsia="Times New Roman" w:cs="Segoe UI Semibold"/>
-              <w:b w:val="0"/>
-              <w:bCs w:val="0"/>
-              <w:sz w:val="22"/>
-              <w:szCs w:val="22"/>
-            </w:rPr>
             <w:alias w:val="UnitPrice_Lbl"/>
             <w:tag w:val="#BC:InsertDataItem,DataItems/Header/Line/UnitPrice_Lbl"/>
             <w:id w:val="-1044597726"/>
-            <w:dataBinding w:prefixMappings="xmlns:ns0='urn:microsoft-dynamics-nav/reports/Standard_Sales_Invoice/1306/'" w:xpath="/ns0:NavWordReportXmlPart[1]/ns0:Header[1]/ns0:Line[1]/ns0:UnitPrice_Lbl[1]" w:storeItemID="{00000000-0000-0000-0000-000000000000}"/>
+            <w:dataBinding w:prefixMappings="&lt;xmlns:ns0='urn:microsoft-dynamics-nav/reports/Standard_Sales_Invoice/1306/' " w:xpath="/ns0:NavWordReportXmlPart[1]/ns0:Header[1]/ns0:Line[1]/ns0:UnitPrice_Lbl[1]" w:storeItemID="{00000000-0000-0000-0000-000000000000}"/>
             <w15:color w:val="808080"/>
             <w:text/>
           </w:sdtPr>
+          <w:sdtEndPr/>
           <w:sdtContent>
             <w:tc>
               <w:tcPr>
-                <w:tcW w:w="1440" w:type="dxa"/>
+                <w:tcW w:w="686" w:type="pct"/>
               </w:tcPr>
               <w:p>
                 <w:pPr>
-                  <w:pStyle w:val="Heading2"/>
-                  <w:cnfStyle w:val="100000000000" w:firstRow="1" w:lastRow="0" w:firstColumn="0" w:lastColumn="0" w:oddVBand="0" w:evenVBand="0" w:oddHBand="0" w:evenHBand="0" w:firstRowFirstColumn="0" w:firstRowLastColumn="0" w:lastRowFirstColumn="0" w:lastRowLastColumn="0"/>
-                  <w:rPr>
-                    <w:rFonts w:ascii="Segoe UI Semibold" w:hAnsi="Segoe UI Semibold" w:eastAsia="Times New Roman" w:cs="Segoe UI Semibold"/>
-                    <w:b w:val="0"/>
-                    <w:bCs w:val="0"/>
-                    <w:sz w:val="22"/>
-                    <w:szCs w:val="22"/>
-                  </w:rPr>
+                  <w:pStyle w:val="BCLabel"/>
                 </w:pPr>
-                <w:proofErr w:type="spellStart"/>
                 <w:r>
-                  <w:rPr>
-                    <w:rFonts w:ascii="Segoe UI Semibold" w:hAnsi="Segoe UI Semibold" w:eastAsia="Times New Roman" w:cs="Segoe UI Semibold"/>
-                    <w:b w:val="0"/>
-                    <w:bCs w:val="0"/>
-                    <w:sz w:val="22"/>
-                    <w:szCs w:val="22"/>
-                  </w:rPr>
                   <w:t>UnitPrice_Lbl</w:t>
                 </w:r>
-                <w:proofErr w:type="spellEnd"/>
               </w:p>
             </w:tc>
           </w:sdtContent>
         </w:sdt>
         <w:sdt>
           <w:sdtPr>
-            <w:rPr>
-              <w:rFonts w:ascii="Segoe UI Semibold" w:hAnsi="Segoe UI Semibold" w:eastAsia="Times New Roman" w:cs="Segoe UI Semibold"/>
-              <w:b w:val="0"/>
-              <w:bCs w:val="0"/>
-              <w:sz w:val="22"/>
-              <w:szCs w:val="22"/>
-            </w:rPr>
             <w:alias w:val="SalesInvoiceLineDiscount_Lbl"/>
             <w:tag w:val="#BC:InsertDataItem,DataItems/Header/SalesInvoiceLineDiscount_Lbl"/>
             <w:id w:val="-178119014"/>
             <w:placeholder>
               <w:docPart w:val="0EB7B3AEB4D94C53BA7561F9E1D3962E"/>
             </w:placeholder>
-            <w:dataBinding w:prefixMappings="xmlns:ns0='urn:microsoft-dynamics-nav/reports/Standard_Sales_Invoice/1306/'" w:xpath="/ns0:NavWordReportXmlPart[1]/ns0:Header[1]/ns0:SalesInvoiceLineDiscount_Lbl[1]" w:storeItemID="{00000000-0000-0000-0000-000000000000}"/>
+            <w:dataBinding w:prefixMappings="&lt;xmlns:ns0='urn:microsoft-dynamics-nav/reports/Standard_Sales_Invoice/1306/' " w:xpath="/ns0:NavWordReportXmlPart[1]/ns0:Header[1]/ns0:SalesInvoiceLineDiscount_Lbl[1]" w:storeItemID="{00000000-0000-0000-0000-000000000000}"/>
             <w15:color w:val="808080"/>
             <w:text/>
           </w:sdtPr>
+          <w:sdtEndPr/>
           <w:sdtContent>
             <w:tc>
               <w:tcPr>
-                <w:tcW w:w="1354" w:type="dxa"/>
+                <w:tcW w:w="645" w:type="pct"/>
               </w:tcPr>
               <w:p>
                 <w:pPr>
-                  <w:pStyle w:val="Heading2"/>
-                  <w:cnfStyle w:val="100000000000" w:firstRow="1" w:lastRow="0" w:firstColumn="0" w:lastColumn="0" w:oddVBand="0" w:evenVBand="0" w:oddHBand="0" w:evenHBand="0" w:firstRowFirstColumn="0" w:firstRowLastColumn="0" w:lastRowFirstColumn="0" w:lastRowLastColumn="0"/>
-                  <w:rPr>
-                    <w:rFonts w:ascii="Segoe UI Semibold" w:hAnsi="Segoe UI Semibold" w:eastAsia="Times New Roman" w:cs="Segoe UI Semibold"/>
-                    <w:b w:val="0"/>
-                    <w:bCs w:val="0"/>
-                    <w:sz w:val="22"/>
-                    <w:szCs w:val="22"/>
-                  </w:rPr>
+                  <w:pStyle w:val="BCLabel"/>
                 </w:pPr>
-                <w:proofErr w:type="spellStart"/>
                 <w:r>
-                  <w:rPr>
-                    <w:rFonts w:ascii="Segoe UI Semibold" w:hAnsi="Segoe UI Semibold" w:eastAsia="Times New Roman" w:cs="Segoe UI Semibold"/>
-                    <w:b w:val="0"/>
-                    <w:bCs w:val="0"/>
-                    <w:sz w:val="22"/>
-                    <w:szCs w:val="22"/>
-                  </w:rPr>
                   <w:t>SalesInvoiceLineDiscount_Lbl</w:t>
                 </w:r>
-                <w:proofErr w:type="spellEnd"/>
               </w:p>
             </w:tc>
           </w:sdtContent>
         </w:sdt>
         <w:sdt>
           <w:sdtPr>
-            <w:rPr>
-              <w:rFonts w:ascii="Segoe UI Semibold" w:hAnsi="Segoe UI Semibold" w:eastAsia="Times New Roman" w:cs="Segoe UI Semibold"/>
-              <w:b w:val="0"/>
-              <w:bCs w:val="0"/>
-              <w:sz w:val="22"/>
-              <w:szCs w:val="22"/>
-            </w:rPr>
             <w:alias w:val="VATPct_Line_Lbl"/>
             <w:tag w:val="#BC:InsertDataItem,DataItems/Header/Line/VATPct_Line_Lbl"/>
             <w:id w:val="682009838"/>
-            <w:dataBinding w:prefixMappings="xmlns:ns0='urn:microsoft-dynamics-nav/reports/Standard_Sales_Invoice/1306/'" w:xpath="/ns0:NavWordReportXmlPart[1]/ns0:Header[1]/ns0:Line[1]/ns0:VATPct_Line_Lbl[1]" w:storeItemID="{00000000-0000-0000-0000-000000000000}"/>
+            <w:dataBinding w:prefixMappings="&lt;xmlns:ns0='urn:microsoft-dynamics-nav/reports/Standard_Sales_Invoice/1306/' " w:xpath="/ns0:NavWordReportXmlPart[1]/ns0:Header[1]/ns0:Line[1]/ns0:VATPct_Line_Lbl[1]" w:storeItemID="{00000000-0000-0000-0000-000000000000}"/>
             <w15:color w:val="808080"/>
             <w:text/>
           </w:sdtPr>
+          <w:sdtEndPr/>
           <w:sdtContent>
             <w:tc>
               <w:tcPr>
-                <w:tcW w:w="994" w:type="dxa"/>
+                <w:tcW w:w="473" w:type="pct"/>
               </w:tcPr>
               <w:p>
                 <w:pPr>
-                  <w:pStyle w:val="Heading2"/>
-                  <w:cnfStyle w:val="100000000000" w:firstRow="1" w:lastRow="0" w:firstColumn="0" w:lastColumn="0" w:oddVBand="0" w:evenVBand="0" w:oddHBand="0" w:evenHBand="0" w:firstRowFirstColumn="0" w:firstRowLastColumn="0" w:lastRowFirstColumn="0" w:lastRowLastColumn="0"/>
-                  <w:rPr>
-                    <w:rFonts w:ascii="Segoe UI Semibold" w:hAnsi="Segoe UI Semibold" w:eastAsia="Times New Roman" w:cs="Segoe UI Semibold"/>
-                    <w:b w:val="0"/>
-                    <w:bCs w:val="0"/>
-                    <w:sz w:val="22"/>
-                    <w:szCs w:val="22"/>
-                  </w:rPr>
+                  <w:pStyle w:val="BCLabel"/>
                 </w:pPr>
-                <w:proofErr w:type="spellStart"/>
                 <w:r>
-                  <w:rPr>
-                    <w:rFonts w:ascii="Segoe UI Semibold" w:hAnsi="Segoe UI Semibold" w:eastAsia="Times New Roman" w:cs="Segoe UI Semibold"/>
-                    <w:b w:val="0"/>
-                    <w:bCs w:val="0"/>
-                    <w:sz w:val="22"/>
-                    <w:szCs w:val="22"/>
-                  </w:rPr>
                   <w:t>VATPct_Line_Lbl</w:t>
                 </w:r>
-                <w:proofErr w:type="spellEnd"/>
               </w:p>
             </w:tc>
           </w:sdtContent>
         </w:sdt>
         <w:sdt>
           <w:sdtPr>
-            <w:rPr>
-              <w:rFonts w:ascii="Segoe UI Semibold" w:hAnsi="Segoe UI Semibold" w:eastAsia="Times New Roman" w:cs="Segoe UI Semibold"/>
-              <w:b w:val="0"/>
-              <w:bCs w:val="0"/>
-              <w:sz w:val="22"/>
-              <w:szCs w:val="22"/>
-            </w:rPr>
             <w:alias w:val="LineAmount_Line_Lbl"/>
             <w:tag w:val="#BC:InsertDataItem,DataItems/Header/Line/LineAmount_Line_Lbl"/>
             <w:id w:val="-812258216"/>
-            <w:dataBinding w:prefixMappings="xmlns:ns0='urn:microsoft-dynamics-nav/reports/Standard_Sales_Invoice/1306/'" w:xpath="/ns0:NavWordReportXmlPart[1]/ns0:Header[1]/ns0:Line[1]/ns0:LineAmount_Line_Lbl[1]" w:storeItemID="{00000000-0000-0000-0000-000000000000}"/>
+            <w:dataBinding w:prefixMappings="&lt;xmlns:ns0='urn:microsoft-dynamics-nav/reports/Standard_Sales_Invoice/1306/' " w:xpath="/ns0:NavWordReportXmlPart[1]/ns0:Header[1]/ns0:Line[1]/ns0:LineAmount_Line_Lbl[1]" w:storeItemID="{00000000-0000-0000-0000-000000000000}"/>
             <w15:color w:val="808080"/>
             <w:text/>
           </w:sdtPr>
+          <w:sdtEndPr/>
           <w:sdtContent>
             <w:tc>
               <w:tcPr>
-                <w:tcW w:w="1584" w:type="dxa"/>
+                <w:tcW w:w="755" w:type="pct"/>
               </w:tcPr>
               <w:p>
                 <w:pPr>
-                  <w:pStyle w:val="Heading2"/>
-                  <w:cnfStyle w:val="100000000000" w:firstRow="1" w:lastRow="0" w:firstColumn="0" w:lastColumn="0" w:oddVBand="0" w:evenVBand="0" w:oddHBand="0" w:evenHBand="0" w:firstRowFirstColumn="0" w:firstRowLastColumn="0" w:lastRowFirstColumn="0" w:lastRowLastColumn="0"/>
-                  <w:rPr>
-                    <w:rFonts w:ascii="Segoe UI Semibold" w:hAnsi="Segoe UI Semibold" w:eastAsia="Times New Roman" w:cs="Segoe UI Semibold"/>
-                    <w:b w:val="0"/>
-                    <w:bCs w:val="0"/>
-                    <w:sz w:val="22"/>
-                    <w:szCs w:val="22"/>
-                  </w:rPr>
+                  <w:pStyle w:val="BCLabel"/>
                 </w:pPr>
-                <w:proofErr w:type="spellStart"/>
                 <w:r>
-                  <w:rPr>
-                    <w:rFonts w:ascii="Segoe UI Semibold" w:hAnsi="Segoe UI Semibold" w:eastAsia="Times New Roman" w:cs="Segoe UI Semibold"/>
-                    <w:b w:val="0"/>
-                    <w:bCs w:val="0"/>
-                    <w:sz w:val="22"/>
-                    <w:szCs w:val="22"/>
-                  </w:rPr>
                   <w:t>LineAmount_Line_Lbl</w:t>
                 </w:r>
-                <w:proofErr w:type="spellEnd"/>
               </w:p>
             </w:tc>
           </w:sdtContent>
@@ -1665,23 +1090,16 @@
       <w:tr>
         <w:trPr>
           <w:cnfStyle w:val="000000100000" w:firstRow="0" w:lastRow="0" w:firstColumn="0" w:lastColumn="0" w:oddVBand="0" w:evenVBand="0" w:oddHBand="1" w:evenHBand="0" w:firstRowFirstColumn="0" w:firstRowLastColumn="0" w:lastRowFirstColumn="0" w:lastRowLastColumn="0"/>
-          <w:trHeight w:val="245" w:hRule="exact"/>
+          <w:trHeight w:val="245"/>
         </w:trPr>
         <w:tc>
           <w:tcPr>
-            <w:cnfStyle w:val="001000000000" w:firstRow="0" w:lastRow="0" w:firstColumn="1" w:lastColumn="0" w:oddVBand="0" w:evenVBand="0" w:oddHBand="0" w:evenHBand="0" w:firstRowFirstColumn="0" w:firstRowLastColumn="0" w:lastRowFirstColumn="0" w:lastRowLastColumn="0"/>
-            <w:tcW w:w="900" w:type="dxa"/>
-            <w:vAlign w:val="center"/>
+            <w:tcW w:w="429" w:type="pct"/>
           </w:tcPr>
           <w:p>
             <w:pPr>
-              <w:spacing w:after="0"/>
+              <w:pStyle w:val="NoSpacing"/>
               <w:rPr>
-                <w:rFonts w:ascii="Segoe UI Semibold" w:hAnsi="Segoe UI Semibold" w:eastAsia="Segoe UI" w:cs="Segoe UI Semibold"/>
-                <w:b/>
-                <w:color w:val="242424"/>
-                <w:sz w:val="22"/>
-                <w:szCs w:val="22"/>
                 <w:lang w:val="en-US" w:eastAsia="en-US"/>
               </w:rPr>
             </w:pPr>
@@ -1689,20 +1107,12 @@
         </w:tc>
         <w:tc>
           <w:tcPr>
-            <w:tcW w:w="2253" w:type="dxa"/>
-            <w:vAlign w:val="center"/>
+            <w:tcW w:w="1073" w:type="pct"/>
           </w:tcPr>
           <w:p>
             <w:pPr>
-              <w:spacing w:after="0"/>
-              <w:cnfStyle w:val="000000100000" w:firstRow="0" w:lastRow="0" w:firstColumn="0" w:lastColumn="0" w:oddVBand="0" w:evenVBand="0" w:oddHBand="1" w:evenHBand="0" w:firstRowFirstColumn="0" w:firstRowLastColumn="0" w:lastRowFirstColumn="0" w:lastRowLastColumn="0"/>
+              <w:pStyle w:val="NoSpacing"/>
               <w:rPr>
-                <w:rFonts w:ascii="Segoe UI Semibold" w:hAnsi="Segoe UI Semibold" w:eastAsia="Segoe UI" w:cs="Segoe UI Semibold"/>
-                <w:b/>
-                <w:bCs/>
-                <w:color w:val="242424"/>
-                <w:sz w:val="22"/>
-                <w:szCs w:val="22"/>
                 <w:lang w:val="en-US" w:eastAsia="en-US"/>
               </w:rPr>
             </w:pPr>
@@ -1710,20 +1120,12 @@
         </w:tc>
         <w:tc>
           <w:tcPr>
-            <w:tcW w:w="1166" w:type="dxa"/>
-            <w:vAlign w:val="center"/>
+            <w:tcW w:w="555" w:type="pct"/>
           </w:tcPr>
           <w:p>
             <w:pPr>
-              <w:spacing w:after="0"/>
-              <w:cnfStyle w:val="000000100000" w:firstRow="0" w:lastRow="0" w:firstColumn="0" w:lastColumn="0" w:oddVBand="0" w:evenVBand="0" w:oddHBand="1" w:evenHBand="0" w:firstRowFirstColumn="0" w:firstRowLastColumn="0" w:lastRowFirstColumn="0" w:lastRowLastColumn="0"/>
+              <w:pStyle w:val="NoSpacing"/>
               <w:rPr>
-                <w:rFonts w:ascii="Segoe UI Semibold" w:hAnsi="Segoe UI Semibold" w:eastAsia="Segoe UI" w:cs="Segoe UI Semibold"/>
-                <w:b/>
-                <w:bCs/>
-                <w:color w:val="242424"/>
-                <w:sz w:val="22"/>
-                <w:szCs w:val="22"/>
                 <w:lang w:val="en-US" w:eastAsia="en-US"/>
               </w:rPr>
             </w:pPr>
@@ -1731,19 +1133,12 @@
         </w:tc>
         <w:tc>
           <w:tcPr>
-            <w:tcW w:w="806" w:type="dxa"/>
+            <w:tcW w:w="384" w:type="pct"/>
           </w:tcPr>
           <w:p>
             <w:pPr>
-              <w:spacing w:after="0"/>
-              <w:cnfStyle w:val="000000100000" w:firstRow="0" w:lastRow="0" w:firstColumn="0" w:lastColumn="0" w:oddVBand="0" w:evenVBand="0" w:oddHBand="1" w:evenHBand="0" w:firstRowFirstColumn="0" w:firstRowLastColumn="0" w:lastRowFirstColumn="0" w:lastRowLastColumn="0"/>
+              <w:pStyle w:val="NoSpacing"/>
               <w:rPr>
-                <w:rFonts w:ascii="Segoe UI Semibold" w:hAnsi="Segoe UI Semibold" w:eastAsia="Segoe UI" w:cs="Segoe UI Semibold"/>
-                <w:b/>
-                <w:bCs/>
-                <w:color w:val="242424"/>
-                <w:sz w:val="22"/>
-                <w:szCs w:val="22"/>
                 <w:lang w:val="en-US" w:eastAsia="en-US"/>
               </w:rPr>
             </w:pPr>
@@ -1751,20 +1146,12 @@
         </w:tc>
         <w:tc>
           <w:tcPr>
-            <w:tcW w:w="1440" w:type="dxa"/>
-            <w:vAlign w:val="center"/>
+            <w:tcW w:w="686" w:type="pct"/>
           </w:tcPr>
           <w:p>
             <w:pPr>
-              <w:spacing w:after="0"/>
-              <w:cnfStyle w:val="000000100000" w:firstRow="0" w:lastRow="0" w:firstColumn="0" w:lastColumn="0" w:oddVBand="0" w:evenVBand="0" w:oddHBand="1" w:evenHBand="0" w:firstRowFirstColumn="0" w:firstRowLastColumn="0" w:lastRowFirstColumn="0" w:lastRowLastColumn="0"/>
+              <w:pStyle w:val="NoSpacing"/>
               <w:rPr>
-                <w:rFonts w:ascii="Segoe UI Semibold" w:hAnsi="Segoe UI Semibold" w:eastAsia="Segoe UI" w:cs="Segoe UI Semibold"/>
-                <w:b/>
-                <w:bCs/>
-                <w:color w:val="242424"/>
-                <w:sz w:val="22"/>
-                <w:szCs w:val="22"/>
                 <w:lang w:val="en-US" w:eastAsia="en-US"/>
               </w:rPr>
             </w:pPr>
@@ -1772,20 +1159,13 @@
         </w:tc>
         <w:tc>
           <w:tcPr>
-            <w:tcW w:w="1354" w:type="dxa"/>
+            <w:tcW w:w="645" w:type="pct"/>
           </w:tcPr>
           <w:p>
             <w:pPr>
-              <w:spacing w:after="0"/>
+              <w:pStyle w:val="BCNumber"/>
               <w:jc w:val="right"/>
-              <w:cnfStyle w:val="000000100000" w:firstRow="0" w:lastRow="0" w:firstColumn="0" w:lastColumn="0" w:oddVBand="0" w:evenVBand="0" w:oddHBand="1" w:evenHBand="0" w:firstRowFirstColumn="0" w:firstRowLastColumn="0" w:lastRowFirstColumn="0" w:lastRowLastColumn="0"/>
               <w:rPr>
-                <w:rFonts w:ascii="Segoe UI Semibold" w:hAnsi="Segoe UI Semibold" w:eastAsia="Segoe UI" w:cs="Segoe UI Semibold"/>
-                <w:b/>
-                <w:bCs/>
-                <w:color w:val="242424"/>
-                <w:sz w:val="22"/>
-                <w:szCs w:val="22"/>
                 <w:lang w:val="en-US" w:eastAsia="en-US"/>
               </w:rPr>
             </w:pPr>
@@ -1793,20 +1173,13 @@
         </w:tc>
         <w:tc>
           <w:tcPr>
-            <w:tcW w:w="994" w:type="dxa"/>
+            <w:tcW w:w="473" w:type="pct"/>
           </w:tcPr>
           <w:p>
             <w:pPr>
-              <w:spacing w:after="0"/>
+              <w:pStyle w:val="BCNumber"/>
               <w:jc w:val="right"/>
-              <w:cnfStyle w:val="000000100000" w:firstRow="0" w:lastRow="0" w:firstColumn="0" w:lastColumn="0" w:oddVBand="0" w:evenVBand="0" w:oddHBand="1" w:evenHBand="0" w:firstRowFirstColumn="0" w:firstRowLastColumn="0" w:lastRowFirstColumn="0" w:lastRowLastColumn="0"/>
               <w:rPr>
-                <w:rFonts w:ascii="Segoe UI Semibold" w:hAnsi="Segoe UI Semibold" w:eastAsia="Segoe UI" w:cs="Segoe UI Semibold"/>
-                <w:b/>
-                <w:bCs/>
-                <w:color w:val="242424"/>
-                <w:sz w:val="22"/>
-                <w:szCs w:val="22"/>
                 <w:lang w:val="en-US" w:eastAsia="en-US"/>
               </w:rPr>
             </w:pPr>
@@ -1814,21 +1187,13 @@
         </w:tc>
         <w:tc>
           <w:tcPr>
-            <w:tcW w:w="1584" w:type="dxa"/>
-            <w:vAlign w:val="center"/>
+            <w:tcW w:w="755" w:type="pct"/>
           </w:tcPr>
           <w:p>
             <w:pPr>
-              <w:spacing w:after="0"/>
+              <w:pStyle w:val="BCNumber"/>
               <w:jc w:val="right"/>
-              <w:cnfStyle w:val="000000100000" w:firstRow="0" w:lastRow="0" w:firstColumn="0" w:lastColumn="0" w:oddVBand="0" w:evenVBand="0" w:oddHBand="1" w:evenHBand="0" w:firstRowFirstColumn="0" w:firstRowLastColumn="0" w:lastRowFirstColumn="0" w:lastRowLastColumn="0"/>
               <w:rPr>
-                <w:rFonts w:ascii="Segoe UI Semibold" w:hAnsi="Segoe UI Semibold" w:eastAsia="Segoe UI" w:cs="Segoe UI Semibold"/>
-                <w:b/>
-                <w:bCs/>
-                <w:color w:val="242424"/>
-                <w:sz w:val="22"/>
-                <w:szCs w:val="22"/>
                 <w:lang w:val="en-US" w:eastAsia="en-US"/>
               </w:rPr>
             </w:pPr>
@@ -1843,44 +1208,31 @@
         <w:sdt>
           <w:sdtPr>
             <w:rPr>
-              <w:rFonts w:eastAsia="Segoe UI" w:cs="Arial"/>
-              <w:color w:val="242424"/>
-              <w:sz w:val="22"/>
-              <w:szCs w:val="22"/>
               <w:lang w:val="en-US" w:eastAsia="en-US"/>
             </w:rPr>
             <w:alias w:val="ItemNo_Line"/>
             <w:tag w:val="#BC:InsertDataItem,DataItems/Header/Line/ItemNo_Line"/>
             <w:id w:val="1767953054"/>
-            <w:dataBinding w:prefixMappings="xmlns:ns0='urn:microsoft-dynamics-nav/reports/Standard_Sales_Invoice/1306/'" w:xpath="/ns0:NavWordReportXmlPart[1]/ns0:Header[1]/ns0:Line[1]/ns0:ItemNo_Line[1]" w:storeItemID="{00000000-0000-0000-0000-000000000000}"/>
+            <w:dataBinding w:prefixMappings="&lt;xmlns:ns0='urn:microsoft-dynamics-nav/reports/Standard_Sales_Invoice/1306/' " w:xpath="/ns0:NavWordReportXmlPart[1]/ns0:Header[1]/ns0:Line[1]/ns0:ItemNo_Line[1]" w:storeItemID="{00000000-0000-0000-0000-000000000000}"/>
             <w15:color w:val="808080"/>
             <w:text/>
           </w:sdtPr>
+          <w:sdtEndPr/>
           <w:sdtContent>
             <w:tc>
               <w:tcPr>
-                <w:cnfStyle w:val="001000000000" w:firstRow="0" w:lastRow="0" w:firstColumn="1" w:lastColumn="0" w:oddVBand="0" w:evenVBand="0" w:oddHBand="0" w:evenHBand="0" w:firstRowFirstColumn="0" w:firstRowLastColumn="0" w:lastRowFirstColumn="0" w:lastRowLastColumn="0"/>
-                <w:tcW w:w="900" w:type="dxa"/>
-                <w:vAlign w:val="center"/>
+                <w:tcW w:w="429" w:type="pct"/>
               </w:tcPr>
               <w:p>
                 <w:pPr>
-                  <w:spacing w:after="0"/>
+                  <w:pStyle w:val="NoSpacing"/>
                   <w:rPr>
-                    <w:rFonts w:eastAsia="Segoe UI" w:cs="Arial"/>
-                    <w:color w:val="242424"/>
-                    <w:sz w:val="22"/>
-                    <w:szCs w:val="22"/>
                     <w:lang w:val="en-US" w:eastAsia="en-US"/>
                   </w:rPr>
                 </w:pPr>
                 <w:proofErr w:type="spellStart"/>
                 <w:r>
                   <w:rPr>
-                    <w:rFonts w:eastAsia="Segoe UI" w:cs="Arial"/>
-                    <w:color w:val="242424"/>
-                    <w:sz w:val="22"/>
-                    <w:szCs w:val="22"/>
                     <w:lang w:val="en-US" w:eastAsia="en-US"/>
                   </w:rPr>
                   <w:t>ItemNo_Line</w:t>
@@ -1893,44 +1245,31 @@
         <w:sdt>
           <w:sdtPr>
             <w:rPr>
-              <w:rFonts w:eastAsia="Segoe UI" w:cs="Arial"/>
-              <w:color w:val="242424"/>
-              <w:sz w:val="22"/>
-              <w:szCs w:val="22"/>
               <w:lang w:val="en-US" w:eastAsia="en-US"/>
             </w:rPr>
             <w:alias w:val="Description_Line"/>
             <w:tag w:val="#BC:InsertDataItem,DataItems/Header/Line/Description_Line"/>
             <w:id w:val="1393535743"/>
-            <w:dataBinding w:prefixMappings="xmlns:ns0='urn:microsoft-dynamics-nav/reports/Standard_Sales_Invoice/1306/'" w:xpath="/ns0:NavWordReportXmlPart[1]/ns0:Header[1]/ns0:Line[1]/ns0:Description_Line[1]" w:storeItemID="{00000000-0000-0000-0000-000000000000}"/>
+            <w:dataBinding w:prefixMappings="&lt;xmlns:ns0='urn:microsoft-dynamics-nav/reports/Standard_Sales_Invoice/1306/' " w:xpath="/ns0:NavWordReportXmlPart[1]/ns0:Header[1]/ns0:Line[1]/ns0:Description_Line[1]" w:storeItemID="{00000000-0000-0000-0000-000000000000}"/>
             <w15:color w:val="808080"/>
             <w:text/>
           </w:sdtPr>
+          <w:sdtEndPr/>
           <w:sdtContent>
             <w:tc>
               <w:tcPr>
-                <w:tcW w:w="2253" w:type="dxa"/>
-                <w:vAlign w:val="center"/>
+                <w:tcW w:w="1073" w:type="pct"/>
               </w:tcPr>
               <w:p>
                 <w:pPr>
-                  <w:spacing w:after="0"/>
-                  <w:cnfStyle w:val="000000010000" w:firstRow="0" w:lastRow="0" w:firstColumn="0" w:lastColumn="0" w:oddVBand="0" w:evenVBand="0" w:oddHBand="0" w:evenHBand="1" w:firstRowFirstColumn="0" w:firstRowLastColumn="0" w:lastRowFirstColumn="0" w:lastRowLastColumn="0"/>
+                  <w:pStyle w:val="NoSpacing"/>
                   <w:rPr>
-                    <w:rFonts w:eastAsia="Segoe UI" w:cs="Arial"/>
-                    <w:color w:val="242424"/>
-                    <w:sz w:val="22"/>
-                    <w:szCs w:val="22"/>
                     <w:lang w:val="en-US" w:eastAsia="en-US"/>
                   </w:rPr>
                 </w:pPr>
                 <w:proofErr w:type="spellStart"/>
                 <w:r>
                   <w:rPr>
-                    <w:rFonts w:eastAsia="Segoe UI" w:cs="Arial"/>
-                    <w:color w:val="242424"/>
-                    <w:sz w:val="22"/>
-                    <w:szCs w:val="22"/>
                     <w:lang w:val="en-US" w:eastAsia="en-US"/>
                   </w:rPr>
                   <w:t>Description_Line</w:t>
@@ -1943,45 +1282,32 @@
         <w:sdt>
           <w:sdtPr>
             <w:rPr>
-              <w:rFonts w:eastAsia="Segoe UI" w:cs="Arial"/>
-              <w:color w:val="242424"/>
-              <w:sz w:val="22"/>
-              <w:szCs w:val="22"/>
               <w:lang w:val="en-US" w:eastAsia="en-US"/>
             </w:rPr>
             <w:alias w:val="Quantity_Line"/>
             <w:tag w:val="#BC:InsertDataItem,DataItems/Header/Line/Quantity_Line"/>
             <w:id w:val="1672756728"/>
-            <w:dataBinding w:prefixMappings="xmlns:ns0='urn:microsoft-dynamics-nav/reports/Standard_Sales_Invoice/1306/'" w:xpath="/ns0:NavWordReportXmlPart[1]/ns0:Header[1]/ns0:Line[1]/ns0:Quantity_Line[1]" w:storeItemID="{00000000-0000-0000-0000-000000000000}"/>
+            <w:dataBinding w:prefixMappings="&lt;xmlns:ns0='urn:microsoft-dynamics-nav/reports/Standard_Sales_Invoice/1306/' " w:xpath="/ns0:NavWordReportXmlPart[1]/ns0:Header[1]/ns0:Line[1]/ns0:Quantity_Line[1]" w:storeItemID="{00000000-0000-0000-0000-000000000000}"/>
             <w15:color w:val="808080"/>
             <w:text/>
           </w:sdtPr>
+          <w:sdtEndPr/>
           <w:sdtContent>
             <w:tc>
               <w:tcPr>
-                <w:tcW w:w="1166" w:type="dxa"/>
-                <w:vAlign w:val="center"/>
+                <w:tcW w:w="555" w:type="pct"/>
               </w:tcPr>
               <w:p>
                 <w:pPr>
-                  <w:spacing w:after="0"/>
+                  <w:pStyle w:val="BCNumber"/>
                   <w:jc w:val="right"/>
-                  <w:cnfStyle w:val="000000010000" w:firstRow="0" w:lastRow="0" w:firstColumn="0" w:lastColumn="0" w:oddVBand="0" w:evenVBand="0" w:oddHBand="0" w:evenHBand="1" w:firstRowFirstColumn="0" w:firstRowLastColumn="0" w:lastRowFirstColumn="0" w:lastRowLastColumn="0"/>
                   <w:rPr>
-                    <w:rFonts w:eastAsia="Segoe UI" w:cs="Arial"/>
-                    <w:color w:val="242424"/>
-                    <w:sz w:val="22"/>
-                    <w:szCs w:val="22"/>
                     <w:lang w:val="en-US" w:eastAsia="en-US"/>
                   </w:rPr>
                 </w:pPr>
                 <w:proofErr w:type="spellStart"/>
                 <w:r>
                   <w:rPr>
-                    <w:rFonts w:eastAsia="Segoe UI" w:cs="Arial"/>
-                    <w:color w:val="242424"/>
-                    <w:sz w:val="22"/>
-                    <w:szCs w:val="22"/>
                     <w:lang w:val="en-US" w:eastAsia="en-US"/>
                   </w:rPr>
                   <w:t>Quantity_Line</w:t>
@@ -1994,10 +1320,6 @@
         <w:sdt>
           <w:sdtPr>
             <w:rPr>
-              <w:rFonts w:eastAsia="Segoe UI" w:cs="Times New Roman"/>
-              <w:color w:val="242424"/>
-              <w:sz w:val="22"/>
-              <w:szCs w:val="22"/>
               <w:lang w:val="en-US" w:eastAsia="en-US"/>
             </w:rPr>
             <w:alias w:val="UnitOfMeasure"/>
@@ -2006,35 +1328,27 @@
             <w:placeholder>
               <w:docPart w:val="AE11798D8BFD433A914E5ADBD37E7564"/>
             </w:placeholder>
-            <w:dataBinding w:prefixMappings="xmlns:ns0='urn:microsoft-dynamics-nav/reports/Standard_Sales_Invoice/1306/'" w:xpath="/ns0:NavWordReportXmlPart[1]/ns0:Header[1]/ns0:Line[1]/ns0:UnitOfMeasure[1]" w:storeItemID="{00000000-0000-0000-0000-000000000000}"/>
+            <w:dataBinding w:prefixMappings="&lt;xmlns:ns0='urn:microsoft-dynamics-nav/reports/Standard_Sales_Invoice/1306/' " w:xpath="/ns0:NavWordReportXmlPart[1]/ns0:Header[1]/ns0:Line[1]/ns0:UnitOfMeasure[1]" w:storeItemID="{00000000-0000-0000-0000-000000000000}"/>
             <w15:color w:val="808080"/>
             <w:text/>
           </w:sdtPr>
+          <w:sdtEndPr/>
           <w:sdtContent>
             <w:tc>
               <w:tcPr>
-                <w:tcW w:w="806" w:type="dxa"/>
+                <w:tcW w:w="384" w:type="pct"/>
               </w:tcPr>
               <w:p>
                 <w:pPr>
-                  <w:spacing w:after="0"/>
+                  <w:pStyle w:val="BCNumber"/>
                   <w:jc w:val="right"/>
-                  <w:cnfStyle w:val="000000010000" w:firstRow="0" w:lastRow="0" w:firstColumn="0" w:lastColumn="0" w:oddVBand="0" w:evenVBand="0" w:oddHBand="0" w:evenHBand="1" w:firstRowFirstColumn="0" w:firstRowLastColumn="0" w:lastRowFirstColumn="0" w:lastRowLastColumn="0"/>
                   <w:rPr>
-                    <w:rFonts w:eastAsia="Segoe UI" w:cs="Times New Roman"/>
-                    <w:color w:val="242424"/>
-                    <w:sz w:val="22"/>
-                    <w:szCs w:val="22"/>
                     <w:lang w:val="en-US" w:eastAsia="en-US"/>
                   </w:rPr>
                 </w:pPr>
                 <w:proofErr w:type="spellStart"/>
                 <w:r>
                   <w:rPr>
-                    <w:rFonts w:eastAsia="Segoe UI" w:cs="Times New Roman"/>
-                    <w:color w:val="242424"/>
-                    <w:sz w:val="22"/>
-                    <w:szCs w:val="22"/>
                     <w:lang w:val="en-US" w:eastAsia="en-US"/>
                   </w:rPr>
                   <w:t>UnitOfMeasure</w:t>
@@ -2046,46 +1360,33 @@
         </w:sdt>
         <w:tc>
           <w:tcPr>
-            <w:tcW w:w="1440" w:type="dxa"/>
-            <w:vAlign w:val="center"/>
+            <w:tcW w:w="686" w:type="pct"/>
           </w:tcPr>
           <w:p>
             <w:pPr>
-              <w:spacing w:after="0"/>
+              <w:pStyle w:val="BCNumber"/>
               <w:jc w:val="right"/>
-              <w:cnfStyle w:val="000000010000" w:firstRow="0" w:lastRow="0" w:firstColumn="0" w:lastColumn="0" w:oddVBand="0" w:evenVBand="0" w:oddHBand="0" w:evenHBand="1" w:firstRowFirstColumn="0" w:firstRowLastColumn="0" w:lastRowFirstColumn="0" w:lastRowLastColumn="0"/>
               <w:rPr>
-                <w:rFonts w:eastAsia="Segoe UI" w:cs="Arial"/>
-                <w:color w:val="242424"/>
-                <w:sz w:val="22"/>
-                <w:szCs w:val="22"/>
                 <w:lang w:val="en-US" w:eastAsia="en-US"/>
               </w:rPr>
             </w:pPr>
             <w:sdt>
               <w:sdtPr>
                 <w:rPr>
-                  <w:rFonts w:eastAsia="Segoe UI" w:cs="Times New Roman"/>
-                  <w:color w:val="242424"/>
-                  <w:sz w:val="22"/>
-                  <w:szCs w:val="22"/>
                   <w:lang w:val="en-US" w:eastAsia="en-US"/>
                 </w:rPr>
                 <w:alias w:val="UnitPrice"/>
                 <w:tag w:val="#BC:InsertDataItem,DataItems/Header/Line/UnitPrice"/>
                 <w:id w:val="-1253814634"/>
-                <w:dataBinding w:prefixMappings="xmlns:ns0='urn:microsoft-dynamics-nav/reports/Standard_Sales_Invoice/1306/'" w:xpath="/ns0:NavWordReportXmlPart[1]/ns0:Header[1]/ns0:Line[1]/ns0:UnitPrice[1]" w:storeItemID="{00000000-0000-0000-0000-000000000000}"/>
+                <w:dataBinding w:prefixMappings="&lt;xmlns:ns0='urn:microsoft-dynamics-nav/reports/Standard_Sales_Invoice/1306/' " w:xpath="/ns0:NavWordReportXmlPart[1]/ns0:Header[1]/ns0:Line[1]/ns0:UnitPrice[1]" w:storeItemID="{00000000-0000-0000-0000-000000000000}"/>
                 <w15:color w:val="808080"/>
                 <w:text/>
               </w:sdtPr>
+              <w:sdtEndPr/>
               <w:sdtContent>
                 <w:proofErr w:type="spellStart"/>
                 <w:r>
                   <w:rPr>
-                    <w:rFonts w:eastAsia="Segoe UI" w:cs="Times New Roman"/>
-                    <w:color w:val="242424"/>
-                    <w:sz w:val="22"/>
-                    <w:szCs w:val="22"/>
                     <w:lang w:val="en-US" w:eastAsia="en-US"/>
                   </w:rPr>
                   <w:t>UnitPrice</w:t>
@@ -2098,10 +1399,6 @@
         <w:sdt>
           <w:sdtPr>
             <w:rPr>
-              <w:rFonts w:eastAsia="Segoe UI" w:cs="Times New Roman"/>
-              <w:color w:val="242424"/>
-              <w:sz w:val="22"/>
-              <w:szCs w:val="22"/>
               <w:lang w:val="en-US" w:eastAsia="en-US"/>
             </w:rPr>
             <w:alias w:val="LineDiscountPercentText_Line"/>
@@ -2110,36 +1407,27 @@
             <w:placeholder>
               <w:docPart w:val="0EB7B3AEB4D94C53BA7561F9E1D3962E"/>
             </w:placeholder>
-            <w:dataBinding w:prefixMappings="xmlns:ns0='urn:microsoft-dynamics-nav/reports/Standard_Sales_Invoice/1306/'" w:xpath="/ns0:NavWordReportXmlPart[1]/ns0:Header[1]/ns0:Line[1]/ns0:LineDiscountPercentText_Line[1]" w:storeItemID="{00000000-0000-0000-0000-000000000000}"/>
+            <w:dataBinding w:prefixMappings="&lt;xmlns:ns0='urn:microsoft-dynamics-nav/reports/Standard_Sales_Invoice/1306/' " w:xpath="/ns0:NavWordReportXmlPart[1]/ns0:Header[1]/ns0:Line[1]/ns0:LineDiscountPercentText_Line[1]" w:storeItemID="{00000000-0000-0000-0000-000000000000}"/>
             <w15:color w:val="808080"/>
             <w:text/>
           </w:sdtPr>
+          <w:sdtEndPr/>
           <w:sdtContent>
             <w:tc>
               <w:tcPr>
-                <w:tcW w:w="1354" w:type="dxa"/>
-                <w:vAlign w:val="center"/>
+                <w:tcW w:w="645" w:type="pct"/>
               </w:tcPr>
               <w:p>
                 <w:pPr>
-                  <w:spacing w:after="0"/>
+                  <w:pStyle w:val="BCNumber"/>
                   <w:jc w:val="right"/>
-                  <w:cnfStyle w:val="000000010000" w:firstRow="0" w:lastRow="0" w:firstColumn="0" w:lastColumn="0" w:oddVBand="0" w:evenVBand="0" w:oddHBand="0" w:evenHBand="1" w:firstRowFirstColumn="0" w:firstRowLastColumn="0" w:lastRowFirstColumn="0" w:lastRowLastColumn="0"/>
                   <w:rPr>
-                    <w:rFonts w:eastAsia="Segoe UI" w:cs="Times New Roman"/>
-                    <w:color w:val="242424"/>
-                    <w:sz w:val="22"/>
-                    <w:szCs w:val="22"/>
                     <w:lang w:val="en-US" w:eastAsia="en-US"/>
                   </w:rPr>
                 </w:pPr>
                 <w:proofErr w:type="spellStart"/>
                 <w:r>
                   <w:rPr>
-                    <w:rFonts w:eastAsia="Segoe UI" w:cs="Times New Roman"/>
-                    <w:color w:val="242424"/>
-                    <w:sz w:val="22"/>
-                    <w:szCs w:val="22"/>
                     <w:lang w:val="en-US" w:eastAsia="en-US"/>
                   </w:rPr>
                   <w:t>LineDiscountPercentText_Line</w:t>
@@ -2152,45 +1440,32 @@
         <w:sdt>
           <w:sdtPr>
             <w:rPr>
-              <w:rFonts w:eastAsia="Segoe UI" w:cs="Times New Roman"/>
-              <w:color w:val="242424"/>
-              <w:sz w:val="22"/>
-              <w:szCs w:val="22"/>
               <w:lang w:val="en-US" w:eastAsia="en-US"/>
             </w:rPr>
             <w:alias w:val="VATPct_Line"/>
             <w:tag w:val="#BC:InsertDataItem,DataItems/Header/Line/VATPct_Line"/>
             <w:id w:val="1436251310"/>
-            <w:dataBinding w:prefixMappings="xmlns:ns0='urn:microsoft-dynamics-nav/reports/Standard_Sales_Invoice/1306/'" w:xpath="/ns0:NavWordReportXmlPart[1]/ns0:Header[1]/ns0:Line[1]/ns0:VATPct_Line[1]" w:storeItemID="{00000000-0000-0000-0000-000000000000}"/>
+            <w:dataBinding w:prefixMappings="&lt;xmlns:ns0='urn:microsoft-dynamics-nav/reports/Standard_Sales_Invoice/1306/' " w:xpath="/ns0:NavWordReportXmlPart[1]/ns0:Header[1]/ns0:Line[1]/ns0:VATPct_Line[1]" w:storeItemID="{00000000-0000-0000-0000-000000000000}"/>
             <w15:color w:val="808080"/>
             <w:text/>
           </w:sdtPr>
+          <w:sdtEndPr/>
           <w:sdtContent>
             <w:tc>
               <w:tcPr>
-                <w:tcW w:w="994" w:type="dxa"/>
-                <w:vAlign w:val="center"/>
+                <w:tcW w:w="473" w:type="pct"/>
               </w:tcPr>
               <w:p>
                 <w:pPr>
-                  <w:spacing w:after="0"/>
+                  <w:pStyle w:val="BCNumber"/>
                   <w:jc w:val="right"/>
-                  <w:cnfStyle w:val="000000010000" w:firstRow="0" w:lastRow="0" w:firstColumn="0" w:lastColumn="0" w:oddVBand="0" w:evenVBand="0" w:oddHBand="0" w:evenHBand="1" w:firstRowFirstColumn="0" w:firstRowLastColumn="0" w:lastRowFirstColumn="0" w:lastRowLastColumn="0"/>
                   <w:rPr>
-                    <w:rFonts w:eastAsia="Segoe UI" w:cs="Times New Roman"/>
-                    <w:color w:val="242424"/>
-                    <w:sz w:val="22"/>
-                    <w:szCs w:val="22"/>
                     <w:lang w:val="en-US" w:eastAsia="en-US"/>
                   </w:rPr>
                 </w:pPr>
                 <w:proofErr w:type="spellStart"/>
                 <w:r>
                   <w:rPr>
-                    <w:rFonts w:eastAsia="Segoe UI" w:cs="Times New Roman"/>
-                    <w:color w:val="242424"/>
-                    <w:sz w:val="22"/>
-                    <w:szCs w:val="22"/>
                     <w:lang w:val="en-US" w:eastAsia="en-US"/>
                   </w:rPr>
                   <w:t>VATPct_Line</w:t>
@@ -2202,46 +1477,33 @@
         </w:sdt>
         <w:tc>
           <w:tcPr>
-            <w:tcW w:w="1584" w:type="dxa"/>
-            <w:vAlign w:val="center"/>
+            <w:tcW w:w="755" w:type="pct"/>
           </w:tcPr>
           <w:p>
             <w:pPr>
-              <w:spacing w:after="0"/>
+              <w:pStyle w:val="BCNumber"/>
               <w:jc w:val="right"/>
-              <w:cnfStyle w:val="000000010000" w:firstRow="0" w:lastRow="0" w:firstColumn="0" w:lastColumn="0" w:oddVBand="0" w:evenVBand="0" w:oddHBand="0" w:evenHBand="1" w:firstRowFirstColumn="0" w:firstRowLastColumn="0" w:lastRowFirstColumn="0" w:lastRowLastColumn="0"/>
               <w:rPr>
-                <w:rFonts w:eastAsia="Segoe UI" w:cs="Arial"/>
-                <w:color w:val="242424"/>
-                <w:sz w:val="22"/>
-                <w:szCs w:val="22"/>
                 <w:lang w:val="en-US" w:eastAsia="en-US"/>
               </w:rPr>
             </w:pPr>
             <w:sdt>
               <w:sdtPr>
                 <w:rPr>
-                  <w:rFonts w:eastAsia="Segoe UI" w:cs="Times New Roman"/>
-                  <w:color w:val="242424"/>
-                  <w:sz w:val="22"/>
-                  <w:szCs w:val="22"/>
                   <w:lang w:val="en-US" w:eastAsia="en-US"/>
                 </w:rPr>
                 <w:alias w:val="LineAmount_Line"/>
                 <w:tag w:val="#BC:InsertDataItem,DataItems/Header/Line/LineAmount_Line"/>
                 <w:id w:val="787541011"/>
-                <w:dataBinding w:prefixMappings="xmlns:ns0='urn:microsoft-dynamics-nav/reports/Standard_Sales_Invoice/1306/'" w:xpath="/ns0:NavWordReportXmlPart[1]/ns0:Header[1]/ns0:Line[1]/ns0:LineAmount_Line[1]" w:storeItemID="{00000000-0000-0000-0000-000000000000}"/>
+                <w:dataBinding w:prefixMappings="&lt;xmlns:ns0='urn:microsoft-dynamics-nav/reports/Standard_Sales_Invoice/1306/' " w:xpath="/ns0:NavWordReportXmlPart[1]/ns0:Header[1]/ns0:Line[1]/ns0:LineAmount_Line[1]" w:storeItemID="{00000000-0000-0000-0000-000000000000}"/>
                 <w15:color w:val="808080"/>
                 <w:text/>
               </w:sdtPr>
+              <w:sdtEndPr/>
               <w:sdtContent>
                 <w:proofErr w:type="spellStart"/>
                 <w:r>
                   <w:rPr>
-                    <w:rFonts w:eastAsia="Segoe UI" w:cs="Times New Roman"/>
-                    <w:color w:val="242424"/>
-                    <w:sz w:val="22"/>
-                    <w:szCs w:val="22"/>
                     <w:lang w:val="en-US" w:eastAsia="en-US"/>
                   </w:rPr>
                   <w:t>LineAmount_Line</w:t>
@@ -2251,10 +1513,6 @@
             </w:sdt>
             <w:r>
               <w:rPr>
-                <w:rFonts w:eastAsia="Segoe UI" w:cs="Times New Roman"/>
-                <w:color w:val="242424"/>
-                <w:sz w:val="22"/>
-                <w:szCs w:val="22"/>
                 <w:lang w:val="en-US" w:eastAsia="en-US"/>
               </w:rPr>
               <w:t> </w:t>
@@ -2266,54 +1524,40 @@
     <w:p>
       <w:pPr>
         <w:spacing w:after="0" w:line="240" w:lineRule="auto"/>
-        <w:rPr>
-          <w:sz w:val="22"/>
-          <w:szCs w:val="22"/>
-        </w:rPr>
       </w:pPr>
     </w:p>
     <w:tbl>
       <w:tblPr>
-        <w:tblStyle w:val="CLSequoiatablestyle021"/>
-        <w:tblW w:w="10498" w:type="dxa"/>
-        <w:tblLook w:val="06C0" w:firstRow="0" w:lastRow="1" w:firstColumn="1" w:lastColumn="0" w:noHBand="1" w:noVBand="1"/>
+        <w:tblStyle w:val="BCTotalsTable"/>
+        <w:tblW w:w="5000" w:type="pct"/>
+        <w:tblLook w:val="0660" w:firstRow="1" w:lastRow="1" w:firstColumn="0" w:lastColumn="0" w:noHBand="1" w:noVBand="1"/>
         <w:tblCaption w:val="Regular Totals Block"/>
+        <w:tblDescription w:val="Document lines. Column headers in the first row."/>
       </w:tblPr>
       <w:tblGrid>
-        <w:gridCol w:w="4797"/>
+        <w:gridCol w:w="4795"/>
         <w:gridCol w:w="636"/>
-        <w:gridCol w:w="335"/>
-        <w:gridCol w:w="337"/>
-        <w:gridCol w:w="4393"/>
+        <w:gridCol w:w="336"/>
+        <w:gridCol w:w="338"/>
+        <w:gridCol w:w="4389"/>
       </w:tblGrid>
       <w:sdt>
         <w:sdtPr>
           <w:rPr>
-            <w:rFonts w:cs="Times New Roman" w:asciiTheme="minorHAnsi" w:hAnsiTheme="minorHAnsi" w:eastAsiaTheme="minorEastAsia"/>
-            <w:bCs w:val="0"/>
-            <w:kern w:val="2"/>
-            <w:sz w:val="22"/>
-            <w:szCs w:val="22"/>
-            <w:lang w:val="en-DK" w:eastAsia="en-DK"/>
-            <w14:ligatures w14:val="standardContextual"/>
+            <w14:numSpacing w14:val="tabular"/>
           </w:rPr>
           <w:alias w:val="#Nav: /Header/ReportTotalsLine"/>
           <w:tag w:val="#Nav: Standard_Sales_Invoice/1306"/>
           <w:id w:val="-1308857820"/>
-          <w15:dataBinding w:prefixMappings="xmlns:ns0='urn:microsoft-dynamics-nav/reports/Standard_Sales_Invoice/1306/'" w:xpath="/ns0:NavWordReportXmlPart[1]/ns0:Header[1]/ns0:ReportTotalsLine" w:storeItemID="{49E3A5AC-F0FB-44FA-B497-E468622779B9}"/>
+          <w15:dataBinding w:prefixMappings="&lt;xmlns:ns0='urn:microsoft-dynamics-nav/reports/Standard_Sales_Invoice/1306/' " w:xpath="/ns0:NavWordReportXmlPart[1]/ns0:Header[1]/ns0:ReportTotalsLine" w:storeItemID="{49E3A5AC-F0FB-44FA-B497-E468622779B9}"/>
           <w15:repeatingSection/>
         </w:sdtPr>
+        <w:sdtEndPr/>
         <w:sdtContent>
           <w:sdt>
             <w:sdtPr>
               <w:rPr>
-                <w:rFonts w:cs="Times New Roman" w:asciiTheme="minorHAnsi" w:hAnsiTheme="minorHAnsi" w:eastAsiaTheme="minorEastAsia"/>
-                <w:bCs w:val="0"/>
-                <w:kern w:val="2"/>
-                <w:sz w:val="22"/>
-                <w:szCs w:val="22"/>
-                <w:lang w:val="en-DK" w:eastAsia="en-DK"/>
-                <w14:ligatures w14:val="standardContextual"/>
+                <w14:numSpacing w14:val="tabular"/>
               </w:rPr>
               <w:id w:val="1292552391"/>
               <w:placeholder>
@@ -2321,6 +1565,7 @@
               </w:placeholder>
               <w15:repeatingSectionItem/>
             </w:sdtPr>
+            <w:sdtEndPr/>
             <w:sdtContent>
               <w:tr>
                 <w:trPr>
@@ -2328,98 +1573,61 @@
                 </w:trPr>
                 <w:tc>
                   <w:tcPr>
-                    <w:cnfStyle w:val="001000000000" w:firstRow="0" w:lastRow="0" w:firstColumn="1" w:lastColumn="0" w:oddVBand="0" w:evenVBand="0" w:oddHBand="0" w:evenHBand="0" w:firstRowFirstColumn="0" w:firstRowLastColumn="0" w:lastRowFirstColumn="0" w:lastRowLastColumn="0"/>
-                    <w:tcW w:w="4731" w:type="dxa"/>
+                    <w:tcW w:w="2588" w:type="pct"/>
                     <w:gridSpan w:val="2"/>
-                    <w:vAlign w:val="center"/>
                   </w:tcPr>
                   <w:p>
                     <w:pPr>
-                      <w:spacing w:before="120" w:after="120" w:line="240" w:lineRule="exact"/>
-                      <w:rPr>
-                        <w:rFonts w:cs="Times New Roman" w:asciiTheme="minorHAnsi" w:hAnsiTheme="minorHAnsi"/>
-                        <w:sz w:val="22"/>
-                        <w:szCs w:val="22"/>
-                      </w:rPr>
+                      <w:pStyle w:val="BCLabel"/>
+                      <w:spacing w:before="120" w:after="120"/>
                     </w:pPr>
                     <w:sdt>
                       <w:sdtPr>
-                        <w:rPr>
-                          <w:rFonts w:cs="Times New Roman"/>
-                          <w:sz w:val="22"/>
-                          <w:szCs w:val="22"/>
-                        </w:rPr>
                         <w:alias w:val="#Nav: /Header/ReportTotalsLine/Description_ReportTotalsLine"/>
                         <w:tag w:val="#Nav: Standard_Sales_Invoice/1306"/>
                         <w:id w:val="-428585018"/>
                         <w:placeholder>
                           <w:docPart w:val="D7D8C22094AC421DB2AB5E22475BA53C"/>
                         </w:placeholder>
-                        <w:dataBinding w:prefixMappings="xmlns:ns0='urn:microsoft-dynamics-nav/reports/Standard_Sales_Invoice/1306/'" w:xpath="/ns0:NavWordReportXmlPart[1]/ns0:Header[1]/ns0:ReportTotalsLine[1]/ns0:Description_ReportTotalsLine[1]" w:storeItemID="{49E3A5AC-F0FB-44FA-B497-E468622779B9}"/>
+                        <w:dataBinding w:prefixMappings="&lt;xmlns:ns0='urn:microsoft-dynamics-nav/reports/Standard_Sales_Invoice/1306/' " w:xpath="/ns0:NavWordReportXmlPart[1]/ns0:Header[1]/ns0:ReportTotalsLine[1]/ns0:Description_ReportTotalsLine[1]" w:storeItemID="{49E3A5AC-F0FB-44FA-B497-E468622779B9}"/>
                         <w:text/>
                       </w:sdtPr>
+                      <w:sdtEndPr/>
                       <w:sdtContent>
-                        <w:proofErr w:type="spellStart"/>
                         <w:r>
-                          <w:rPr>
-                            <w:rFonts w:cs="Times New Roman" w:asciiTheme="minorHAnsi" w:hAnsiTheme="minorHAnsi"/>
-                            <w:sz w:val="22"/>
-                            <w:szCs w:val="22"/>
-                          </w:rPr>
                           <w:t>Description_ReportTotalsLine</w:t>
                         </w:r>
-                        <w:proofErr w:type="spellEnd"/>
                       </w:sdtContent>
                     </w:sdt>
                   </w:p>
                 </w:tc>
                 <w:sdt>
                   <w:sdtPr>
-                    <w:rPr>
-                      <w:rFonts w:cs="Times New Roman"/>
-                      <w:sz w:val="22"/>
-                      <w:szCs w:val="22"/>
-                    </w:rPr>
                     <w:alias w:val="#Nav: /Header/ReportTotalsLine/Amount_ReportTotalsLine"/>
                     <w:tag w:val="#Nav: Standard_Sales_Invoice/1306"/>
                     <w:id w:val="-1113817638"/>
                     <w:placeholder>
                       <w:docPart w:val="D7D8C22094AC421DB2AB5E22475BA53C"/>
                     </w:placeholder>
-                    <w:dataBinding w:prefixMappings="xmlns:ns0='urn:microsoft-dynamics-nav/reports/Standard_Sales_Invoice/1306/'" w:xpath="/ns0:NavWordReportXmlPart[1]/ns0:Header[1]/ns0:ReportTotalsLine[1]/ns0:Amount_ReportTotalsLine[1]" w:storeItemID="{49E3A5AC-F0FB-44FA-B497-E468622779B9}"/>
+                    <w:dataBinding w:prefixMappings="&lt;xmlns:ns0='urn:microsoft-dynamics-nav/reports/Standard_Sales_Invoice/1306/' " w:xpath="/ns0:NavWordReportXmlPart[1]/ns0:Header[1]/ns0:ReportTotalsLine[1]/ns0:Amount_ReportTotalsLine[1]" w:storeItemID="{49E3A5AC-F0FB-44FA-B497-E468622779B9}"/>
                     <w:text/>
                   </w:sdtPr>
+                  <w:sdtEndPr/>
                   <w:sdtContent>
                     <w:tc>
                       <w:tcPr>
-                        <w:tcW w:w="4629" w:type="dxa"/>
+                        <w:tcW w:w="2412" w:type="pct"/>
                         <w:gridSpan w:val="3"/>
-                        <w:tcMar>
-                          <w:right w:w="0" w:type="dxa"/>
-                        </w:tcMar>
-                        <w:vAlign w:val="center"/>
                       </w:tcPr>
                       <w:p>
                         <w:pPr>
+                          <w:pStyle w:val="BCLabelNumber"/>
                           <w:ind w:right="115"/>
                           <w:jc w:val="right"/>
-                          <w:cnfStyle w:val="000000000000" w:firstRow="0" w:lastRow="0" w:firstColumn="0" w:lastColumn="0" w:oddVBand="0" w:evenVBand="0" w:oddHBand="0" w:evenHBand="0" w:firstRowFirstColumn="0" w:firstRowLastColumn="0" w:lastRowFirstColumn="0" w:lastRowLastColumn="0"/>
-                          <w:rPr>
-                            <w:rFonts w:cs="Times New Roman" w:asciiTheme="minorHAnsi" w:hAnsiTheme="minorHAnsi"/>
-                            <w:sz w:val="22"/>
-                            <w:szCs w:val="22"/>
-                          </w:rPr>
                         </w:pPr>
-                        <w:proofErr w:type="spellStart"/>
                         <w:r>
-                          <w:rPr>
-                            <w:rFonts w:cs="Times New Roman" w:asciiTheme="minorHAnsi" w:hAnsiTheme="minorHAnsi"/>
-                            <w:sz w:val="22"/>
-                            <w:szCs w:val="22"/>
-                          </w:rPr>
                           <w:t>Amount_ReportTotalsLine</w:t>
                         </w:r>
-                        <w:proofErr w:type="spellEnd"/>
                       </w:p>
                     </w:tc>
                   </w:sdtContent>
@@ -2436,75 +1644,40 @@
         </w:trPr>
         <w:tc>
           <w:tcPr>
-            <w:cnfStyle w:val="001000000000" w:firstRow="0" w:lastRow="0" w:firstColumn="1" w:lastColumn="0" w:oddVBand="0" w:evenVBand="0" w:oddHBand="0" w:evenHBand="0" w:firstRowFirstColumn="0" w:firstRowLastColumn="0" w:lastRowFirstColumn="0" w:lastRowLastColumn="0"/>
-            <w:tcW w:w="4795" w:type="dxa"/>
-            <w:tcBorders>
-              <w:top w:val="single" w:color="auto" w:sz="4" w:space="0"/>
-              <w:bottom w:val="single" w:color="auto" w:sz="8" w:space="0"/>
-            </w:tcBorders>
-            <w:vAlign w:val="center"/>
+            <w:tcW w:w="2285" w:type="pct"/>
           </w:tcPr>
           <w:sdt>
             <w:sdtPr>
-              <w:rPr>
-                <w:rFonts w:ascii="Segoe UI Semibold" w:hAnsi="Segoe UI Semibold" w:cs="Segoe UI Semibold"/>
-                <w:sz w:val="22"/>
-                <w:szCs w:val="22"/>
-              </w:rPr>
               <w:alias w:val="TotalIncludingVATText"/>
               <w:tag w:val="#BC:InsertDataItem,DataItems/Header/Totals/TotalIncludingVATText"/>
               <w:id w:val="-1340845080"/>
-              <w:dataBinding w:prefixMappings="xmlns:ns0='urn:microsoft-dynamics-nav/reports/Standard_Sales_Invoice/1306/'" w:xpath="/ns0:NavWordReportXmlPart[1]/ns0:Header[1]/ns0:Totals[1]/ns0:TotalIncludingVATText[1]" w:storeItemID="{00000000-0000-0000-0000-000000000000}"/>
+              <w:dataBinding w:prefixMappings="&lt;xmlns:ns0='urn:microsoft-dynamics-nav/reports/Standard_Sales_Invoice/1306/' " w:xpath="/ns0:NavWordReportXmlPart[1]/ns0:Header[1]/ns0:Totals[1]/ns0:TotalIncludingVATText[1]" w:storeItemID="{00000000-0000-0000-0000-000000000000}"/>
               <w15:color w:val="808080"/>
               <w:text/>
             </w:sdtPr>
+            <w:sdtEndPr/>
             <w:sdtContent>
               <w:p>
                 <w:pPr>
-                  <w:pStyle w:val="Heading2"/>
+                  <w:pStyle w:val="BCLabel"/>
                   <w:spacing w:before="120" w:after="120"/>
-                  <w:rPr>
-                    <w:rFonts w:ascii="Segoe UI Semibold" w:hAnsi="Segoe UI Semibold" w:eastAsia="Times New Roman" w:cs="Segoe UI Semibold"/>
-                    <w:b w:val="0"/>
-                    <w:bCs w:val="0"/>
-                    <w:sz w:val="22"/>
-                    <w:szCs w:val="22"/>
-                  </w:rPr>
                 </w:pPr>
-                <w:proofErr w:type="spellStart"/>
                 <w:r>
-                  <w:rPr>
-                    <w:rFonts w:ascii="Segoe UI Semibold" w:hAnsi="Segoe UI Semibold" w:cs="Segoe UI Semibold"/>
-                    <w:bCs w:val="0"/>
-                    <w:sz w:val="22"/>
-                    <w:szCs w:val="22"/>
-                  </w:rPr>
                   <w:t>TotalIncludingVATText</w:t>
                 </w:r>
-                <w:proofErr w:type="spellEnd"/>
               </w:p>
             </w:sdtContent>
           </w:sdt>
         </w:tc>
         <w:tc>
           <w:tcPr>
-            <w:tcW w:w="636" w:type="dxa"/>
-            <w:tcBorders>
-              <w:top w:val="single" w:color="auto" w:sz="4" w:space="0"/>
-              <w:bottom w:val="single" w:color="auto" w:sz="8" w:space="0"/>
-            </w:tcBorders>
-            <w:vAlign w:val="center"/>
+            <w:tcW w:w="303" w:type="pct"/>
           </w:tcPr>
           <w:p>
             <w:pPr>
-              <w:pStyle w:val="Heading2"/>
+              <w:pStyle w:val="BCLabel"/>
               <w:spacing w:before="120" w:after="120"/>
-              <w:cnfStyle w:val="010000000000" w:firstRow="0" w:lastRow="1" w:firstColumn="0" w:lastColumn="0" w:oddVBand="0" w:evenVBand="0" w:oddHBand="0" w:evenHBand="0" w:firstRowFirstColumn="0" w:firstRowLastColumn="0" w:lastRowFirstColumn="0" w:lastRowLastColumn="0"/>
               <w:rPr>
-                <w:rFonts w:ascii="Segoe UI Semibold" w:hAnsi="Segoe UI Semibold" w:cs="Segoe UI Semibold"/>
-                <w:b w:val="0"/>
-                <w:sz w:val="22"/>
-                <w:szCs w:val="22"/>
                 <w:lang w:eastAsia="en-US"/>
               </w:rPr>
             </w:pPr>
@@ -2512,23 +1685,13 @@
         </w:tc>
         <w:tc>
           <w:tcPr>
-            <w:tcW w:w="335" w:type="dxa"/>
-            <w:tcBorders>
-              <w:top w:val="single" w:color="auto" w:sz="4" w:space="0"/>
-              <w:bottom w:val="single" w:color="auto" w:sz="8" w:space="0"/>
-            </w:tcBorders>
-            <w:vAlign w:val="center"/>
+            <w:tcW w:w="160" w:type="pct"/>
           </w:tcPr>
           <w:p>
             <w:pPr>
-              <w:pStyle w:val="Heading2"/>
+              <w:pStyle w:val="BCLabel"/>
               <w:spacing w:before="120" w:after="120"/>
-              <w:cnfStyle w:val="010000000000" w:firstRow="0" w:lastRow="1" w:firstColumn="0" w:lastColumn="0" w:oddVBand="0" w:evenVBand="0" w:oddHBand="0" w:evenHBand="0" w:firstRowFirstColumn="0" w:firstRowLastColumn="0" w:lastRowFirstColumn="0" w:lastRowLastColumn="0"/>
               <w:rPr>
-                <w:rFonts w:ascii="Segoe UI Semibold" w:hAnsi="Segoe UI Semibold" w:cs="Segoe UI Semibold"/>
-                <w:b w:val="0"/>
-                <w:sz w:val="22"/>
-                <w:szCs w:val="22"/>
                 <w:lang w:eastAsia="en-US"/>
               </w:rPr>
             </w:pPr>
@@ -2536,23 +1699,13 @@
         </w:tc>
         <w:tc>
           <w:tcPr>
-            <w:tcW w:w="337" w:type="dxa"/>
-            <w:tcBorders>
-              <w:top w:val="single" w:color="auto" w:sz="4" w:space="0"/>
-              <w:bottom w:val="single" w:color="auto" w:sz="8" w:space="0"/>
-            </w:tcBorders>
-            <w:vAlign w:val="center"/>
+            <w:tcW w:w="161" w:type="pct"/>
           </w:tcPr>
           <w:p>
             <w:pPr>
-              <w:pStyle w:val="Heading2"/>
+              <w:pStyle w:val="BCLabel"/>
               <w:spacing w:before="120" w:after="120"/>
-              <w:cnfStyle w:val="010000000000" w:firstRow="0" w:lastRow="1" w:firstColumn="0" w:lastColumn="0" w:oddVBand="0" w:evenVBand="0" w:oddHBand="0" w:evenHBand="0" w:firstRowFirstColumn="0" w:firstRowLastColumn="0" w:lastRowFirstColumn="0" w:lastRowLastColumn="0"/>
               <w:rPr>
-                <w:rFonts w:ascii="Segoe UI Semibold" w:hAnsi="Segoe UI Semibold" w:cs="Segoe UI Semibold"/>
-                <w:b w:val="0"/>
-                <w:sz w:val="22"/>
-                <w:szCs w:val="22"/>
                 <w:lang w:eastAsia="en-US"/>
               </w:rPr>
             </w:pPr>
@@ -2560,78 +1713,61 @@
         </w:tc>
         <w:tc>
           <w:tcPr>
-            <w:tcW w:w="4391" w:type="dxa"/>
-            <w:tcBorders>
-              <w:top w:val="single" w:color="auto" w:sz="4" w:space="0"/>
-              <w:bottom w:val="single" w:color="auto" w:sz="8" w:space="0"/>
-            </w:tcBorders>
-            <w:vAlign w:val="center"/>
+            <w:tcW w:w="2091" w:type="pct"/>
           </w:tcPr>
           <w:p>
             <w:pPr>
-              <w:pStyle w:val="Heading2"/>
+              <w:pStyle w:val="BCLabelNumber"/>
               <w:spacing w:before="120" w:after="120"/>
               <w:jc w:val="right"/>
-              <w:cnfStyle w:val="010000000000" w:firstRow="0" w:lastRow="1" w:firstColumn="0" w:lastColumn="0" w:oddVBand="0" w:evenVBand="0" w:oddHBand="0" w:evenHBand="0" w:firstRowFirstColumn="0" w:firstRowLastColumn="0" w:lastRowFirstColumn="0" w:lastRowLastColumn="0"/>
               <w:rPr>
-                <w:rFonts w:ascii="Segoe UI Semibold" w:hAnsi="Segoe UI Semibold" w:cs="Segoe UI Semibold"/>
-                <w:b w:val="0"/>
-                <w:sz w:val="22"/>
-                <w:szCs w:val="22"/>
                 <w:lang w:eastAsia="en-US"/>
               </w:rPr>
             </w:pPr>
             <w:r>
-              <w:rPr>
-                <w:rFonts w:ascii="Segoe UI Semibold" w:hAnsi="Segoe UI Semibold" w:eastAsia="Times New Roman" w:cs="Segoe UI Semibold"/>
-                <w:sz w:val="22"/>
-                <w:szCs w:val="22"/>
-              </w:rPr>
               <w:t> </w:t>
             </w:r>
             <w:sdt>
               <w:sdtPr>
-                <w:rPr>
-                  <w:rFonts w:ascii="Segoe UI Semibold" w:hAnsi="Segoe UI Semibold" w:eastAsia="Times New Roman" w:cs="Segoe UI Semibold"/>
-                  <w:sz w:val="22"/>
-                  <w:szCs w:val="22"/>
-                </w:rPr>
                 <w:alias w:val="TotalAmountIncludingVAT"/>
                 <w:tag w:val="#BC:InsertDataItem,DataItems/Header/Totals/TotalAmountIncludingVAT"/>
                 <w:id w:val="475962551"/>
-                <w:dataBinding w:prefixMappings="xmlns:ns0='urn:microsoft-dynamics-nav/reports/Standard_Sales_Invoice/1306/'" w:xpath="/ns0:NavWordReportXmlPart[1]/ns0:Header[1]/ns0:Totals[1]/ns0:TotalAmountIncludingVAT[1]" w:storeItemID="{00000000-0000-0000-0000-000000000000}"/>
+                <w:dataBinding w:prefixMappings="&lt;xmlns:ns0='urn:microsoft-dynamics-nav/reports/Standard_Sales_Invoice/1306/' " w:xpath="/ns0:NavWordReportXmlPart[1]/ns0:Header[1]/ns0:Totals[1]/ns0:TotalAmountIncludingVAT[1]" w:storeItemID="{00000000-0000-0000-0000-000000000000}"/>
                 <w15:color w:val="808080"/>
                 <w:text/>
               </w:sdtPr>
+              <w:sdtEndPr/>
               <w:sdtContent>
-                <w:proofErr w:type="spellStart"/>
                 <w:r>
-                  <w:rPr>
-                    <w:rFonts w:ascii="Segoe UI Semibold" w:hAnsi="Segoe UI Semibold" w:eastAsia="Times New Roman" w:cs="Segoe UI Semibold"/>
-                    <w:sz w:val="22"/>
-                    <w:szCs w:val="22"/>
-                  </w:rPr>
                   <w:t>TotalAmountIncludingVAT</w:t>
                 </w:r>
-                <w:proofErr w:type="spellEnd"/>
               </w:sdtContent>
             </w:sdt>
           </w:p>
         </w:tc>
       </w:tr>
     </w:tbl>
+    <w:p>
+      <w:pPr>
+        <w:rPr>
+          <w:lang w:val="da-DK"/>
+        </w:rPr>
+      </w:pPr>
+    </w:p>
     <w:tbl>
       <w:tblPr>
-        <w:tblStyle w:val="CLSequoiatablestyle0212"/>
-        <w:tblW w:w="10498" w:type="dxa"/>
-        <w:tblLook w:val="06C0" w:firstRow="0" w:lastRow="1" w:firstColumn="1" w:lastColumn="0" w:noHBand="1" w:noVBand="1"/>
+        <w:tblStyle w:val="BCBlockTable"/>
+        <w:tblW w:w="5000" w:type="pct"/>
+        <w:tblLook w:val="0640" w:firstRow="0" w:lastRow="1" w:firstColumn="0" w:lastColumn="0" w:noHBand="1" w:noVBand="1"/>
+        <w:tblCaption w:val="Table 5"/>
+        <w:tblDescription w:val="Document totals."/>
       </w:tblPr>
       <w:tblGrid>
-        <w:gridCol w:w="4970"/>
+        <w:gridCol w:w="4968"/>
         <w:gridCol w:w="951"/>
         <w:gridCol w:w="422"/>
         <w:gridCol w:w="426"/>
-        <w:gridCol w:w="3729"/>
+        <w:gridCol w:w="3727"/>
       </w:tblGrid>
       <w:tr>
         <w:trPr>
@@ -2639,69 +1775,40 @@
         </w:trPr>
         <w:sdt>
           <w:sdtPr>
-            <w:rPr>
-              <w:rFonts w:ascii="Segoe UI Semibold" w:hAnsi="Segoe UI Semibold" w:cs="Segoe UI Semibold" w:eastAsiaTheme="minorEastAsia"/>
-              <w:sz w:val="22"/>
-              <w:szCs w:val="22"/>
-            </w:rPr>
             <w:alias w:val="VATClausesHeader"/>
             <w:tag w:val="#BC:InsertDataItem,DataItems/Header/VATClauseLine/VATClausesHeader"/>
             <w:id w:val="-1272237311"/>
             <w:placeholder>
-              <w:docPart w:val="5517424307194902B14AAA25A780CE56"/>
+              <w:docPart w:val="BD0A7E73035F4C6DB55838CA32CF4B2F"/>
             </w:placeholder>
-            <w:dataBinding w:prefixMappings="xmlns:ns0='urn:microsoft-dynamics-nav/reports/Standard_Sales_Invoice/1306/'" w:xpath="/ns0:NavWordReportXmlPart[1]/ns0:Header[1]/ns0:VATClauseLine[1]/ns0:VATClausesHeader[1]" w:storeItemID="{00000000-0000-0000-0000-000000000000}"/>
+            <w:dataBinding w:prefixMappings="&lt;xmlns:ns0='urn:microsoft-dynamics-nav/reports/Standard_Sales_Invoice/1306/' " w:xpath="/ns0:NavWordReportXmlPart[1]/ns0:Header[1]/ns0:VATClauseLine[1]/ns0:VATClausesHeader[1]" w:storeItemID="{00000000-0000-0000-0000-000000000000}"/>
             <w15:color w:val="808080"/>
             <w:text/>
           </w:sdtPr>
-          <w:sdtEndPr>
-            <w:rPr>
-              <w:rFonts w:eastAsiaTheme="majorEastAsia"/>
-            </w:rPr>
-          </w:sdtEndPr>
           <w:sdtContent>
             <w:tc>
               <w:tcPr>
-                <w:cnfStyle w:val="001000000000" w:firstRow="0" w:lastRow="0" w:firstColumn="1" w:lastColumn="0" w:oddVBand="0" w:evenVBand="0" w:oddHBand="0" w:evenHBand="0" w:firstRowFirstColumn="0" w:firstRowLastColumn="0" w:lastRowFirstColumn="0" w:lastRowLastColumn="0"/>
-                <w:tcW w:w="4970" w:type="dxa"/>
-                <w:vAlign w:val="center"/>
+                <w:tcW w:w="2367" w:type="pct"/>
               </w:tcPr>
               <w:p>
                 <w:pPr>
-                  <w:pStyle w:val="Heading2"/>
-                  <w:rPr>
-                    <w:rFonts w:ascii="Segoe UI Semibold" w:hAnsi="Segoe UI Semibold" w:cs="Segoe UI Semibold"/>
-                    <w:sz w:val="22"/>
-                    <w:szCs w:val="22"/>
-                  </w:rPr>
+                  <w:pStyle w:val="BCLabel"/>
                 </w:pPr>
-                <w:proofErr w:type="spellStart"/>
                 <w:r>
-                  <w:rPr>
-                    <w:rFonts w:ascii="Segoe UI Semibold" w:hAnsi="Segoe UI Semibold" w:cs="Segoe UI Semibold"/>
-                    <w:sz w:val="22"/>
-                    <w:szCs w:val="22"/>
-                  </w:rPr>
                   <w:t>VATClausesHeader</w:t>
                 </w:r>
-                <w:proofErr w:type="spellEnd"/>
               </w:p>
             </w:tc>
           </w:sdtContent>
         </w:sdt>
         <w:tc>
           <w:tcPr>
-            <w:tcW w:w="951" w:type="dxa"/>
-            <w:vAlign w:val="center"/>
+            <w:tcW w:w="453" w:type="pct"/>
           </w:tcPr>
           <w:p>
             <w:pPr>
-              <w:spacing w:line="240" w:lineRule="exact"/>
-              <w:cnfStyle w:val="000000000000" w:firstRow="0" w:lastRow="0" w:firstColumn="0" w:lastColumn="0" w:oddVBand="0" w:evenVBand="0" w:oddHBand="0" w:evenHBand="0" w:firstRowFirstColumn="0" w:firstRowLastColumn="0" w:lastRowFirstColumn="0" w:lastRowLastColumn="0"/>
+              <w:pStyle w:val="NoSpacing"/>
               <w:rPr>
-                <w:rFonts w:cs="Arial"/>
-                <w:sz w:val="22"/>
-                <w:szCs w:val="22"/>
                 <w:lang w:eastAsia="en-US"/>
               </w:rPr>
             </w:pPr>
@@ -2709,17 +1816,12 @@
         </w:tc>
         <w:tc>
           <w:tcPr>
-            <w:tcW w:w="422" w:type="dxa"/>
-            <w:vAlign w:val="center"/>
+            <w:tcW w:w="201" w:type="pct"/>
           </w:tcPr>
           <w:p>
             <w:pPr>
-              <w:spacing w:line="240" w:lineRule="exact"/>
-              <w:cnfStyle w:val="000000000000" w:firstRow="0" w:lastRow="0" w:firstColumn="0" w:lastColumn="0" w:oddVBand="0" w:evenVBand="0" w:oddHBand="0" w:evenHBand="0" w:firstRowFirstColumn="0" w:firstRowLastColumn="0" w:lastRowFirstColumn="0" w:lastRowLastColumn="0"/>
+              <w:pStyle w:val="NoSpacing"/>
               <w:rPr>
-                <w:rFonts w:cs="Arial"/>
-                <w:sz w:val="22"/>
-                <w:szCs w:val="22"/>
                 <w:lang w:eastAsia="en-US"/>
               </w:rPr>
             </w:pPr>
@@ -2727,17 +1829,12 @@
         </w:tc>
         <w:tc>
           <w:tcPr>
-            <w:tcW w:w="426" w:type="dxa"/>
-            <w:vAlign w:val="center"/>
+            <w:tcW w:w="203" w:type="pct"/>
           </w:tcPr>
           <w:p>
             <w:pPr>
-              <w:spacing w:line="240" w:lineRule="exact"/>
-              <w:cnfStyle w:val="000000000000" w:firstRow="0" w:lastRow="0" w:firstColumn="0" w:lastColumn="0" w:oddVBand="0" w:evenVBand="0" w:oddHBand="0" w:evenHBand="0" w:firstRowFirstColumn="0" w:firstRowLastColumn="0" w:lastRowFirstColumn="0" w:lastRowLastColumn="0"/>
+              <w:pStyle w:val="NoSpacing"/>
               <w:rPr>
-                <w:rFonts w:cs="Arial"/>
-                <w:sz w:val="22"/>
-                <w:szCs w:val="22"/>
                 <w:lang w:eastAsia="en-US"/>
               </w:rPr>
             </w:pPr>
@@ -2745,108 +1842,54 @@
         </w:tc>
         <w:tc>
           <w:tcPr>
-            <w:tcW w:w="3729" w:type="dxa"/>
-            <w:vAlign w:val="center"/>
+            <w:tcW w:w="1776" w:type="pct"/>
           </w:tcPr>
           <w:p>
             <w:pPr>
-              <w:spacing w:line="240" w:lineRule="exact"/>
+              <w:pStyle w:val="BCNumber"/>
               <w:jc w:val="right"/>
-              <w:cnfStyle w:val="000000000000" w:firstRow="0" w:lastRow="0" w:firstColumn="0" w:lastColumn="0" w:oddVBand="0" w:evenVBand="0" w:oddHBand="0" w:evenHBand="0" w:firstRowFirstColumn="0" w:firstRowLastColumn="0" w:lastRowFirstColumn="0" w:lastRowLastColumn="0"/>
-              <w:rPr>
-                <w:rFonts w:eastAsia="Times New Roman" w:cs="Segoe UI"/>
-                <w:sz w:val="22"/>
-                <w:szCs w:val="22"/>
-              </w:rPr>
             </w:pPr>
           </w:p>
         </w:tc>
       </w:tr>
       <w:tr>
         <w:trPr>
-          <w:cnfStyle w:val="010000000000" w:firstRow="0" w:lastRow="1" w:firstColumn="0" w:lastColumn="0" w:oddVBand="0" w:evenVBand="0" w:oddHBand="0" w:evenHBand="0" w:firstRowFirstColumn="0" w:firstRowLastColumn="0" w:lastRowFirstColumn="0" w:lastRowLastColumn="0"/>
           <w:trHeight w:val="490"/>
         </w:trPr>
         <w:sdt>
           <w:sdtPr>
-            <w:rPr>
-              <w:rFonts w:eastAsia="Times New Roman" w:cs="Segoe UI" w:asciiTheme="minorHAnsi" w:hAnsiTheme="minorHAnsi"/>
-              <w:sz w:val="22"/>
-              <w:szCs w:val="22"/>
-            </w:rPr>
             <w:alias w:val="Description_VATClauseLine"/>
             <w:tag w:val="#BC:InsertDataItem,DataItems/Header/VATClauseLine/Description_VATClauseLine"/>
             <w:id w:val="941799959"/>
-            <w:dataBinding w:prefixMappings="xmlns:ns0='urn:microsoft-dynamics-nav/reports/Standard_Sales_Invoice/1306/'" w:xpath="/ns0:NavWordReportXmlPart[1]/ns0:Header[1]/ns0:VATClauseLine[1]/ns0:Description_VATClauseLine[1]" w:storeItemID="{00000000-0000-0000-0000-000000000000}"/>
+            <w:dataBinding w:prefixMappings="&lt;xmlns:ns0='urn:microsoft-dynamics-nav/reports/Standard_Sales_Invoice/1306/' " w:xpath="/ns0:NavWordReportXmlPart[1]/ns0:Header[1]/ns0:VATClauseLine[1]/ns0:Description_VATClauseLine[1]" w:storeItemID="{00000000-0000-0000-0000-000000000000}"/>
             <w15:color w:val="808080"/>
             <w:text/>
           </w:sdtPr>
           <w:sdtContent>
             <w:tc>
               <w:tcPr>
-                <w:cnfStyle w:val="001000000000" w:firstRow="0" w:lastRow="0" w:firstColumn="1" w:lastColumn="0" w:oddVBand="0" w:evenVBand="0" w:oddHBand="0" w:evenHBand="0" w:firstRowFirstColumn="0" w:firstRowLastColumn="0" w:lastRowFirstColumn="0" w:lastRowLastColumn="0"/>
-                <w:tcW w:w="4970" w:type="dxa"/>
-                <w:tcBorders>
-                  <w:top w:val="none" w:color="auto" w:sz="0" w:space="0"/>
-                  <w:left w:val="none" w:color="auto" w:sz="0" w:space="0"/>
-                  <w:bottom w:val="none" w:color="auto" w:sz="0" w:space="0"/>
-                  <w:right w:val="none" w:color="auto" w:sz="0" w:space="0"/>
-                  <w:tl2br w:val="none" w:color="auto" w:sz="0" w:space="0"/>
-                  <w:tr2bl w:val="none" w:color="auto" w:sz="0" w:space="0"/>
-                </w:tcBorders>
-                <w:vAlign w:val="center"/>
+                <w:tcW w:w="2367" w:type="pct"/>
               </w:tcPr>
               <w:p>
                 <w:pPr>
-                  <w:spacing w:line="240" w:lineRule="exact"/>
+                  <w:pStyle w:val="BCLabel"/>
                   <w:textAlignment w:val="baseline"/>
-                  <w:rPr>
-                    <w:rFonts w:asciiTheme="minorHAnsi" w:hAnsiTheme="minorHAnsi"/>
-                    <w:b w:val="0"/>
-                    <w:bCs w:val="0"/>
-                    <w:sz w:val="22"/>
-                    <w:szCs w:val="22"/>
-                  </w:rPr>
                 </w:pPr>
-                <w:proofErr w:type="spellStart"/>
                 <w:r>
-                  <w:rPr>
-                    <w:rFonts w:asciiTheme="minorHAnsi" w:hAnsiTheme="minorHAnsi"/>
-                    <w:b w:val="0"/>
-                    <w:bCs w:val="0"/>
-                    <w:sz w:val="22"/>
-                    <w:szCs w:val="22"/>
-                  </w:rPr>
                   <w:t>Description_VATClauseLine</w:t>
                 </w:r>
-                <w:proofErr w:type="spellEnd"/>
               </w:p>
             </w:tc>
           </w:sdtContent>
         </w:sdt>
         <w:tc>
           <w:tcPr>
-            <w:tcW w:w="951" w:type="dxa"/>
-            <w:tcBorders>
-              <w:top w:val="none" w:color="auto" w:sz="0" w:space="0"/>
-              <w:left w:val="none" w:color="auto" w:sz="0" w:space="0"/>
-              <w:bottom w:val="none" w:color="auto" w:sz="0" w:space="0"/>
-              <w:right w:val="none" w:color="auto" w:sz="0" w:space="0"/>
-              <w:tl2br w:val="none" w:color="auto" w:sz="0" w:space="0"/>
-              <w:tr2bl w:val="none" w:color="auto" w:sz="0" w:space="0"/>
-            </w:tcBorders>
-            <w:vAlign w:val="center"/>
+            <w:tcW w:w="453" w:type="pct"/>
           </w:tcPr>
           <w:p>
             <w:pPr>
-              <w:spacing w:line="240" w:lineRule="exact"/>
-              <w:cnfStyle w:val="010000000000" w:firstRow="0" w:lastRow="1" w:firstColumn="0" w:lastColumn="0" w:oddVBand="0" w:evenVBand="0" w:oddHBand="0" w:evenHBand="0" w:firstRowFirstColumn="0" w:firstRowLastColumn="0" w:lastRowFirstColumn="0" w:lastRowLastColumn="0"/>
+              <w:pStyle w:val="BCLabel"/>
               <w:rPr>
-                <w:rFonts w:cs="Arial" w:asciiTheme="minorHAnsi" w:hAnsiTheme="minorHAnsi"/>
-                <w:b w:val="0"/>
-                <w:bCs w:val="0"/>
-                <w:sz w:val="22"/>
-                <w:szCs w:val="22"/>
                 <w:lang w:eastAsia="en-US"/>
               </w:rPr>
             </w:pPr>
@@ -2854,27 +1897,12 @@
         </w:tc>
         <w:tc>
           <w:tcPr>
-            <w:tcW w:w="422" w:type="dxa"/>
-            <w:tcBorders>
-              <w:top w:val="none" w:color="auto" w:sz="0" w:space="0"/>
-              <w:left w:val="none" w:color="auto" w:sz="0" w:space="0"/>
-              <w:bottom w:val="none" w:color="auto" w:sz="0" w:space="0"/>
-              <w:right w:val="none" w:color="auto" w:sz="0" w:space="0"/>
-              <w:tl2br w:val="none" w:color="auto" w:sz="0" w:space="0"/>
-              <w:tr2bl w:val="none" w:color="auto" w:sz="0" w:space="0"/>
-            </w:tcBorders>
-            <w:vAlign w:val="center"/>
+            <w:tcW w:w="201" w:type="pct"/>
           </w:tcPr>
           <w:p>
             <w:pPr>
-              <w:spacing w:line="240" w:lineRule="exact"/>
-              <w:cnfStyle w:val="010000000000" w:firstRow="0" w:lastRow="1" w:firstColumn="0" w:lastColumn="0" w:oddVBand="0" w:evenVBand="0" w:oddHBand="0" w:evenHBand="0" w:firstRowFirstColumn="0" w:firstRowLastColumn="0" w:lastRowFirstColumn="0" w:lastRowLastColumn="0"/>
+              <w:pStyle w:val="BCLabel"/>
               <w:rPr>
-                <w:rFonts w:cs="Arial" w:asciiTheme="minorHAnsi" w:hAnsiTheme="minorHAnsi"/>
-                <w:b w:val="0"/>
-                <w:bCs w:val="0"/>
-                <w:sz w:val="22"/>
-                <w:szCs w:val="22"/>
                 <w:lang w:eastAsia="en-US"/>
               </w:rPr>
             </w:pPr>
@@ -2882,27 +1910,12 @@
         </w:tc>
         <w:tc>
           <w:tcPr>
-            <w:tcW w:w="426" w:type="dxa"/>
-            <w:tcBorders>
-              <w:top w:val="none" w:color="auto" w:sz="0" w:space="0"/>
-              <w:left w:val="none" w:color="auto" w:sz="0" w:space="0"/>
-              <w:bottom w:val="none" w:color="auto" w:sz="0" w:space="0"/>
-              <w:right w:val="none" w:color="auto" w:sz="0" w:space="0"/>
-              <w:tl2br w:val="none" w:color="auto" w:sz="0" w:space="0"/>
-              <w:tr2bl w:val="none" w:color="auto" w:sz="0" w:space="0"/>
-            </w:tcBorders>
-            <w:vAlign w:val="center"/>
+            <w:tcW w:w="203" w:type="pct"/>
           </w:tcPr>
           <w:p>
             <w:pPr>
-              <w:spacing w:line="240" w:lineRule="exact"/>
-              <w:cnfStyle w:val="010000000000" w:firstRow="0" w:lastRow="1" w:firstColumn="0" w:lastColumn="0" w:oddVBand="0" w:evenVBand="0" w:oddHBand="0" w:evenHBand="0" w:firstRowFirstColumn="0" w:firstRowLastColumn="0" w:lastRowFirstColumn="0" w:lastRowLastColumn="0"/>
+              <w:pStyle w:val="BCLabel"/>
               <w:rPr>
-                <w:rFonts w:cs="Arial" w:asciiTheme="minorHAnsi" w:hAnsiTheme="minorHAnsi"/>
-                <w:b w:val="0"/>
-                <w:bCs w:val="0"/>
-                <w:sz w:val="22"/>
-                <w:szCs w:val="22"/>
                 <w:lang w:eastAsia="en-US"/>
               </w:rPr>
             </w:pPr>
@@ -2910,60 +1923,29 @@
         </w:tc>
         <w:sdt>
           <w:sdtPr>
-            <w:rPr>
-              <w:rFonts w:eastAsia="Times New Roman" w:cs="Segoe UI" w:asciiTheme="minorHAnsi" w:hAnsiTheme="minorHAnsi"/>
-              <w:sz w:val="22"/>
-              <w:szCs w:val="22"/>
-            </w:rPr>
             <w:alias w:val="VATAmount_VATClauseLine"/>
             <w:tag w:val="#BC:InsertDataItem,DataItems/Header/VATClauseLine/VATAmount_VATClauseLine"/>
             <w:id w:val="-909153305"/>
             <w:placeholder>
-              <w:docPart w:val="AD4111632C7E46DFBA340637BE671AAD"/>
+              <w:docPart w:val="BCC64A0FE05F46AA9188450BC265DBC9"/>
             </w:placeholder>
-            <w:dataBinding w:prefixMappings="xmlns:ns0='urn:microsoft-dynamics-nav/reports/Standard_Sales_Invoice/1306/'" w:xpath="/ns0:NavWordReportXmlPart[1]/ns0:Header[1]/ns0:VATClauseLine[1]/ns0:VATAmount_VATClauseLine[1]" w:storeItemID="{00000000-0000-0000-0000-000000000000}"/>
+            <w:dataBinding w:prefixMappings="&lt;xmlns:ns0='urn:microsoft-dynamics-nav/reports/Standard_Sales_Invoice/1306/' " w:xpath="/ns0:NavWordReportXmlPart[1]/ns0:Header[1]/ns0:VATClauseLine[1]/ns0:VATAmount_VATClauseLine[1]" w:storeItemID="{00000000-0000-0000-0000-000000000000}"/>
             <w15:color w:val="808080"/>
             <w:text/>
           </w:sdtPr>
           <w:sdtContent>
             <w:tc>
               <w:tcPr>
-                <w:tcW w:w="3729" w:type="dxa"/>
-                <w:tcBorders>
-                  <w:top w:val="none" w:color="auto" w:sz="0" w:space="0"/>
-                  <w:left w:val="none" w:color="auto" w:sz="0" w:space="0"/>
-                  <w:bottom w:val="none" w:color="auto" w:sz="0" w:space="0"/>
-                  <w:right w:val="none" w:color="auto" w:sz="0" w:space="0"/>
-                  <w:tl2br w:val="none" w:color="auto" w:sz="0" w:space="0"/>
-                  <w:tr2bl w:val="none" w:color="auto" w:sz="0" w:space="0"/>
-                </w:tcBorders>
-                <w:vAlign w:val="center"/>
+                <w:tcW w:w="1776" w:type="pct"/>
               </w:tcPr>
               <w:p>
                 <w:pPr>
-                  <w:spacing w:line="240" w:lineRule="exact"/>
+                  <w:pStyle w:val="BCLabelNumber"/>
                   <w:jc w:val="right"/>
-                  <w:cnfStyle w:val="010000000000" w:firstRow="0" w:lastRow="1" w:firstColumn="0" w:lastColumn="0" w:oddVBand="0" w:evenVBand="0" w:oddHBand="0" w:evenHBand="0" w:firstRowFirstColumn="0" w:firstRowLastColumn="0" w:lastRowFirstColumn="0" w:lastRowLastColumn="0"/>
-                  <w:rPr>
-                    <w:rFonts w:eastAsia="Times New Roman" w:cs="Segoe UI" w:asciiTheme="minorHAnsi" w:hAnsiTheme="minorHAnsi"/>
-                    <w:b w:val="0"/>
-                    <w:bCs w:val="0"/>
-                    <w:sz w:val="22"/>
-                    <w:szCs w:val="22"/>
-                  </w:rPr>
                 </w:pPr>
-                <w:proofErr w:type="spellStart"/>
                 <w:r>
-                  <w:rPr>
-                    <w:rFonts w:eastAsia="Times New Roman" w:cs="Segoe UI" w:asciiTheme="minorHAnsi" w:hAnsiTheme="minorHAnsi"/>
-                    <w:b w:val="0"/>
-                    <w:bCs w:val="0"/>
-                    <w:sz w:val="22"/>
-                    <w:szCs w:val="22"/>
-                  </w:rPr>
                   <w:t>VATAmount_VATClauseLine</w:t>
                 </w:r>
-                <w:proofErr w:type="spellEnd"/>
               </w:p>
             </w:tc>
           </w:sdtContent>
@@ -2973,66 +1955,52 @@
     <w:p>
       <w:pPr>
         <w:rPr>
-          <w:sz w:val="22"/>
-          <w:szCs w:val="22"/>
+          <w:lang w:val="da-DK"/>
         </w:rPr>
       </w:pPr>
     </w:p>
     <w:tbl>
       <w:tblPr>
-        <w:tblW w:w="0" w:type="auto"/>
-        <w:tblCellMar>
-          <w:left w:w="0" w:type="dxa"/>
-          <w:right w:w="0" w:type="dxa"/>
-        </w:tblCellMar>
-        <w:tblLook w:val="0000" w:firstRow="0" w:lastRow="0" w:firstColumn="0" w:lastColumn="0" w:noHBand="0" w:noVBand="0"/>
+        <w:tblStyle w:val="BCBlockTable"/>
+        <w:tblW w:w="5000" w:type="pct"/>
+        <w:tblLook w:val="0620" w:firstRow="1" w:lastRow="0" w:firstColumn="0" w:lastColumn="0" w:noHBand="1" w:noVBand="1"/>
         <w:tblCaption w:val="Notes Block"/>
+        <w:tblDescription w:val="Layout table. Used for positioning, not for tabular data."/>
       </w:tblPr>
       <w:tblGrid>
         <w:gridCol w:w="10494"/>
       </w:tblGrid>
       <w:tr>
+        <w:trPr>
+          <w:cnfStyle w:val="100000000000" w:firstRow="1" w:lastRow="0" w:firstColumn="0" w:lastColumn="0" w:oddVBand="0" w:evenVBand="0" w:oddHBand="0" w:evenHBand="0" w:firstRowFirstColumn="0" w:firstRowLastColumn="0" w:lastRowFirstColumn="0" w:lastRowLastColumn="0"/>
+          <w:cantSplit/>
+        </w:trPr>
         <w:sdt>
           <w:sdtPr>
-            <w:rPr>
-              <w:iCs/>
-              <w:sz w:val="22"/>
-              <w:szCs w:val="22"/>
-            </w:rPr>
             <w:alias w:val="WorkDescriptionLine"/>
             <w:tag w:val="#BC:InsertDataItem,DataItems/Header/WorkDescriptionLines/WorkDescriptionLine"/>
             <w:id w:val="1093668451"/>
             <w:placeholder>
               <w:docPart w:val="040EB39C88C340B6B7A2F569B1AA1C77"/>
             </w:placeholder>
-            <w:dataBinding w:prefixMappings="xmlns:ns0='urn:microsoft-dynamics-nav/reports/Standard_Sales_Invoice/1306/'" w:xpath="/ns0:NavWordReportXmlPart[1]/ns0:Header[1]/ns0:WorkDescriptionLines[1]/ns0:WorkDescriptionLine[1]" w:storeItemID="{00000000-0000-0000-0000-000000000000}"/>
+            <w:dataBinding w:prefixMappings="&lt;xmlns:ns0='urn:microsoft-dynamics-nav/reports/Standard_Sales_Invoice/1306/' " w:xpath="/ns0:NavWordReportXmlPart[1]/ns0:Header[1]/ns0:WorkDescriptionLines[1]/ns0:WorkDescriptionLine[1]" w:storeItemID="{00000000-0000-0000-0000-000000000000}"/>
             <w15:color w:val="808080"/>
             <w:text/>
           </w:sdtPr>
+          <w:sdtEndPr/>
           <w:sdtContent>
             <w:tc>
               <w:tcPr>
-                <w:tcW w:w="10494" w:type="dxa"/>
+                <w:tcW w:w="5000" w:type="pct"/>
               </w:tcPr>
               <w:p>
                 <w:pPr>
+                  <w:pStyle w:val="NoSpacing"/>
                   <w:ind w:right="26"/>
-                  <w:rPr>
-                    <w:i/>
-                    <w:sz w:val="22"/>
-                    <w:szCs w:val="22"/>
-                  </w:rPr>
                 </w:pPr>
-                <w:proofErr w:type="spellStart"/>
                 <w:r>
-                  <w:rPr>
-                    <w:iCs/>
-                    <w:sz w:val="22"/>
-                    <w:szCs w:val="22"/>
-                  </w:rPr>
                   <w:t>WorkDescriptionLine</w:t>
                 </w:r>
-                <w:proofErr w:type="spellEnd"/>
               </w:p>
             </w:tc>
           </w:sdtContent>
@@ -3041,30 +2009,19 @@
     </w:tbl>
     <w:sdt>
       <w:sdtPr>
-        <w:rPr>
-          <w:sz w:val="22"/>
-          <w:szCs w:val="22"/>
-        </w:rPr>
         <w:alias w:val="#Nav: /Header/PaymentReportingArgument/PaymentServiceLogo"/>
         <w:tag w:val="#Nav: Standard_Sales_Invoice/1306"/>
         <w:id w:val="-804161553"/>
         <w:showingPlcHdr/>
-        <w:dataBinding w:prefixMappings="xmlns:ns0='urn:microsoft-dynamics-nav/reports/Standard_Sales_Invoice/1306/'" w:xpath="/ns0:NavWordReportXmlPart[1]/ns0:Header[1]/ns0:PaymentReportingArgument[1]/ns0:PaymentServiceLogo[1]" w:storeItemID="{4E4D9DA5-514B-454D-BE26-D942A644F473}"/>
+        <w:dataBinding w:prefixMappings="&lt;xmlns:ns0='urn:microsoft-dynamics-nav/reports/Standard_Sales_Invoice/1306/' " w:xpath="/ns0:NavWordReportXmlPart[1]/ns0:Header[1]/ns0:PaymentReportingArgument[1]/ns0:PaymentServiceLogo[1]" w:storeItemID="{4E4D9DA5-514B-454D-BE26-D942A644F473}"/>
         <w:picture/>
       </w:sdtPr>
+      <w:sdtEndPr/>
       <w:sdtContent>
         <w:p>
-          <w:pPr>
-            <w:rPr>
-              <w:sz w:val="22"/>
-              <w:szCs w:val="22"/>
-            </w:rPr>
-          </w:pPr>
           <w:r>
             <w:rPr>
               <w:noProof/>
-              <w:sz w:val="22"/>
-              <w:szCs w:val="22"/>
               <w:lang w:val="da-DK" w:eastAsia="da-DK"/>
             </w:rPr>
             <w:drawing>
@@ -3085,7 +2042,7 @@
                         </pic:cNvPicPr>
                       </pic:nvPicPr>
                       <pic:blipFill rotWithShape="1">
-                        <a:blip r:embed="rId8">
+                        <a:blip r:embed="rId9">
                           <a:extLst>
                             <a:ext uri="{28A0092B-C50C-407E-A947-70E740481C1C}">
                               <a14:useLocalDpi xmlns:a14="http://schemas.microsoft.com/office/drawing/2010/main" val="0"/>
@@ -3125,105 +2082,49 @@
     <w:p>
       <w:pPr>
         <w:pStyle w:val="Style1"/>
-        <w:rPr>
-          <w:color w:val="auto"/>
-          <w:sz w:val="22"/>
-          <w:szCs w:val="22"/>
-          <w:u w:val="none"/>
-        </w:rPr>
       </w:pPr>
       <w:sdt>
         <w:sdtPr>
-          <w:rPr>
-            <w:rFonts w:eastAsiaTheme="minorHAnsi"/>
-            <w:color w:val="auto"/>
-            <w:sz w:val="22"/>
-            <w:szCs w:val="22"/>
-            <w:u w:val="none"/>
-          </w:rPr>
           <w:alias w:val="#Nav: /Header/PaymentReportingArgument/PaymentServiceText_Url"/>
           <w:tag w:val="#Nav: Standard_Sales_Invoice/1306"/>
           <w:id w:val="1283080237"/>
           <w:placeholder>
             <w:docPart w:val="8FB6DAE70E674E648F621ECC6812401D"/>
           </w:placeholder>
-          <w:dataBinding w:prefixMappings="xmlns:ns0='urn:microsoft-dynamics-nav/reports/Standard_Sales_Invoice/1306/'" w:xpath="/ns0:NavWordReportXmlPart[1]/ns0:Header[1]/ns0:PaymentReportingArgument[1]/ns0:PaymentServiceText_Url[1]" w:storeItemID="{4E4D9DA5-514B-454D-BE26-D942A644F473}"/>
+          <w:dataBinding w:prefixMappings="&lt;xmlns:ns0='urn:microsoft-dynamics-nav/reports/Standard_Sales_Invoice/1306/' " w:xpath="/ns0:NavWordReportXmlPart[1]/ns0:Header[1]/ns0:PaymentReportingArgument[1]/ns0:PaymentServiceText_Url[1]" w:storeItemID="{4E4D9DA5-514B-454D-BE26-D942A644F473}"/>
           <w:text/>
         </w:sdtPr>
+        <w:sdtEndPr/>
         <w:sdtContent>
-          <w:proofErr w:type="spellStart"/>
           <w:r>
-            <w:rPr>
-              <w:rFonts w:eastAsiaTheme="minorHAnsi"/>
-              <w:color w:val="auto"/>
-              <w:sz w:val="22"/>
-              <w:szCs w:val="22"/>
-              <w:u w:val="none"/>
-            </w:rPr>
             <w:t>PaymentServiceText_Url</w:t>
           </w:r>
-          <w:proofErr w:type="spellEnd"/>
         </w:sdtContent>
       </w:sdt>
     </w:p>
     <w:p>
       <w:pPr>
         <w:pStyle w:val="Style1"/>
-        <w:rPr>
-          <w:color w:val="auto"/>
-          <w:sz w:val="22"/>
-          <w:szCs w:val="22"/>
-        </w:rPr>
       </w:pPr>
     </w:p>
+    <w:p/>
+    <w:p/>
+    <w:p/>
+    <w:p/>
     <w:p>
       <w:pPr>
         <w:rPr>
-          <w:sz w:val="22"/>
-          <w:szCs w:val="22"/>
-        </w:rPr>
-      </w:pPr>
-    </w:p>
-    <w:p>
-      <w:pPr>
-        <w:rPr>
-          <w:sz w:val="22"/>
-          <w:szCs w:val="22"/>
-        </w:rPr>
-      </w:pPr>
-    </w:p>
-    <w:p>
-      <w:pPr>
-        <w:rPr>
-          <w:sz w:val="22"/>
-          <w:szCs w:val="22"/>
-        </w:rPr>
-      </w:pPr>
-    </w:p>
-    <w:p>
-      <w:pPr>
-        <w:rPr>
-          <w:sz w:val="22"/>
-          <w:szCs w:val="22"/>
-        </w:rPr>
-      </w:pPr>
-    </w:p>
-    <w:p>
-      <w:pPr>
-        <w:rPr>
-          <w:sz w:val="22"/>
-          <w:szCs w:val="22"/>
           <w:lang w:val="da-DK"/>
         </w:rPr>
       </w:pPr>
     </w:p>
     <w:sectPr>
-      <w:headerReference w:type="even" r:id="rId9"/>
-      <w:headerReference w:type="default" r:id="rId10"/>
-      <w:footerReference w:type="even" r:id="rId11"/>
-      <w:footerReference w:type="default" r:id="rId12"/>
-      <w:headerReference w:type="first" r:id="rId13"/>
-      <w:footerReference w:type="first" r:id="rId14"/>
+      <w:headerReference w:type="even" r:id="rId10"/>
+      <w:headerReference w:type="default" r:id="rId11"/>
+      <w:footerReference w:type="even" r:id="rId12"/>
+      <w:footerReference w:type="default" r:id="rId13"/>
+      <w:headerReference w:type="first" r:id="rId14"/>
+      <w:footerReference w:type="first" r:id="rId15"/>
       <w:pgSz w:w="11906" w:h="16838"/>
       <w:pgMar w:top="576" w:right="706" w:bottom="576" w:left="706" w:header="708" w:footer="708" w:gutter="0"/>
       <w:cols w:space="708"/>
@@ -3234,7 +2135,7 @@
 </file>
 
 <file path=word/endnotes.xml><?xml version="1.0" encoding="utf-8"?>
-<w:endnotes xmlns:wpc="http://schemas.microsoft.com/office/word/2010/wordprocessingCanvas" xmlns:cx="http://schemas.microsoft.com/office/drawing/2014/chartex" xmlns:cx1="http://schemas.microsoft.com/office/drawing/2015/9/8/chartex" xmlns:cx2="http://schemas.microsoft.com/office/drawing/2015/10/21/chartex" xmlns:cx3="http://schemas.microsoft.com/office/drawing/2016/5/9/chartex" xmlns:cx4="http://schemas.microsoft.com/office/drawing/2016/5/10/chartex" xmlns:cx5="http://schemas.microsoft.com/office/drawing/2016/5/11/chartex" xmlns:cx6="http://schemas.microsoft.com/office/drawing/2016/5/12/chartex" xmlns:cx7="http://schemas.microsoft.com/office/drawing/2016/5/13/chartex" xmlns:cx8="http://schemas.microsoft.com/office/drawing/2016/5/14/chartex" xmlns:mc="http://schemas.openxmlformats.org/markup-compatibility/2006" xmlns:aink="http://schemas.microsoft.com/office/drawing/2016/ink" xmlns:am3d="http://schemas.microsoft.com/office/drawing/2017/model3d" xmlns:o="urn:schemas-microsoft-com:office:office" xmlns:oel="http://schemas.microsoft.com/office/2019/extlst" xmlns:r="http://schemas.openxmlformats.org/officeDocument/2006/relationships" xmlns:m="http://schemas.openxmlformats.org/officeDocument/2006/math" xmlns:v="urn:schemas-microsoft-com:vml" xmlns:wp14="http://schemas.microsoft.com/office/word/2010/wordprocessingDrawing" xmlns:wp="http://schemas.openxmlformats.org/drawingml/2006/wordprocessingDrawing" xmlns:w10="urn:schemas-microsoft-com:office:word" xmlns:w="http://schemas.openxmlformats.org/wordprocessingml/2006/main" xmlns:w14="http://schemas.microsoft.com/office/word/2010/wordml" xmlns:w15="http://schemas.microsoft.com/office/word/2012/wordml" xmlns:w16cex="http://schemas.microsoft.com/office/word/2018/wordml/cex" xmlns:w16cid="http://schemas.microsoft.com/office/word/2016/wordml/cid" xmlns:w16="http://schemas.microsoft.com/office/word/2018/wordml" xmlns:w16du="http://schemas.microsoft.com/office/word/2023/wordml/word16du" xmlns:w16sdtdh="http://schemas.microsoft.com/office/word/2020/wordml/sdtdatahash" xmlns:w16sdtfl="http://schemas.microsoft.com/office/word/2024/wordml/sdtformatlock" xmlns:w16se="http://schemas.microsoft.com/office/word/2015/wordml/symex" xmlns:wpg="http://schemas.microsoft.com/office/word/2010/wordprocessingGroup" xmlns:wpi="http://schemas.microsoft.com/office/word/2010/wordprocessingInk" xmlns:wne="http://schemas.microsoft.com/office/word/2006/wordml" xmlns:wps="http://schemas.microsoft.com/office/word/2010/wordprocessingShape" mc:Ignorable="w14 w15 w16se w16cid w16 w16cex w16sdtdh w16sdtfl w16du wp14">
+<w:endnotes xmlns:wpc="http://schemas.microsoft.com/office/word/2010/wordprocessingCanvas" xmlns:cx="http://schemas.microsoft.com/office/drawing/2014/chartex" xmlns:cx1="http://schemas.microsoft.com/office/drawing/2015/9/8/chartex" xmlns:cx2="http://schemas.microsoft.com/office/drawing/2015/10/21/chartex" xmlns:cx3="http://schemas.microsoft.com/office/drawing/2016/5/9/chartex" xmlns:cx4="http://schemas.microsoft.com/office/drawing/2016/5/10/chartex" xmlns:cx5="http://schemas.microsoft.com/office/drawing/2016/5/11/chartex" xmlns:cx6="http://schemas.microsoft.com/office/drawing/2016/5/12/chartex" xmlns:cx7="http://schemas.microsoft.com/office/drawing/2016/5/13/chartex" xmlns:cx8="http://schemas.microsoft.com/office/drawing/2016/5/14/chartex" xmlns:mc="http://schemas.openxmlformats.org/markup-compatibility/2006" xmlns:aink="http://schemas.microsoft.com/office/drawing/2016/ink" xmlns:am3d="http://schemas.microsoft.com/office/drawing/2017/model3d" xmlns:o="urn:schemas-microsoft-com:office:office" xmlns:oel="http://schemas.microsoft.com/office/2019/extlst" xmlns:r="http://schemas.openxmlformats.org/officeDocument/2006/relationships" xmlns:m="http://schemas.openxmlformats.org/officeDocument/2006/math" xmlns:v="urn:schemas-microsoft-com:vml" xmlns:wp14="http://schemas.microsoft.com/office/word/2010/wordprocessingDrawing" xmlns:wp="http://schemas.openxmlformats.org/drawingml/2006/wordprocessingDrawing" xmlns:w10="urn:schemas-microsoft-com:office:word" xmlns:w="http://schemas.openxmlformats.org/wordprocessingml/2006/main" xmlns:w14="http://schemas.microsoft.com/office/word/2010/wordml" xmlns:w15="http://schemas.microsoft.com/office/word/2012/wordml" xmlns:w16cei="http://schemas.microsoft.com/office/word/2026/wordml/cei" xmlns:w16cex="http://schemas.microsoft.com/office/word/2018/wordml/cex" xmlns:w16cid="http://schemas.microsoft.com/office/word/2016/wordml/cid" xmlns:w16="http://schemas.microsoft.com/office/word/2018/wordml" xmlns:w16du="http://schemas.microsoft.com/office/word/2023/wordml/word16du" xmlns:w16sdtdh="http://schemas.microsoft.com/office/word/2020/wordml/sdtdatahash" xmlns:w16sdtfl="http://schemas.microsoft.com/office/word/2024/wordml/sdtformatlock" xmlns:w16se="http://schemas.microsoft.com/office/word/2015/wordml/symex" xmlns:wpg="http://schemas.microsoft.com/office/word/2010/wordprocessingGroup" xmlns:wpi="http://schemas.microsoft.com/office/word/2010/wordprocessingInk" xmlns:wne="http://schemas.microsoft.com/office/word/2006/wordml" xmlns:wps="http://schemas.microsoft.com/office/word/2010/wordprocessingShape" mc:Ignorable="w14 w15 w16se w16cid w16 w16cex w16sdtdh w16sdtfl w16du wp14">
   <w:endnote w:type="separator" w:id="-1">
     <w:p>
       <w:pPr>
@@ -3259,7 +2160,7 @@
 </file>
 
 <file path=word/footer1.xml><?xml version="1.0" encoding="utf-8"?>
-<w:ftr xmlns:wpc="http://schemas.microsoft.com/office/word/2010/wordprocessingCanvas" xmlns:cx="http://schemas.microsoft.com/office/drawing/2014/chartex" xmlns:cx1="http://schemas.microsoft.com/office/drawing/2015/9/8/chartex" xmlns:cx2="http://schemas.microsoft.com/office/drawing/2015/10/21/chartex" xmlns:cx3="http://schemas.microsoft.com/office/drawing/2016/5/9/chartex" xmlns:cx4="http://schemas.microsoft.com/office/drawing/2016/5/10/chartex" xmlns:cx5="http://schemas.microsoft.com/office/drawing/2016/5/11/chartex" xmlns:cx6="http://schemas.microsoft.com/office/drawing/2016/5/12/chartex" xmlns:cx7="http://schemas.microsoft.com/office/drawing/2016/5/13/chartex" xmlns:cx8="http://schemas.microsoft.com/office/drawing/2016/5/14/chartex" xmlns:mc="http://schemas.openxmlformats.org/markup-compatibility/2006" xmlns:aink="http://schemas.microsoft.com/office/drawing/2016/ink" xmlns:am3d="http://schemas.microsoft.com/office/drawing/2017/model3d" xmlns:o="urn:schemas-microsoft-com:office:office" xmlns:oel="http://schemas.microsoft.com/office/2019/extlst" xmlns:r="http://schemas.openxmlformats.org/officeDocument/2006/relationships" xmlns:m="http://schemas.openxmlformats.org/officeDocument/2006/math" xmlns:v="urn:schemas-microsoft-com:vml" xmlns:wp14="http://schemas.microsoft.com/office/word/2010/wordprocessingDrawing" xmlns:wp="http://schemas.openxmlformats.org/drawingml/2006/wordprocessingDrawing" xmlns:w10="urn:schemas-microsoft-com:office:word" xmlns:w="http://schemas.openxmlformats.org/wordprocessingml/2006/main" xmlns:w14="http://schemas.microsoft.com/office/word/2010/wordml" xmlns:w15="http://schemas.microsoft.com/office/word/2012/wordml" xmlns:w16cex="http://schemas.microsoft.com/office/word/2018/wordml/cex" xmlns:w16cid="http://schemas.microsoft.com/office/word/2016/wordml/cid" xmlns:w16="http://schemas.microsoft.com/office/word/2018/wordml" xmlns:w16du="http://schemas.microsoft.com/office/word/2023/wordml/word16du" xmlns:w16sdtdh="http://schemas.microsoft.com/office/word/2020/wordml/sdtdatahash" xmlns:w16sdtfl="http://schemas.microsoft.com/office/word/2024/wordml/sdtformatlock" xmlns:w16se="http://schemas.microsoft.com/office/word/2015/wordml/symex" xmlns:wpg="http://schemas.microsoft.com/office/word/2010/wordprocessingGroup" xmlns:wpi="http://schemas.microsoft.com/office/word/2010/wordprocessingInk" xmlns:wne="http://schemas.microsoft.com/office/word/2006/wordml" xmlns:wps="http://schemas.microsoft.com/office/word/2010/wordprocessingShape" mc:Ignorable="w14 w15 w16se w16cid w16 w16cex w16sdtdh w16sdtfl w16du wp14">
+<w:ftr xmlns:wpc="http://schemas.microsoft.com/office/word/2010/wordprocessingCanvas" xmlns:cx="http://schemas.microsoft.com/office/drawing/2014/chartex" xmlns:cx1="http://schemas.microsoft.com/office/drawing/2015/9/8/chartex" xmlns:cx2="http://schemas.microsoft.com/office/drawing/2015/10/21/chartex" xmlns:cx3="http://schemas.microsoft.com/office/drawing/2016/5/9/chartex" xmlns:cx4="http://schemas.microsoft.com/office/drawing/2016/5/10/chartex" xmlns:cx5="http://schemas.microsoft.com/office/drawing/2016/5/11/chartex" xmlns:cx6="http://schemas.microsoft.com/office/drawing/2016/5/12/chartex" xmlns:cx7="http://schemas.microsoft.com/office/drawing/2016/5/13/chartex" xmlns:cx8="http://schemas.microsoft.com/office/drawing/2016/5/14/chartex" xmlns:mc="http://schemas.openxmlformats.org/markup-compatibility/2006" xmlns:aink="http://schemas.microsoft.com/office/drawing/2016/ink" xmlns:am3d="http://schemas.microsoft.com/office/drawing/2017/model3d" xmlns:o="urn:schemas-microsoft-com:office:office" xmlns:oel="http://schemas.microsoft.com/office/2019/extlst" xmlns:r="http://schemas.openxmlformats.org/officeDocument/2006/relationships" xmlns:m="http://schemas.openxmlformats.org/officeDocument/2006/math" xmlns:v="urn:schemas-microsoft-com:vml" xmlns:wp14="http://schemas.microsoft.com/office/word/2010/wordprocessingDrawing" xmlns:wp="http://schemas.openxmlformats.org/drawingml/2006/wordprocessingDrawing" xmlns:w10="urn:schemas-microsoft-com:office:word" xmlns:w="http://schemas.openxmlformats.org/wordprocessingml/2006/main" xmlns:w14="http://schemas.microsoft.com/office/word/2010/wordml" xmlns:w15="http://schemas.microsoft.com/office/word/2012/wordml" xmlns:w16cei="http://schemas.microsoft.com/office/word/2026/wordml/cei" xmlns:w16cex="http://schemas.microsoft.com/office/word/2018/wordml/cex" xmlns:w16cid="http://schemas.microsoft.com/office/word/2016/wordml/cid" xmlns:w16="http://schemas.microsoft.com/office/word/2018/wordml" xmlns:w16du="http://schemas.microsoft.com/office/word/2023/wordml/word16du" xmlns:w16sdtdh="http://schemas.microsoft.com/office/word/2020/wordml/sdtdatahash" xmlns:w16sdtfl="http://schemas.microsoft.com/office/word/2024/wordml/sdtformatlock" xmlns:w16se="http://schemas.microsoft.com/office/word/2015/wordml/symex" xmlns:wpg="http://schemas.microsoft.com/office/word/2010/wordprocessingGroup" xmlns:wpi="http://schemas.microsoft.com/office/word/2010/wordprocessingInk" xmlns:wne="http://schemas.microsoft.com/office/word/2006/wordml" xmlns:wps="http://schemas.microsoft.com/office/word/2010/wordprocessingShape" mc:Ignorable="w14 w15 w16se w16cid w16 w16cex w16sdtdh w16sdtfl w16du wp14">
   <w:p>
     <w:pPr>
       <w:pStyle w:val="Footer"/>
@@ -3269,7 +2170,7 @@
 </file>
 
 <file path=word/footer2.xml><?xml version="1.0" encoding="utf-8"?>
-<w:ftr xmlns:wpc="http://schemas.microsoft.com/office/word/2010/wordprocessingCanvas" xmlns:cx="http://schemas.microsoft.com/office/drawing/2014/chartex" xmlns:cx1="http://schemas.microsoft.com/office/drawing/2015/9/8/chartex" xmlns:cx2="http://schemas.microsoft.com/office/drawing/2015/10/21/chartex" xmlns:cx3="http://schemas.microsoft.com/office/drawing/2016/5/9/chartex" xmlns:cx4="http://schemas.microsoft.com/office/drawing/2016/5/10/chartex" xmlns:cx5="http://schemas.microsoft.com/office/drawing/2016/5/11/chartex" xmlns:cx6="http://schemas.microsoft.com/office/drawing/2016/5/12/chartex" xmlns:cx7="http://schemas.microsoft.com/office/drawing/2016/5/13/chartex" xmlns:cx8="http://schemas.microsoft.com/office/drawing/2016/5/14/chartex" xmlns:mc="http://schemas.openxmlformats.org/markup-compatibility/2006" xmlns:aink="http://schemas.microsoft.com/office/drawing/2016/ink" xmlns:am3d="http://schemas.microsoft.com/office/drawing/2017/model3d" xmlns:o="urn:schemas-microsoft-com:office:office" xmlns:oel="http://schemas.microsoft.com/office/2019/extlst" xmlns:r="http://schemas.openxmlformats.org/officeDocument/2006/relationships" xmlns:m="http://schemas.openxmlformats.org/officeDocument/2006/math" xmlns:v="urn:schemas-microsoft-com:vml" xmlns:wp14="http://schemas.microsoft.com/office/word/2010/wordprocessingDrawing" xmlns:wp="http://schemas.openxmlformats.org/drawingml/2006/wordprocessingDrawing" xmlns:w10="urn:schemas-microsoft-com:office:word" xmlns:w="http://schemas.openxmlformats.org/wordprocessingml/2006/main" xmlns:w14="http://schemas.microsoft.com/office/word/2010/wordml" xmlns:w15="http://schemas.microsoft.com/office/word/2012/wordml" xmlns:w16cex="http://schemas.microsoft.com/office/word/2018/wordml/cex" xmlns:w16cid="http://schemas.microsoft.com/office/word/2016/wordml/cid" xmlns:w16="http://schemas.microsoft.com/office/word/2018/wordml" xmlns:w16du="http://schemas.microsoft.com/office/word/2023/wordml/word16du" xmlns:w16sdtdh="http://schemas.microsoft.com/office/word/2020/wordml/sdtdatahash" xmlns:w16sdtfl="http://schemas.microsoft.com/office/word/2024/wordml/sdtformatlock" xmlns:w16se="http://schemas.microsoft.com/office/word/2015/wordml/symex" xmlns:wpg="http://schemas.microsoft.com/office/word/2010/wordprocessingGroup" xmlns:wpi="http://schemas.microsoft.com/office/word/2010/wordprocessingInk" xmlns:wne="http://schemas.microsoft.com/office/word/2006/wordml" xmlns:wps="http://schemas.microsoft.com/office/word/2010/wordprocessingShape" mc:Ignorable="w14 w15 w16se w16cid w16 w16cex w16sdtdh w16sdtfl w16du wp14">
+<w:ftr xmlns:wpc="http://schemas.microsoft.com/office/word/2010/wordprocessingCanvas" xmlns:cx="http://schemas.microsoft.com/office/drawing/2014/chartex" xmlns:cx1="http://schemas.microsoft.com/office/drawing/2015/9/8/chartex" xmlns:cx2="http://schemas.microsoft.com/office/drawing/2015/10/21/chartex" xmlns:cx3="http://schemas.microsoft.com/office/drawing/2016/5/9/chartex" xmlns:cx4="http://schemas.microsoft.com/office/drawing/2016/5/10/chartex" xmlns:cx5="http://schemas.microsoft.com/office/drawing/2016/5/11/chartex" xmlns:cx6="http://schemas.microsoft.com/office/drawing/2016/5/12/chartex" xmlns:cx7="http://schemas.microsoft.com/office/drawing/2016/5/13/chartex" xmlns:cx8="http://schemas.microsoft.com/office/drawing/2016/5/14/chartex" xmlns:mc="http://schemas.openxmlformats.org/markup-compatibility/2006" xmlns:aink="http://schemas.microsoft.com/office/drawing/2016/ink" xmlns:am3d="http://schemas.microsoft.com/office/drawing/2017/model3d" xmlns:o="urn:schemas-microsoft-com:office:office" xmlns:oel="http://schemas.microsoft.com/office/2019/extlst" xmlns:r="http://schemas.openxmlformats.org/officeDocument/2006/relationships" xmlns:m="http://schemas.openxmlformats.org/officeDocument/2006/math" xmlns:v="urn:schemas-microsoft-com:vml" xmlns:wp14="http://schemas.microsoft.com/office/word/2010/wordprocessingDrawing" xmlns:wp="http://schemas.openxmlformats.org/drawingml/2006/wordprocessingDrawing" xmlns:w10="urn:schemas-microsoft-com:office:word" xmlns:w="http://schemas.openxmlformats.org/wordprocessingml/2006/main" xmlns:w14="http://schemas.microsoft.com/office/word/2010/wordml" xmlns:w15="http://schemas.microsoft.com/office/word/2012/wordml" xmlns:w16cei="http://schemas.microsoft.com/office/word/2026/wordml/cei" xmlns:w16cex="http://schemas.microsoft.com/office/word/2018/wordml/cex" xmlns:w16cid="http://schemas.microsoft.com/office/word/2016/wordml/cid" xmlns:w16="http://schemas.microsoft.com/office/word/2018/wordml" xmlns:w16du="http://schemas.microsoft.com/office/word/2023/wordml/word16du" xmlns:w16sdtdh="http://schemas.microsoft.com/office/word/2020/wordml/sdtdatahash" xmlns:w16sdtfl="http://schemas.microsoft.com/office/word/2024/wordml/sdtformatlock" xmlns:w16se="http://schemas.microsoft.com/office/word/2015/wordml/symex" xmlns:wpg="http://schemas.microsoft.com/office/word/2010/wordprocessingGroup" xmlns:wpi="http://schemas.microsoft.com/office/word/2010/wordprocessingInk" xmlns:wne="http://schemas.microsoft.com/office/word/2006/wordml" xmlns:wps="http://schemas.microsoft.com/office/word/2010/wordprocessingShape" mc:Ignorable="w14 w15 w16se w16cid w16 w16cex w16sdtdh w16sdtfl w16du wp14">
   <w:p>
     <w:pPr>
       <w:pStyle w:val="Footer"/>
@@ -3279,7 +2180,7 @@
 </file>
 
 <file path=word/footer3.xml><?xml version="1.0" encoding="utf-8"?>
-<w:ftr xmlns:wpc="http://schemas.microsoft.com/office/word/2010/wordprocessingCanvas" xmlns:cx="http://schemas.microsoft.com/office/drawing/2014/chartex" xmlns:cx1="http://schemas.microsoft.com/office/drawing/2015/9/8/chartex" xmlns:cx2="http://schemas.microsoft.com/office/drawing/2015/10/21/chartex" xmlns:cx3="http://schemas.microsoft.com/office/drawing/2016/5/9/chartex" xmlns:cx4="http://schemas.microsoft.com/office/drawing/2016/5/10/chartex" xmlns:cx5="http://schemas.microsoft.com/office/drawing/2016/5/11/chartex" xmlns:cx6="http://schemas.microsoft.com/office/drawing/2016/5/12/chartex" xmlns:cx7="http://schemas.microsoft.com/office/drawing/2016/5/13/chartex" xmlns:cx8="http://schemas.microsoft.com/office/drawing/2016/5/14/chartex" xmlns:mc="http://schemas.openxmlformats.org/markup-compatibility/2006" xmlns:aink="http://schemas.microsoft.com/office/drawing/2016/ink" xmlns:am3d="http://schemas.microsoft.com/office/drawing/2017/model3d" xmlns:o="urn:schemas-microsoft-com:office:office" xmlns:oel="http://schemas.microsoft.com/office/2019/extlst" xmlns:r="http://schemas.openxmlformats.org/officeDocument/2006/relationships" xmlns:m="http://schemas.openxmlformats.org/officeDocument/2006/math" xmlns:v="urn:schemas-microsoft-com:vml" xmlns:wp14="http://schemas.microsoft.com/office/word/2010/wordprocessingDrawing" xmlns:wp="http://schemas.openxmlformats.org/drawingml/2006/wordprocessingDrawing" xmlns:w10="urn:schemas-microsoft-com:office:word" xmlns:w="http://schemas.openxmlformats.org/wordprocessingml/2006/main" xmlns:w14="http://schemas.microsoft.com/office/word/2010/wordml" xmlns:w15="http://schemas.microsoft.com/office/word/2012/wordml" xmlns:w16cex="http://schemas.microsoft.com/office/word/2018/wordml/cex" xmlns:w16cid="http://schemas.microsoft.com/office/word/2016/wordml/cid" xmlns:w16="http://schemas.microsoft.com/office/word/2018/wordml" xmlns:w16du="http://schemas.microsoft.com/office/word/2023/wordml/word16du" xmlns:w16sdtdh="http://schemas.microsoft.com/office/word/2020/wordml/sdtdatahash" xmlns:w16sdtfl="http://schemas.microsoft.com/office/word/2024/wordml/sdtformatlock" xmlns:w16se="http://schemas.microsoft.com/office/word/2015/wordml/symex" xmlns:wpg="http://schemas.microsoft.com/office/word/2010/wordprocessingGroup" xmlns:wpi="http://schemas.microsoft.com/office/word/2010/wordprocessingInk" xmlns:wne="http://schemas.microsoft.com/office/word/2006/wordml" xmlns:wps="http://schemas.microsoft.com/office/word/2010/wordprocessingShape" mc:Ignorable="w14 w15 w16se w16cid w16 w16cex w16sdtdh w16sdtfl w16du wp14">
+<w:ftr xmlns:wpc="http://schemas.microsoft.com/office/word/2010/wordprocessingCanvas" xmlns:cx="http://schemas.microsoft.com/office/drawing/2014/chartex" xmlns:cx1="http://schemas.microsoft.com/office/drawing/2015/9/8/chartex" xmlns:cx2="http://schemas.microsoft.com/office/drawing/2015/10/21/chartex" xmlns:cx3="http://schemas.microsoft.com/office/drawing/2016/5/9/chartex" xmlns:cx4="http://schemas.microsoft.com/office/drawing/2016/5/10/chartex" xmlns:cx5="http://schemas.microsoft.com/office/drawing/2016/5/11/chartex" xmlns:cx6="http://schemas.microsoft.com/office/drawing/2016/5/12/chartex" xmlns:cx7="http://schemas.microsoft.com/office/drawing/2016/5/13/chartex" xmlns:cx8="http://schemas.microsoft.com/office/drawing/2016/5/14/chartex" xmlns:mc="http://schemas.openxmlformats.org/markup-compatibility/2006" xmlns:aink="http://schemas.microsoft.com/office/drawing/2016/ink" xmlns:am3d="http://schemas.microsoft.com/office/drawing/2017/model3d" xmlns:o="urn:schemas-microsoft-com:office:office" xmlns:oel="http://schemas.microsoft.com/office/2019/extlst" xmlns:r="http://schemas.openxmlformats.org/officeDocument/2006/relationships" xmlns:m="http://schemas.openxmlformats.org/officeDocument/2006/math" xmlns:v="urn:schemas-microsoft-com:vml" xmlns:wp14="http://schemas.microsoft.com/office/word/2010/wordprocessingDrawing" xmlns:wp="http://schemas.openxmlformats.org/drawingml/2006/wordprocessingDrawing" xmlns:w10="urn:schemas-microsoft-com:office:word" xmlns:w="http://schemas.openxmlformats.org/wordprocessingml/2006/main" xmlns:w14="http://schemas.microsoft.com/office/word/2010/wordml" xmlns:w15="http://schemas.microsoft.com/office/word/2012/wordml" xmlns:w16cei="http://schemas.microsoft.com/office/word/2026/wordml/cei" xmlns:w16cex="http://schemas.microsoft.com/office/word/2018/wordml/cex" xmlns:w16cid="http://schemas.microsoft.com/office/word/2016/wordml/cid" xmlns:w16="http://schemas.microsoft.com/office/word/2018/wordml" xmlns:w16du="http://schemas.microsoft.com/office/word/2023/wordml/word16du" xmlns:w16sdtdh="http://schemas.microsoft.com/office/word/2020/wordml/sdtdatahash" xmlns:w16sdtfl="http://schemas.microsoft.com/office/word/2024/wordml/sdtformatlock" xmlns:w16se="http://schemas.microsoft.com/office/word/2015/wordml/symex" xmlns:wpg="http://schemas.microsoft.com/office/word/2010/wordprocessingGroup" xmlns:wpi="http://schemas.microsoft.com/office/word/2010/wordprocessingInk" xmlns:wne="http://schemas.microsoft.com/office/word/2006/wordml" xmlns:wps="http://schemas.microsoft.com/office/word/2010/wordprocessingShape" mc:Ignorable="w14 w15 w16se w16cid w16 w16cex w16sdtdh w16sdtfl w16du wp14">
   <w:p>
     <w:pPr>
       <w:pStyle w:val="Footer"/>
@@ -3289,7 +2190,7 @@
 </file>
 
 <file path=word/footnotes.xml><?xml version="1.0" encoding="utf-8"?>
-<w:footnotes xmlns:wpc="http://schemas.microsoft.com/office/word/2010/wordprocessingCanvas" xmlns:cx="http://schemas.microsoft.com/office/drawing/2014/chartex" xmlns:cx1="http://schemas.microsoft.com/office/drawing/2015/9/8/chartex" xmlns:cx2="http://schemas.microsoft.com/office/drawing/2015/10/21/chartex" xmlns:cx3="http://schemas.microsoft.com/office/drawing/2016/5/9/chartex" xmlns:cx4="http://schemas.microsoft.com/office/drawing/2016/5/10/chartex" xmlns:cx5="http://schemas.microsoft.com/office/drawing/2016/5/11/chartex" xmlns:cx6="http://schemas.microsoft.com/office/drawing/2016/5/12/chartex" xmlns:cx7="http://schemas.microsoft.com/office/drawing/2016/5/13/chartex" xmlns:cx8="http://schemas.microsoft.com/office/drawing/2016/5/14/chartex" xmlns:mc="http://schemas.openxmlformats.org/markup-compatibility/2006" xmlns:aink="http://schemas.microsoft.com/office/drawing/2016/ink" xmlns:am3d="http://schemas.microsoft.com/office/drawing/2017/model3d" xmlns:o="urn:schemas-microsoft-com:office:office" xmlns:oel="http://schemas.microsoft.com/office/2019/extlst" xmlns:r="http://schemas.openxmlformats.org/officeDocument/2006/relationships" xmlns:m="http://schemas.openxmlformats.org/officeDocument/2006/math" xmlns:v="urn:schemas-microsoft-com:vml" xmlns:wp14="http://schemas.microsoft.com/office/word/2010/wordprocessingDrawing" xmlns:wp="http://schemas.openxmlformats.org/drawingml/2006/wordprocessingDrawing" xmlns:w10="urn:schemas-microsoft-com:office:word" xmlns:w="http://schemas.openxmlformats.org/wordprocessingml/2006/main" xmlns:w14="http://schemas.microsoft.com/office/word/2010/wordml" xmlns:w15="http://schemas.microsoft.com/office/word/2012/wordml" xmlns:w16cex="http://schemas.microsoft.com/office/word/2018/wordml/cex" xmlns:w16cid="http://schemas.microsoft.com/office/word/2016/wordml/cid" xmlns:w16="http://schemas.microsoft.com/office/word/2018/wordml" xmlns:w16du="http://schemas.microsoft.com/office/word/2023/wordml/word16du" xmlns:w16sdtdh="http://schemas.microsoft.com/office/word/2020/wordml/sdtdatahash" xmlns:w16sdtfl="http://schemas.microsoft.com/office/word/2024/wordml/sdtformatlock" xmlns:w16se="http://schemas.microsoft.com/office/word/2015/wordml/symex" xmlns:wpg="http://schemas.microsoft.com/office/word/2010/wordprocessingGroup" xmlns:wpi="http://schemas.microsoft.com/office/word/2010/wordprocessingInk" xmlns:wne="http://schemas.microsoft.com/office/word/2006/wordml" xmlns:wps="http://schemas.microsoft.com/office/word/2010/wordprocessingShape" mc:Ignorable="w14 w15 w16se w16cid w16 w16cex w16sdtdh w16sdtfl w16du wp14">
+<w:footnotes xmlns:wpc="http://schemas.microsoft.com/office/word/2010/wordprocessingCanvas" xmlns:cx="http://schemas.microsoft.com/office/drawing/2014/chartex" xmlns:cx1="http://schemas.microsoft.com/office/drawing/2015/9/8/chartex" xmlns:cx2="http://schemas.microsoft.com/office/drawing/2015/10/21/chartex" xmlns:cx3="http://schemas.microsoft.com/office/drawing/2016/5/9/chartex" xmlns:cx4="http://schemas.microsoft.com/office/drawing/2016/5/10/chartex" xmlns:cx5="http://schemas.microsoft.com/office/drawing/2016/5/11/chartex" xmlns:cx6="http://schemas.microsoft.com/office/drawing/2016/5/12/chartex" xmlns:cx7="http://schemas.microsoft.com/office/drawing/2016/5/13/chartex" xmlns:cx8="http://schemas.microsoft.com/office/drawing/2016/5/14/chartex" xmlns:mc="http://schemas.openxmlformats.org/markup-compatibility/2006" xmlns:aink="http://schemas.microsoft.com/office/drawing/2016/ink" xmlns:am3d="http://schemas.microsoft.com/office/drawing/2017/model3d" xmlns:o="urn:schemas-microsoft-com:office:office" xmlns:oel="http://schemas.microsoft.com/office/2019/extlst" xmlns:r="http://schemas.openxmlformats.org/officeDocument/2006/relationships" xmlns:m="http://schemas.openxmlformats.org/officeDocument/2006/math" xmlns:v="urn:schemas-microsoft-com:vml" xmlns:wp14="http://schemas.microsoft.com/office/word/2010/wordprocessingDrawing" xmlns:wp="http://schemas.openxmlformats.org/drawingml/2006/wordprocessingDrawing" xmlns:w10="urn:schemas-microsoft-com:office:word" xmlns:w="http://schemas.openxmlformats.org/wordprocessingml/2006/main" xmlns:w14="http://schemas.microsoft.com/office/word/2010/wordml" xmlns:w15="http://schemas.microsoft.com/office/word/2012/wordml" xmlns:w16cei="http://schemas.microsoft.com/office/word/2026/wordml/cei" xmlns:w16cex="http://schemas.microsoft.com/office/word/2018/wordml/cex" xmlns:w16cid="http://schemas.microsoft.com/office/word/2016/wordml/cid" xmlns:w16="http://schemas.microsoft.com/office/word/2018/wordml" xmlns:w16du="http://schemas.microsoft.com/office/word/2023/wordml/word16du" xmlns:w16sdtdh="http://schemas.microsoft.com/office/word/2020/wordml/sdtdatahash" xmlns:w16sdtfl="http://schemas.microsoft.com/office/word/2024/wordml/sdtformatlock" xmlns:w16se="http://schemas.microsoft.com/office/word/2015/wordml/symex" xmlns:wpg="http://schemas.microsoft.com/office/word/2010/wordprocessingGroup" xmlns:wpi="http://schemas.microsoft.com/office/word/2010/wordprocessingInk" xmlns:wne="http://schemas.microsoft.com/office/word/2006/wordml" xmlns:wps="http://schemas.microsoft.com/office/word/2010/wordprocessingShape" mc:Ignorable="w14 w15 w16se w16cid w16 w16cex w16sdtdh w16sdtfl w16du wp14">
   <w:footnote w:type="separator" w:id="-1">
     <w:p>
       <w:pPr>
@@ -3314,7 +2215,7 @@
 </file>
 
 <file path=word/header1.xml><?xml version="1.0" encoding="utf-8"?>
-<w:hdr xmlns:wpc="http://schemas.microsoft.com/office/word/2010/wordprocessingCanvas" xmlns:cx="http://schemas.microsoft.com/office/drawing/2014/chartex" xmlns:cx1="http://schemas.microsoft.com/office/drawing/2015/9/8/chartex" xmlns:cx2="http://schemas.microsoft.com/office/drawing/2015/10/21/chartex" xmlns:cx3="http://schemas.microsoft.com/office/drawing/2016/5/9/chartex" xmlns:cx4="http://schemas.microsoft.com/office/drawing/2016/5/10/chartex" xmlns:cx5="http://schemas.microsoft.com/office/drawing/2016/5/11/chartex" xmlns:cx6="http://schemas.microsoft.com/office/drawing/2016/5/12/chartex" xmlns:cx7="http://schemas.microsoft.com/office/drawing/2016/5/13/chartex" xmlns:cx8="http://schemas.microsoft.com/office/drawing/2016/5/14/chartex" xmlns:mc="http://schemas.openxmlformats.org/markup-compatibility/2006" xmlns:aink="http://schemas.microsoft.com/office/drawing/2016/ink" xmlns:am3d="http://schemas.microsoft.com/office/drawing/2017/model3d" xmlns:o="urn:schemas-microsoft-com:office:office" xmlns:oel="http://schemas.microsoft.com/office/2019/extlst" xmlns:r="http://schemas.openxmlformats.org/officeDocument/2006/relationships" xmlns:m="http://schemas.openxmlformats.org/officeDocument/2006/math" xmlns:v="urn:schemas-microsoft-com:vml" xmlns:wp14="http://schemas.microsoft.com/office/word/2010/wordprocessingDrawing" xmlns:wp="http://schemas.openxmlformats.org/drawingml/2006/wordprocessingDrawing" xmlns:w10="urn:schemas-microsoft-com:office:word" xmlns:w="http://schemas.openxmlformats.org/wordprocessingml/2006/main" xmlns:w14="http://schemas.microsoft.com/office/word/2010/wordml" xmlns:w15="http://schemas.microsoft.com/office/word/2012/wordml" xmlns:w16cex="http://schemas.microsoft.com/office/word/2018/wordml/cex" xmlns:w16cid="http://schemas.microsoft.com/office/word/2016/wordml/cid" xmlns:w16="http://schemas.microsoft.com/office/word/2018/wordml" xmlns:w16du="http://schemas.microsoft.com/office/word/2023/wordml/word16du" xmlns:w16sdtdh="http://schemas.microsoft.com/office/word/2020/wordml/sdtdatahash" xmlns:w16sdtfl="http://schemas.microsoft.com/office/word/2024/wordml/sdtformatlock" xmlns:w16se="http://schemas.microsoft.com/office/word/2015/wordml/symex" xmlns:wpg="http://schemas.microsoft.com/office/word/2010/wordprocessingGroup" xmlns:wpi="http://schemas.microsoft.com/office/word/2010/wordprocessingInk" xmlns:wne="http://schemas.microsoft.com/office/word/2006/wordml" xmlns:wps="http://schemas.microsoft.com/office/word/2010/wordprocessingShape" mc:Ignorable="w14 w15 w16se w16cid w16 w16cex w16sdtdh w16sdtfl w16du wp14">
+<w:hdr xmlns:wpc="http://schemas.microsoft.com/office/word/2010/wordprocessingCanvas" xmlns:cx="http://schemas.microsoft.com/office/drawing/2014/chartex" xmlns:cx1="http://schemas.microsoft.com/office/drawing/2015/9/8/chartex" xmlns:cx2="http://schemas.microsoft.com/office/drawing/2015/10/21/chartex" xmlns:cx3="http://schemas.microsoft.com/office/drawing/2016/5/9/chartex" xmlns:cx4="http://schemas.microsoft.com/office/drawing/2016/5/10/chartex" xmlns:cx5="http://schemas.microsoft.com/office/drawing/2016/5/11/chartex" xmlns:cx6="http://schemas.microsoft.com/office/drawing/2016/5/12/chartex" xmlns:cx7="http://schemas.microsoft.com/office/drawing/2016/5/13/chartex" xmlns:cx8="http://schemas.microsoft.com/office/drawing/2016/5/14/chartex" xmlns:mc="http://schemas.openxmlformats.org/markup-compatibility/2006" xmlns:aink="http://schemas.microsoft.com/office/drawing/2016/ink" xmlns:am3d="http://schemas.microsoft.com/office/drawing/2017/model3d" xmlns:o="urn:schemas-microsoft-com:office:office" xmlns:oel="http://schemas.microsoft.com/office/2019/extlst" xmlns:r="http://schemas.openxmlformats.org/officeDocument/2006/relationships" xmlns:m="http://schemas.openxmlformats.org/officeDocument/2006/math" xmlns:v="urn:schemas-microsoft-com:vml" xmlns:wp14="http://schemas.microsoft.com/office/word/2010/wordprocessingDrawing" xmlns:wp="http://schemas.openxmlformats.org/drawingml/2006/wordprocessingDrawing" xmlns:w10="urn:schemas-microsoft-com:office:word" xmlns:w="http://schemas.openxmlformats.org/wordprocessingml/2006/main" xmlns:w14="http://schemas.microsoft.com/office/word/2010/wordml" xmlns:w15="http://schemas.microsoft.com/office/word/2012/wordml" xmlns:w16cei="http://schemas.microsoft.com/office/word/2026/wordml/cei" xmlns:w16cex="http://schemas.microsoft.com/office/word/2018/wordml/cex" xmlns:w16cid="http://schemas.microsoft.com/office/word/2016/wordml/cid" xmlns:w16="http://schemas.microsoft.com/office/word/2018/wordml" xmlns:w16du="http://schemas.microsoft.com/office/word/2023/wordml/word16du" xmlns:w16sdtdh="http://schemas.microsoft.com/office/word/2020/wordml/sdtdatahash" xmlns:w16sdtfl="http://schemas.microsoft.com/office/word/2024/wordml/sdtformatlock" xmlns:w16se="http://schemas.microsoft.com/office/word/2015/wordml/symex" xmlns:wpg="http://schemas.microsoft.com/office/word/2010/wordprocessingGroup" xmlns:wpi="http://schemas.microsoft.com/office/word/2010/wordprocessingInk" xmlns:wne="http://schemas.microsoft.com/office/word/2006/wordml" xmlns:wps="http://schemas.microsoft.com/office/word/2010/wordprocessingShape" mc:Ignorable="w14 w15 w16se w16cid w16 w16cex w16sdtdh w16sdtfl w16du wp14">
   <w:p>
     <w:pPr>
       <w:pStyle w:val="Header"/>
@@ -3324,7 +2225,7 @@
 </file>
 
 <file path=word/header2.xml><?xml version="1.0" encoding="utf-8"?>
-<w:hdr xmlns:wpc="http://schemas.microsoft.com/office/word/2010/wordprocessingCanvas" xmlns:cx="http://schemas.microsoft.com/office/drawing/2014/chartex" xmlns:cx1="http://schemas.microsoft.com/office/drawing/2015/9/8/chartex" xmlns:cx2="http://schemas.microsoft.com/office/drawing/2015/10/21/chartex" xmlns:cx3="http://schemas.microsoft.com/office/drawing/2016/5/9/chartex" xmlns:cx4="http://schemas.microsoft.com/office/drawing/2016/5/10/chartex" xmlns:cx5="http://schemas.microsoft.com/office/drawing/2016/5/11/chartex" xmlns:cx6="http://schemas.microsoft.com/office/drawing/2016/5/12/chartex" xmlns:cx7="http://schemas.microsoft.com/office/drawing/2016/5/13/chartex" xmlns:cx8="http://schemas.microsoft.com/office/drawing/2016/5/14/chartex" xmlns:mc="http://schemas.openxmlformats.org/markup-compatibility/2006" xmlns:aink="http://schemas.microsoft.com/office/drawing/2016/ink" xmlns:am3d="http://schemas.microsoft.com/office/drawing/2017/model3d" xmlns:o="urn:schemas-microsoft-com:office:office" xmlns:oel="http://schemas.microsoft.com/office/2019/extlst" xmlns:r="http://schemas.openxmlformats.org/officeDocument/2006/relationships" xmlns:m="http://schemas.openxmlformats.org/officeDocument/2006/math" xmlns:v="urn:schemas-microsoft-com:vml" xmlns:wp14="http://schemas.microsoft.com/office/word/2010/wordprocessingDrawing" xmlns:wp="http://schemas.openxmlformats.org/drawingml/2006/wordprocessingDrawing" xmlns:w10="urn:schemas-microsoft-com:office:word" xmlns:w="http://schemas.openxmlformats.org/wordprocessingml/2006/main" xmlns:w14="http://schemas.microsoft.com/office/word/2010/wordml" xmlns:w15="http://schemas.microsoft.com/office/word/2012/wordml" xmlns:w16cex="http://schemas.microsoft.com/office/word/2018/wordml/cex" xmlns:w16cid="http://schemas.microsoft.com/office/word/2016/wordml/cid" xmlns:w16="http://schemas.microsoft.com/office/word/2018/wordml" xmlns:w16du="http://schemas.microsoft.com/office/word/2023/wordml/word16du" xmlns:w16sdtdh="http://schemas.microsoft.com/office/word/2020/wordml/sdtdatahash" xmlns:w16sdtfl="http://schemas.microsoft.com/office/word/2024/wordml/sdtformatlock" xmlns:w16se="http://schemas.microsoft.com/office/word/2015/wordml/symex" xmlns:wpg="http://schemas.microsoft.com/office/word/2010/wordprocessingGroup" xmlns:wpi="http://schemas.microsoft.com/office/word/2010/wordprocessingInk" xmlns:wne="http://schemas.microsoft.com/office/word/2006/wordml" xmlns:wps="http://schemas.microsoft.com/office/word/2010/wordprocessingShape" mc:Ignorable="w14 w15 w16se w16cid w16 w16cex w16sdtdh w16sdtfl w16du wp14">
+<w:hdr xmlns:wpc="http://schemas.microsoft.com/office/word/2010/wordprocessingCanvas" xmlns:cx="http://schemas.microsoft.com/office/drawing/2014/chartex" xmlns:cx1="http://schemas.microsoft.com/office/drawing/2015/9/8/chartex" xmlns:cx2="http://schemas.microsoft.com/office/drawing/2015/10/21/chartex" xmlns:cx3="http://schemas.microsoft.com/office/drawing/2016/5/9/chartex" xmlns:cx4="http://schemas.microsoft.com/office/drawing/2016/5/10/chartex" xmlns:cx5="http://schemas.microsoft.com/office/drawing/2016/5/11/chartex" xmlns:cx6="http://schemas.microsoft.com/office/drawing/2016/5/12/chartex" xmlns:cx7="http://schemas.microsoft.com/office/drawing/2016/5/13/chartex" xmlns:cx8="http://schemas.microsoft.com/office/drawing/2016/5/14/chartex" xmlns:mc="http://schemas.openxmlformats.org/markup-compatibility/2006" xmlns:aink="http://schemas.microsoft.com/office/drawing/2016/ink" xmlns:am3d="http://schemas.microsoft.com/office/drawing/2017/model3d" xmlns:o="urn:schemas-microsoft-com:office:office" xmlns:oel="http://schemas.microsoft.com/office/2019/extlst" xmlns:r="http://schemas.openxmlformats.org/officeDocument/2006/relationships" xmlns:m="http://schemas.openxmlformats.org/officeDocument/2006/math" xmlns:v="urn:schemas-microsoft-com:vml" xmlns:wp14="http://schemas.microsoft.com/office/word/2010/wordprocessingDrawing" xmlns:wp="http://schemas.openxmlformats.org/drawingml/2006/wordprocessingDrawing" xmlns:w10="urn:schemas-microsoft-com:office:word" xmlns:w="http://schemas.openxmlformats.org/wordprocessingml/2006/main" xmlns:w14="http://schemas.microsoft.com/office/word/2010/wordml" xmlns:w15="http://schemas.microsoft.com/office/word/2012/wordml" xmlns:w16cei="http://schemas.microsoft.com/office/word/2026/wordml/cei" xmlns:w16cex="http://schemas.microsoft.com/office/word/2018/wordml/cex" xmlns:w16cid="http://schemas.microsoft.com/office/word/2016/wordml/cid" xmlns:w16="http://schemas.microsoft.com/office/word/2018/wordml" xmlns:w16du="http://schemas.microsoft.com/office/word/2023/wordml/word16du" xmlns:w16sdtdh="http://schemas.microsoft.com/office/word/2020/wordml/sdtdatahash" xmlns:w16sdtfl="http://schemas.microsoft.com/office/word/2024/wordml/sdtformatlock" xmlns:w16se="http://schemas.microsoft.com/office/word/2015/wordml/symex" xmlns:wpg="http://schemas.microsoft.com/office/word/2010/wordprocessingGroup" xmlns:wpi="http://schemas.microsoft.com/office/word/2010/wordprocessingInk" xmlns:wne="http://schemas.microsoft.com/office/word/2006/wordml" xmlns:wps="http://schemas.microsoft.com/office/word/2010/wordprocessingShape" mc:Ignorable="w14 w15 w16se w16cid w16 w16cex w16sdtdh w16sdtfl w16du wp14">
   <w:p>
     <w:pPr>
       <w:pStyle w:val="Header"/>
@@ -3334,13 +2235,17 @@
 </file>
 
 <file path=word/header3.xml><?xml version="1.0" encoding="utf-8"?>
-<w:hdr xmlns:wpc="http://schemas.microsoft.com/office/word/2010/wordprocessingCanvas" xmlns:cx="http://schemas.microsoft.com/office/drawing/2014/chartex" xmlns:cx1="http://schemas.microsoft.com/office/drawing/2015/9/8/chartex" xmlns:cx2="http://schemas.microsoft.com/office/drawing/2015/10/21/chartex" xmlns:cx3="http://schemas.microsoft.com/office/drawing/2016/5/9/chartex" xmlns:cx4="http://schemas.microsoft.com/office/drawing/2016/5/10/chartex" xmlns:cx5="http://schemas.microsoft.com/office/drawing/2016/5/11/chartex" xmlns:cx6="http://schemas.microsoft.com/office/drawing/2016/5/12/chartex" xmlns:cx7="http://schemas.microsoft.com/office/drawing/2016/5/13/chartex" xmlns:cx8="http://schemas.microsoft.com/office/drawing/2016/5/14/chartex" xmlns:mc="http://schemas.openxmlformats.org/markup-compatibility/2006" xmlns:aink="http://schemas.microsoft.com/office/drawing/2016/ink" xmlns:am3d="http://schemas.microsoft.com/office/drawing/2017/model3d" xmlns:o="urn:schemas-microsoft-com:office:office" xmlns:oel="http://schemas.microsoft.com/office/2019/extlst" xmlns:r="http://schemas.openxmlformats.org/officeDocument/2006/relationships" xmlns:m="http://schemas.openxmlformats.org/officeDocument/2006/math" xmlns:v="urn:schemas-microsoft-com:vml" xmlns:wp14="http://schemas.microsoft.com/office/word/2010/wordprocessingDrawing" xmlns:wp="http://schemas.openxmlformats.org/drawingml/2006/wordprocessingDrawing" xmlns:w10="urn:schemas-microsoft-com:office:word" xmlns:w="http://schemas.openxmlformats.org/wordprocessingml/2006/main" xmlns:w14="http://schemas.microsoft.com/office/word/2010/wordml" xmlns:w15="http://schemas.microsoft.com/office/word/2012/wordml" xmlns:w16cex="http://schemas.microsoft.com/office/word/2018/wordml/cex" xmlns:w16cid="http://schemas.microsoft.com/office/word/2016/wordml/cid" xmlns:w16="http://schemas.microsoft.com/office/word/2018/wordml" xmlns:w16du="http://schemas.microsoft.com/office/word/2023/wordml/word16du" xmlns:w16sdtdh="http://schemas.microsoft.com/office/word/2020/wordml/sdtdatahash" xmlns:w16sdtfl="http://schemas.microsoft.com/office/word/2024/wordml/sdtformatlock" xmlns:w16se="http://schemas.microsoft.com/office/word/2015/wordml/symex" xmlns:wpg="http://schemas.microsoft.com/office/word/2010/wordprocessingGroup" xmlns:wpi="http://schemas.microsoft.com/office/word/2010/wordprocessingInk" xmlns:wne="http://schemas.microsoft.com/office/word/2006/wordml" xmlns:wps="http://schemas.microsoft.com/office/word/2010/wordprocessingShape" mc:Ignorable="w14 w15 w16se w16cid w16 w16cex w16sdtdh w16sdtfl w16du wp14">
+<w:hdr xmlns:wpc="http://schemas.microsoft.com/office/word/2010/wordprocessingCanvas" xmlns:cx="http://schemas.microsoft.com/office/drawing/2014/chartex" xmlns:cx1="http://schemas.microsoft.com/office/drawing/2015/9/8/chartex" xmlns:cx2="http://schemas.microsoft.com/office/drawing/2015/10/21/chartex" xmlns:cx3="http://schemas.microsoft.com/office/drawing/2016/5/9/chartex" xmlns:cx4="http://schemas.microsoft.com/office/drawing/2016/5/10/chartex" xmlns:cx5="http://schemas.microsoft.com/office/drawing/2016/5/11/chartex" xmlns:cx6="http://schemas.microsoft.com/office/drawing/2016/5/12/chartex" xmlns:cx7="http://schemas.microsoft.com/office/drawing/2016/5/13/chartex" xmlns:cx8="http://schemas.microsoft.com/office/drawing/2016/5/14/chartex" xmlns:mc="http://schemas.openxmlformats.org/markup-compatibility/2006" xmlns:aink="http://schemas.microsoft.com/office/drawing/2016/ink" xmlns:am3d="http://schemas.microsoft.com/office/drawing/2017/model3d" xmlns:o="urn:schemas-microsoft-com:office:office" xmlns:oel="http://schemas.microsoft.com/office/2019/extlst" xmlns:r="http://schemas.openxmlformats.org/officeDocument/2006/relationships" xmlns:m="http://schemas.openxmlformats.org/officeDocument/2006/math" xmlns:v="urn:schemas-microsoft-com:vml" xmlns:wp14="http://schemas.microsoft.com/office/word/2010/wordprocessingDrawing" xmlns:wp="http://schemas.openxmlformats.org/drawingml/2006/wordprocessingDrawing" xmlns:w10="urn:schemas-microsoft-com:office:word" xmlns:w="http://schemas.openxmlformats.org/wordprocessingml/2006/main" xmlns:w14="http://schemas.microsoft.com/office/word/2010/wordml" xmlns:w15="http://schemas.microsoft.com/office/word/2012/wordml" xmlns:w16cei="http://schemas.microsoft.com/office/word/2026/wordml/cei" xmlns:w16cex="http://schemas.microsoft.com/office/word/2018/wordml/cex" xmlns:w16cid="http://schemas.microsoft.com/office/word/2016/wordml/cid" xmlns:w16="http://schemas.microsoft.com/office/word/2018/wordml" xmlns:w16du="http://schemas.microsoft.com/office/word/2023/wordml/word16du" xmlns:w16sdtdh="http://schemas.microsoft.com/office/word/2020/wordml/sdtdatahash" xmlns:w16sdtfl="http://schemas.microsoft.com/office/word/2024/wordml/sdtformatlock" xmlns:w16se="http://schemas.microsoft.com/office/word/2015/wordml/symex" xmlns:wpg="http://schemas.microsoft.com/office/word/2010/wordprocessingGroup" xmlns:wpi="http://schemas.microsoft.com/office/word/2010/wordprocessingInk" xmlns:wne="http://schemas.microsoft.com/office/word/2006/wordml" xmlns:wps="http://schemas.microsoft.com/office/word/2010/wordprocessingShape" mc:Ignorable="w14 w15 w16se w16cid w16 w16cex w16sdtdh w16sdtfl w16du wp14">
   <w:p>
     <w:pPr>
       <w:pStyle w:val="Header"/>
     </w:pPr>
   </w:p>
 </w:hdr>
+</file>
+
+<file path=word/numbering.xml><?xml version="1.0" encoding="utf-8"?>
+<w:numbering xmlns:wpc="http://schemas.microsoft.com/office/word/2010/wordprocessingCanvas" xmlns:cx="http://schemas.microsoft.com/office/drawing/2014/chartex" xmlns:cx1="http://schemas.microsoft.com/office/drawing/2015/9/8/chartex" xmlns:cx2="http://schemas.microsoft.com/office/drawing/2015/10/21/chartex" xmlns:cx3="http://schemas.microsoft.com/office/drawing/2016/5/9/chartex" xmlns:cx4="http://schemas.microsoft.com/office/drawing/2016/5/10/chartex" xmlns:cx5="http://schemas.microsoft.com/office/drawing/2016/5/11/chartex" xmlns:cx6="http://schemas.microsoft.com/office/drawing/2016/5/12/chartex" xmlns:cx7="http://schemas.microsoft.com/office/drawing/2016/5/13/chartex" xmlns:cx8="http://schemas.microsoft.com/office/drawing/2016/5/14/chartex" xmlns:mc="http://schemas.openxmlformats.org/markup-compatibility/2006" xmlns:aink="http://schemas.microsoft.com/office/drawing/2016/ink" xmlns:am3d="http://schemas.microsoft.com/office/drawing/2017/model3d" xmlns:o="urn:schemas-microsoft-com:office:office" xmlns:oel="http://schemas.microsoft.com/office/2019/extlst" xmlns:r="http://schemas.openxmlformats.org/officeDocument/2006/relationships" xmlns:m="http://schemas.openxmlformats.org/officeDocument/2006/math" xmlns:v="urn:schemas-microsoft-com:vml" xmlns:wp14="http://schemas.microsoft.com/office/word/2010/wordprocessingDrawing" xmlns:wp="http://schemas.openxmlformats.org/drawingml/2006/wordprocessingDrawing" xmlns:w10="urn:schemas-microsoft-com:office:word" xmlns:w="http://schemas.openxmlformats.org/wordprocessingml/2006/main" xmlns:w14="http://schemas.microsoft.com/office/word/2010/wordml" xmlns:w15="http://schemas.microsoft.com/office/word/2012/wordml" xmlns:w16cei="http://schemas.microsoft.com/office/word/2026/wordml/cei" xmlns:w16cex="http://schemas.microsoft.com/office/word/2018/wordml/cex" xmlns:w16cid="http://schemas.microsoft.com/office/word/2016/wordml/cid" xmlns:w16="http://schemas.microsoft.com/office/word/2018/wordml" xmlns:w16du="http://schemas.microsoft.com/office/word/2023/wordml/word16du" xmlns:w16sdtdh="http://schemas.microsoft.com/office/word/2020/wordml/sdtdatahash" xmlns:w16sdtfl="http://schemas.microsoft.com/office/word/2024/wordml/sdtformatlock" xmlns:w16se="http://schemas.microsoft.com/office/word/2015/wordml/symex" xmlns:wpg="http://schemas.microsoft.com/office/word/2010/wordprocessingGroup" xmlns:wpi="http://schemas.microsoft.com/office/word/2010/wordprocessingInk" xmlns:wne="http://schemas.microsoft.com/office/word/2006/wordml" xmlns:wps="http://schemas.microsoft.com/office/word/2010/wordprocessingShape" mc:Ignorable="w14 w15 w16se w16cid w16 w16cex w16sdtdh w16sdtfl w16du wp14"/>
 </file>
 
 <file path=word/styles.xml><?xml version="1.0" encoding="utf-8"?>
@@ -3352,7 +2257,7 @@
         <w:kern w:val="2"/>
         <w:sz w:val="24"/>
         <w:szCs w:val="24"/>
-        <w:lang w:val="en-DK" w:eastAsia="en-DK" w:bidi="ar-SA"/>
+        <w:lang w:bidi="ar-SA"/>
         <w14:ligatures w14:val="standardContextual"/>
       </w:rPr>
     </w:rPrDefault>
@@ -4351,11 +3256,237 @@
       <w:u w:val="single"/>
     </w:rPr>
   </w:style>
+  <w:style w:type="paragraph" w:styleId="NoSpacing">
+    <w:name w:val="No Spacing"/>
+    <w:uiPriority w:val="1"/>
+    <w:qFormat/>
+    <w:rsid w:val="00416FC2"/>
+    <w:pPr>
+      <w:spacing w:after="0" w:line="240" w:lineRule="auto"/>
+    </w:pPr>
+    <w:rPr>
+      <w:rFonts w:eastAsiaTheme="minorHAnsi"/>
+      <w:color w:val="000000" w:themeColor="text1"/>
+    </w:rPr>
+  </w:style>
+  <w:style w:type="paragraph" w:customStyle="1" w:styleId="BCNumber">
+    <w:name w:val="BC Number"/>
+    <w:basedOn w:val="NoSpacing"/>
+    <w:next w:val="Normal"/>
+    <w:uiPriority w:val="2"/>
+    <w:qFormat/>
+    <w:rPr>
+      <w14:numSpacing w14:val="tabular"/>
+    </w:rPr>
+  </w:style>
+  <w:style w:type="paragraph" w:customStyle="1" w:styleId="BCLabel">
+    <w:name w:val="BC Label"/>
+    <w:basedOn w:val="NoSpacing"/>
+    <w:next w:val="Normal"/>
+    <w:uiPriority w:val="2"/>
+    <w:qFormat/>
+    <w:pPr>
+      <w:keepNext/>
+    </w:pPr>
+    <w:rPr>
+      <w:rFonts w:asciiTheme="majorHAnsi" w:eastAsiaTheme="majorEastAsia" w:hAnsiTheme="majorHAnsi" w:cstheme="majorBidi"/>
+    </w:rPr>
+  </w:style>
+  <w:style w:type="paragraph" w:customStyle="1" w:styleId="BCLabelNumber">
+    <w:name w:val="BC Label Number"/>
+    <w:basedOn w:val="BCLabel"/>
+    <w:next w:val="Normal"/>
+    <w:uiPriority w:val="2"/>
+    <w:qFormat/>
+    <w:rPr>
+      <w14:numSpacing w14:val="tabular"/>
+    </w:rPr>
+  </w:style>
+  <w:style w:type="table" w:customStyle="1" w:styleId="BCBlockTable">
+    <w:name w:val="BC Block Table"/>
+    <w:basedOn w:val="TableNormal"/>
+    <w:uiPriority w:val="99"/>
+    <w:qFormat/>
+    <w:pPr>
+      <w:spacing w:after="0" w:line="240" w:lineRule="auto"/>
+    </w:pPr>
+    <w:tblPr>
+      <w:tblStyleRowBandSize w:val="1"/>
+      <w:tblStyleColBandSize w:val="1"/>
+      <w:tblCellMar>
+        <w:left w:w="0" w:type="dxa"/>
+        <w:right w:w="0" w:type="dxa"/>
+      </w:tblCellMar>
+    </w:tblPr>
+    <w:tblStylePr w:type="firstRow">
+      <w:rPr>
+        <w:rFonts w:asciiTheme="majorHAnsi" w:hAnsiTheme="majorHAnsi" w:cstheme="majorBidi"/>
+      </w:rPr>
+      <w:tblPr/>
+      <w:tcPr>
+        <w:vAlign w:val="top"/>
+      </w:tcPr>
+    </w:tblStylePr>
+  </w:style>
+  <w:style w:type="table" w:customStyle="1" w:styleId="BCDataTable">
+    <w:name w:val="BC Data Table"/>
+    <w:basedOn w:val="TableNormal"/>
+    <w:uiPriority w:val="99"/>
+    <w:qFormat/>
+    <w:pPr>
+      <w:spacing w:after="0" w:line="240" w:lineRule="auto"/>
+    </w:pPr>
+    <w:tblPr>
+      <w:tblStyleRowBandSize w:val="1"/>
+      <w:tblStyleColBandSize w:val="1"/>
+      <w:tblCellMar>
+        <w:left w:w="115" w:type="dxa"/>
+        <w:right w:w="115" w:type="dxa"/>
+      </w:tblCellMar>
+    </w:tblPr>
+    <w:tcPr>
+      <w:vAlign w:val="center"/>
+    </w:tcPr>
+    <w:tblStylePr w:type="firstRow">
+      <w:pPr>
+        <w:spacing w:before="160" w:after="80"/>
+      </w:pPr>
+      <w:rPr>
+        <w:rFonts w:asciiTheme="majorHAnsi" w:hAnsiTheme="majorHAnsi" w:cstheme="majorBidi"/>
+      </w:rPr>
+      <w:tblPr/>
+      <w:tcPr>
+        <w:tcBorders>
+          <w:bottom w:val="single" w:sz="4" w:space="0" w:color="000000" w:themeColor="text1"/>
+        </w:tcBorders>
+        <w:vAlign w:val="top"/>
+      </w:tcPr>
+    </w:tblStylePr>
+    <w:tblStylePr w:type="lastRow">
+      <w:tblPr/>
+      <w:tcPr>
+        <w:tcBorders>
+          <w:bottom w:val="single" w:sz="4" w:space="0" w:color="E8E8E8" w:themeColor="background2"/>
+        </w:tcBorders>
+      </w:tcPr>
+    </w:tblStylePr>
+    <w:tblStylePr w:type="band1Horz">
+      <w:tblPr/>
+      <w:tcPr>
+        <w:shd w:val="clear" w:color="auto" w:fill="auto"/>
+      </w:tcPr>
+    </w:tblStylePr>
+    <w:tblStylePr w:type="band2Horz">
+      <w:tblPr/>
+      <w:tcPr>
+        <w:shd w:val="clear" w:color="auto" w:fill="FAE2D5" w:themeFill="accent2" w:themeFillTint="33"/>
+      </w:tcPr>
+    </w:tblStylePr>
+  </w:style>
+  <w:style w:type="table" w:customStyle="1" w:styleId="BCTotalsTable">
+    <w:name w:val="BC Totals Table"/>
+    <w:basedOn w:val="TableNormal"/>
+    <w:uiPriority w:val="99"/>
+    <w:qFormat/>
+    <w:pPr>
+      <w:spacing w:after="0" w:line="240" w:lineRule="auto"/>
+    </w:pPr>
+    <w:tblPr>
+      <w:tblStyleRowBandSize w:val="1"/>
+      <w:tblStyleColBandSize w:val="1"/>
+      <w:tblCellMar>
+        <w:left w:w="115" w:type="dxa"/>
+        <w:right w:w="115" w:type="dxa"/>
+      </w:tblCellMar>
+    </w:tblPr>
+    <w:tcPr>
+      <w:vAlign w:val="center"/>
+    </w:tcPr>
+    <w:tblStylePr w:type="lastRow">
+      <w:rPr>
+        <w:rFonts w:asciiTheme="majorHAnsi" w:hAnsiTheme="majorHAnsi" w:cstheme="majorBidi"/>
+      </w:rPr>
+      <w:tblPr/>
+      <w:tcPr>
+        <w:tcBorders>
+          <w:top w:val="single" w:sz="4" w:space="0" w:color="000000" w:themeColor="text1"/>
+          <w:bottom w:val="single" w:sz="8" w:space="0" w:color="000000" w:themeColor="text1"/>
+        </w:tcBorders>
+      </w:tcPr>
+    </w:tblStylePr>
+  </w:style>
+  <w:style w:type="table" w:customStyle="1" w:styleId="BCCalculationTable">
+    <w:name w:val="BC Calculation Table"/>
+    <w:basedOn w:val="TableNormal"/>
+    <w:uiPriority w:val="99"/>
+    <w:qFormat/>
+    <w:pPr>
+      <w:spacing w:after="0" w:line="240" w:lineRule="auto"/>
+    </w:pPr>
+    <w:tblPr>
+      <w:tblStyleRowBandSize w:val="1"/>
+      <w:tblStyleColBandSize w:val="1"/>
+      <w:tblCellMar>
+        <w:top w:w="58" w:type="dxa"/>
+        <w:left w:w="0" w:type="dxa"/>
+        <w:bottom w:w="58" w:type="dxa"/>
+        <w:right w:w="0" w:type="dxa"/>
+      </w:tblCellMar>
+    </w:tblPr>
+    <w:tcPr>
+      <w:vAlign w:val="center"/>
+    </w:tcPr>
+    <w:tblStylePr w:type="firstRow">
+      <w:rPr>
+        <w:rFonts w:asciiTheme="majorHAnsi" w:hAnsiTheme="majorHAnsi" w:cstheme="majorBidi"/>
+      </w:rPr>
+      <w:tblPr/>
+      <w:tcPr>
+        <w:vAlign w:val="bottom"/>
+      </w:tcPr>
+    </w:tblStylePr>
+    <w:tblStylePr w:type="lastRow">
+      <w:rPr>
+        <w:rFonts w:asciiTheme="majorHAnsi" w:hAnsiTheme="majorHAnsi" w:cstheme="majorBidi"/>
+      </w:rPr>
+      <w:tblPr/>
+      <w:tcPr>
+        <w:tcBorders>
+          <w:top w:val="single" w:sz="4" w:space="0" w:color="000000" w:themeColor="text1"/>
+        </w:tcBorders>
+      </w:tcPr>
+    </w:tblStylePr>
+  </w:style>
+  <w:style w:type="table" w:customStyle="1" w:styleId="BCSignatureTable">
+    <w:name w:val="BC Signature Table"/>
+    <w:basedOn w:val="TableNormal"/>
+    <w:uiPriority w:val="99"/>
+    <w:qFormat/>
+    <w:pPr>
+      <w:spacing w:after="0" w:line="240" w:lineRule="auto"/>
+    </w:pPr>
+    <w:tblPr>
+      <w:tblStyleRowBandSize w:val="1"/>
+      <w:tblStyleColBandSize w:val="1"/>
+      <w:tblCellMar>
+        <w:left w:w="0" w:type="dxa"/>
+        <w:right w:w="0" w:type="dxa"/>
+      </w:tblCellMar>
+    </w:tblPr>
+    <w:tblStylePr w:type="lastRow">
+      <w:tblPr/>
+      <w:tcPr>
+        <w:tcBorders>
+          <w:bottom w:val="single" w:sz="4" w:space="0" w:color="000000" w:themeColor="text1"/>
+        </w:tcBorders>
+      </w:tcPr>
+    </w:tblStylePr>
+  </w:style>
 </w:styles>
 </file>
 
 <file path=word/glossary/document.xml><?xml version="1.0" encoding="utf-8"?>
-<w:glossaryDocument xmlns:wpc="http://schemas.microsoft.com/office/word/2010/wordprocessingCanvas" xmlns:cx="http://schemas.microsoft.com/office/drawing/2014/chartex" xmlns:cx1="http://schemas.microsoft.com/office/drawing/2015/9/8/chartex" xmlns:cx2="http://schemas.microsoft.com/office/drawing/2015/10/21/chartex" xmlns:cx3="http://schemas.microsoft.com/office/drawing/2016/5/9/chartex" xmlns:cx4="http://schemas.microsoft.com/office/drawing/2016/5/10/chartex" xmlns:cx5="http://schemas.microsoft.com/office/drawing/2016/5/11/chartex" xmlns:cx6="http://schemas.microsoft.com/office/drawing/2016/5/12/chartex" xmlns:cx7="http://schemas.microsoft.com/office/drawing/2016/5/13/chartex" xmlns:cx8="http://schemas.microsoft.com/office/drawing/2016/5/14/chartex" xmlns:mc="http://schemas.openxmlformats.org/markup-compatibility/2006" xmlns:aink="http://schemas.microsoft.com/office/drawing/2016/ink" xmlns:am3d="http://schemas.microsoft.com/office/drawing/2017/model3d" xmlns:o="urn:schemas-microsoft-com:office:office" xmlns:oel="http://schemas.microsoft.com/office/2019/extlst" xmlns:r="http://schemas.openxmlformats.org/officeDocument/2006/relationships" xmlns:m="http://schemas.openxmlformats.org/officeDocument/2006/math" xmlns:v="urn:schemas-microsoft-com:vml" xmlns:wp14="http://schemas.microsoft.com/office/word/2010/wordprocessingDrawing" xmlns:wp="http://schemas.openxmlformats.org/drawingml/2006/wordprocessingDrawing" xmlns:w10="urn:schemas-microsoft-com:office:word" xmlns:w="http://schemas.openxmlformats.org/wordprocessingml/2006/main" xmlns:w14="http://schemas.microsoft.com/office/word/2010/wordml" xmlns:w15="http://schemas.microsoft.com/office/word/2012/wordml" xmlns:w16cex="http://schemas.microsoft.com/office/word/2018/wordml/cex" xmlns:w16cid="http://schemas.microsoft.com/office/word/2016/wordml/cid" xmlns:w16="http://schemas.microsoft.com/office/word/2018/wordml" xmlns:w16du="http://schemas.microsoft.com/office/word/2023/wordml/word16du" xmlns:w16sdtdh="http://schemas.microsoft.com/office/word/2020/wordml/sdtdatahash" xmlns:w16sdtfl="http://schemas.microsoft.com/office/word/2024/wordml/sdtformatlock" xmlns:w16se="http://schemas.microsoft.com/office/word/2015/wordml/symex" xmlns:wpg="http://schemas.microsoft.com/office/word/2010/wordprocessingGroup" xmlns:wpi="http://schemas.microsoft.com/office/word/2010/wordprocessingInk" xmlns:wne="http://schemas.microsoft.com/office/word/2006/wordml" xmlns:wps="http://schemas.microsoft.com/office/word/2010/wordprocessingShape" mc:Ignorable="w14 w15 w16se w16cid w16 w16cex w16sdtdh w16sdtfl w16du wp14">
+<w:glossaryDocument xmlns:wpc="http://schemas.microsoft.com/office/word/2010/wordprocessingCanvas" xmlns:cx="http://schemas.microsoft.com/office/drawing/2014/chartex" xmlns:cx1="http://schemas.microsoft.com/office/drawing/2015/9/8/chartex" xmlns:cx2="http://schemas.microsoft.com/office/drawing/2015/10/21/chartex" xmlns:cx3="http://schemas.microsoft.com/office/drawing/2016/5/9/chartex" xmlns:cx4="http://schemas.microsoft.com/office/drawing/2016/5/10/chartex" xmlns:cx5="http://schemas.microsoft.com/office/drawing/2016/5/11/chartex" xmlns:cx6="http://schemas.microsoft.com/office/drawing/2016/5/12/chartex" xmlns:cx7="http://schemas.microsoft.com/office/drawing/2016/5/13/chartex" xmlns:cx8="http://schemas.microsoft.com/office/drawing/2016/5/14/chartex" xmlns:mc="http://schemas.openxmlformats.org/markup-compatibility/2006" xmlns:aink="http://schemas.microsoft.com/office/drawing/2016/ink" xmlns:am3d="http://schemas.microsoft.com/office/drawing/2017/model3d" xmlns:o="urn:schemas-microsoft-com:office:office" xmlns:oel="http://schemas.microsoft.com/office/2019/extlst" xmlns:r="http://schemas.openxmlformats.org/officeDocument/2006/relationships" xmlns:m="http://schemas.openxmlformats.org/officeDocument/2006/math" xmlns:v="urn:schemas-microsoft-com:vml" xmlns:wp14="http://schemas.microsoft.com/office/word/2010/wordprocessingDrawing" xmlns:wp="http://schemas.openxmlformats.org/drawingml/2006/wordprocessingDrawing" xmlns:w10="urn:schemas-microsoft-com:office:word" xmlns:w="http://schemas.openxmlformats.org/wordprocessingml/2006/main" xmlns:w14="http://schemas.microsoft.com/office/word/2010/wordml" xmlns:w15="http://schemas.microsoft.com/office/word/2012/wordml" xmlns:w16cei="http://schemas.microsoft.com/office/word/2026/wordml/cei" xmlns:w16cex="http://schemas.microsoft.com/office/word/2018/wordml/cex" xmlns:w16cid="http://schemas.microsoft.com/office/word/2016/wordml/cid" xmlns:w16="http://schemas.microsoft.com/office/word/2018/wordml" xmlns:w16du="http://schemas.microsoft.com/office/word/2023/wordml/word16du" xmlns:w16sdtdh="http://schemas.microsoft.com/office/word/2020/wordml/sdtdatahash" xmlns:w16sdtfl="http://schemas.microsoft.com/office/word/2024/wordml/sdtformatlock" xmlns:w16se="http://schemas.microsoft.com/office/word/2015/wordml/symex" xmlns:wpg="http://schemas.microsoft.com/office/word/2010/wordprocessingGroup" xmlns:wpi="http://schemas.microsoft.com/office/word/2010/wordprocessingInk" xmlns:wne="http://schemas.microsoft.com/office/word/2006/wordml" xmlns:wps="http://schemas.microsoft.com/office/word/2010/wordprocessingShape" mc:Ignorable="w14 w15 w16se w16cid w16 w16cex w16sdtdh w16sdtfl w16du wp14">
   <w:docParts>
     <w:docPart>
       <w:docPartPr>
@@ -4376,296 +3507,6 @@
         <w:p>
           <w:pPr>
             <w:pStyle w:val="040EB39C88C340B6B7A2F569B1AA1C77"/>
-          </w:pPr>
-          <w:r>
-            <w:rPr>
-              <w:rStyle w:val="PlaceholderText"/>
-            </w:rPr>
-            <w:t>Click or tap here to enter text.</w:t>
-          </w:r>
-        </w:p>
-      </w:docPartBody>
-    </w:docPart>
-    <w:docPart>
-      <w:docPartPr>
-        <w:name w:val="DBA8D1994BA14EDE983E8BF90D492833"/>
-        <w:category>
-          <w:name w:val="General"/>
-          <w:gallery w:val="placeholder"/>
-        </w:category>
-        <w:types>
-          <w:type w:val="bbPlcHdr"/>
-        </w:types>
-        <w:behaviors>
-          <w:behavior w:val="content"/>
-        </w:behaviors>
-        <w:guid w:val="{413D786C-56C8-4366-A966-E369039485D7}"/>
-      </w:docPartPr>
-      <w:docPartBody>
-        <w:p>
-          <w:pPr>
-            <w:pStyle w:val="DBA8D1994BA14EDE983E8BF90D492833"/>
-          </w:pPr>
-          <w:r>
-            <w:rPr>
-              <w:rStyle w:val="PlaceholderText"/>
-            </w:rPr>
-            <w:t>Click or tap here to enter text.</w:t>
-          </w:r>
-        </w:p>
-      </w:docPartBody>
-    </w:docPart>
-    <w:docPart>
-      <w:docPartPr>
-        <w:name w:val="EB84971CAE2D446C9496942584011C22"/>
-        <w:category>
-          <w:name w:val="General"/>
-          <w:gallery w:val="placeholder"/>
-        </w:category>
-        <w:types>
-          <w:type w:val="bbPlcHdr"/>
-        </w:types>
-        <w:behaviors>
-          <w:behavior w:val="content"/>
-        </w:behaviors>
-        <w:guid w:val="{60CFCBA4-0DC8-42F4-8339-A15E0B4694EF}"/>
-      </w:docPartPr>
-      <w:docPartBody>
-        <w:p>
-          <w:pPr>
-            <w:pStyle w:val="EB84971CAE2D446C9496942584011C22"/>
-          </w:pPr>
-          <w:r>
-            <w:rPr>
-              <w:rStyle w:val="PlaceholderText"/>
-            </w:rPr>
-            <w:t>Click or tap here to enter text.</w:t>
-          </w:r>
-        </w:p>
-      </w:docPartBody>
-    </w:docPart>
-    <w:docPart>
-      <w:docPartPr>
-        <w:name w:val="0222551F419C4A0581629C439C20CBB1"/>
-        <w:category>
-          <w:name w:val="General"/>
-          <w:gallery w:val="placeholder"/>
-        </w:category>
-        <w:types>
-          <w:type w:val="bbPlcHdr"/>
-        </w:types>
-        <w:behaviors>
-          <w:behavior w:val="content"/>
-        </w:behaviors>
-        <w:guid w:val="{56B18B74-8C46-439D-AE40-FDD8FB99D2AB}"/>
-      </w:docPartPr>
-      <w:docPartBody>
-        <w:p>
-          <w:pPr>
-            <w:pStyle w:val="0222551F419C4A0581629C439C20CBB1"/>
-          </w:pPr>
-          <w:r>
-            <w:rPr>
-              <w:rStyle w:val="PlaceholderText"/>
-            </w:rPr>
-            <w:t>Click or tap here to enter text.</w:t>
-          </w:r>
-        </w:p>
-      </w:docPartBody>
-    </w:docPart>
-    <w:docPart>
-      <w:docPartPr>
-        <w:name w:val="F39D0F057CFC43348D17F1E051D2594A"/>
-        <w:category>
-          <w:name w:val="General"/>
-          <w:gallery w:val="placeholder"/>
-        </w:category>
-        <w:types>
-          <w:type w:val="bbPlcHdr"/>
-        </w:types>
-        <w:behaviors>
-          <w:behavior w:val="content"/>
-        </w:behaviors>
-        <w:guid w:val="{A630419F-6422-40EA-B524-416A3AB19B45}"/>
-      </w:docPartPr>
-      <w:docPartBody>
-        <w:p>
-          <w:pPr>
-            <w:pStyle w:val="F39D0F057CFC43348D17F1E051D2594A"/>
-          </w:pPr>
-          <w:r>
-            <w:rPr>
-              <w:rStyle w:val="PlaceholderText"/>
-            </w:rPr>
-            <w:t>Click or tap here to enter text.</w:t>
-          </w:r>
-        </w:p>
-      </w:docPartBody>
-    </w:docPart>
-    <w:docPart>
-      <w:docPartPr>
-        <w:name w:val="8DE6E81E39A04422B116877A4C0A6D28"/>
-        <w:category>
-          <w:name w:val="General"/>
-          <w:gallery w:val="placeholder"/>
-        </w:category>
-        <w:types>
-          <w:type w:val="bbPlcHdr"/>
-        </w:types>
-        <w:behaviors>
-          <w:behavior w:val="content"/>
-        </w:behaviors>
-        <w:guid w:val="{A04E87A0-B04B-4CE1-B9B5-EF19C2400793}"/>
-      </w:docPartPr>
-      <w:docPartBody>
-        <w:p>
-          <w:pPr>
-            <w:pStyle w:val="8DE6E81E39A04422B116877A4C0A6D28"/>
-          </w:pPr>
-          <w:r>
-            <w:rPr>
-              <w:rStyle w:val="PlaceholderText"/>
-            </w:rPr>
-            <w:t>Click or tap here to enter text.</w:t>
-          </w:r>
-        </w:p>
-      </w:docPartBody>
-    </w:docPart>
-    <w:docPart>
-      <w:docPartPr>
-        <w:name w:val="87999CDC6E3D491EB063E9B991974AB3"/>
-        <w:category>
-          <w:name w:val="General"/>
-          <w:gallery w:val="placeholder"/>
-        </w:category>
-        <w:types>
-          <w:type w:val="bbPlcHdr"/>
-        </w:types>
-        <w:behaviors>
-          <w:behavior w:val="content"/>
-        </w:behaviors>
-        <w:guid w:val="{2B89DE6F-AE62-4792-BCAC-D8293EE19387}"/>
-      </w:docPartPr>
-      <w:docPartBody>
-        <w:p>
-          <w:pPr>
-            <w:pStyle w:val="87999CDC6E3D491EB063E9B991974AB3"/>
-          </w:pPr>
-          <w:r>
-            <w:rPr>
-              <w:rStyle w:val="PlaceholderText"/>
-            </w:rPr>
-            <w:t>Click or tap here to enter text.</w:t>
-          </w:r>
-        </w:p>
-      </w:docPartBody>
-    </w:docPart>
-    <w:docPart>
-      <w:docPartPr>
-        <w:name w:val="03DA5A8F6D414CF7B026025E0A585944"/>
-        <w:category>
-          <w:name w:val="General"/>
-          <w:gallery w:val="placeholder"/>
-        </w:category>
-        <w:types>
-          <w:type w:val="bbPlcHdr"/>
-        </w:types>
-        <w:behaviors>
-          <w:behavior w:val="content"/>
-        </w:behaviors>
-        <w:guid w:val="{5C1295EE-6181-48AE-9701-CFD263EC8F4D}"/>
-      </w:docPartPr>
-      <w:docPartBody>
-        <w:p>
-          <w:pPr>
-            <w:pStyle w:val="03DA5A8F6D414CF7B026025E0A585944"/>
-          </w:pPr>
-          <w:r>
-            <w:rPr>
-              <w:rStyle w:val="PlaceholderText"/>
-            </w:rPr>
-            <w:t>Click or tap here to enter text.</w:t>
-          </w:r>
-        </w:p>
-      </w:docPartBody>
-    </w:docPart>
-    <w:docPart>
-      <w:docPartPr>
-        <w:name w:val="DAC6490B21CA4214B8E6BACFA12DD1A3"/>
-        <w:category>
-          <w:name w:val="General"/>
-          <w:gallery w:val="placeholder"/>
-        </w:category>
-        <w:types>
-          <w:type w:val="bbPlcHdr"/>
-        </w:types>
-        <w:behaviors>
-          <w:behavior w:val="content"/>
-        </w:behaviors>
-        <w:guid w:val="{18A6A831-DB63-4E56-ADF7-C2C5BDD2E8B3}"/>
-      </w:docPartPr>
-      <w:docPartBody>
-        <w:p>
-          <w:pPr>
-            <w:pStyle w:val="DAC6490B21CA4214B8E6BACFA12DD1A3"/>
-          </w:pPr>
-          <w:r>
-            <w:rPr>
-              <w:rStyle w:val="PlaceholderText"/>
-            </w:rPr>
-            <w:t>Click or tap here to enter text.</w:t>
-          </w:r>
-        </w:p>
-      </w:docPartBody>
-    </w:docPart>
-    <w:docPart>
-      <w:docPartPr>
-        <w:name w:val="A21AD53D56754BD3A1054FD44803859F"/>
-        <w:category>
-          <w:name w:val="General"/>
-          <w:gallery w:val="placeholder"/>
-        </w:category>
-        <w:types>
-          <w:type w:val="bbPlcHdr"/>
-        </w:types>
-        <w:behaviors>
-          <w:behavior w:val="content"/>
-        </w:behaviors>
-        <w:guid w:val="{141D7B75-B3D8-48A6-BACE-678A5B98C4FF}"/>
-      </w:docPartPr>
-      <w:docPartBody>
-        <w:p>
-          <w:pPr>
-            <w:pStyle w:val="A21AD53D56754BD3A1054FD44803859F"/>
-          </w:pPr>
-          <w:r>
-            <w:rPr>
-              <w:rStyle w:val="PlaceholderText"/>
-            </w:rPr>
-            <w:t>Click or tap here to enter text.</w:t>
-          </w:r>
-        </w:p>
-      </w:docPartBody>
-    </w:docPart>
-    <w:docPart>
-      <w:docPartPr>
-        <w:name w:val="33F694BABBD34C0BB4C23021962CF054"/>
-        <w:category>
-          <w:name w:val="General"/>
-          <w:gallery w:val="placeholder"/>
-        </w:category>
-        <w:types>
-          <w:type w:val="bbPlcHdr"/>
-        </w:types>
-        <w:behaviors>
-          <w:behavior w:val="content"/>
-        </w:behaviors>
-        <w:guid w:val="{0A23C92F-6EC6-4F3B-A56B-04AA00A57F5B}"/>
-      </w:docPartPr>
-      <w:docPartBody>
-        <w:p>
-          <w:pPr>
-            <w:pStyle w:val="33F694BABBD34C0BB4C23021962CF054"/>
           </w:pPr>
           <w:r>
             <w:rPr>
@@ -4794,64 +3635,6 @@
     </w:docPart>
     <w:docPart>
       <w:docPartPr>
-        <w:name w:val="5517424307194902B14AAA25A780CE56"/>
-        <w:category>
-          <w:name w:val="General"/>
-          <w:gallery w:val="placeholder"/>
-        </w:category>
-        <w:types>
-          <w:type w:val="bbPlcHdr"/>
-        </w:types>
-        <w:behaviors>
-          <w:behavior w:val="content"/>
-        </w:behaviors>
-        <w:guid w:val="{41E457DF-607D-4FB9-9DF4-9B869773174F}"/>
-      </w:docPartPr>
-      <w:docPartBody>
-        <w:p>
-          <w:pPr>
-            <w:pStyle w:val="5517424307194902B14AAA25A780CE56"/>
-          </w:pPr>
-          <w:r>
-            <w:rPr>
-              <w:rStyle w:val="PlaceholderText"/>
-            </w:rPr>
-            <w:t>Click or tap here to enter text.</w:t>
-          </w:r>
-        </w:p>
-      </w:docPartBody>
-    </w:docPart>
-    <w:docPart>
-      <w:docPartPr>
-        <w:name w:val="AD4111632C7E46DFBA340637BE671AAD"/>
-        <w:category>
-          <w:name w:val="General"/>
-          <w:gallery w:val="placeholder"/>
-        </w:category>
-        <w:types>
-          <w:type w:val="bbPlcHdr"/>
-        </w:types>
-        <w:behaviors>
-          <w:behavior w:val="content"/>
-        </w:behaviors>
-        <w:guid w:val="{AFE6BC3C-5954-4F58-99AE-BEC38112289C}"/>
-      </w:docPartPr>
-      <w:docPartBody>
-        <w:p>
-          <w:pPr>
-            <w:pStyle w:val="AD4111632C7E46DFBA340637BE671AAD"/>
-          </w:pPr>
-          <w:r>
-            <w:rPr>
-              <w:rStyle w:val="PlaceholderText"/>
-            </w:rPr>
-            <w:t>Click or tap here to enter text.</w:t>
-          </w:r>
-        </w:p>
-      </w:docPartBody>
-    </w:docPart>
-    <w:docPart>
-      <w:docPartPr>
         <w:name w:val="8FB6DAE70E674E648F621ECC6812401D"/>
         <w:category>
           <w:name w:val="General"/>
@@ -4869,6 +3652,354 @@
         <w:p>
           <w:pPr>
             <w:pStyle w:val="8FB6DAE70E674E648F621ECC6812401D"/>
+          </w:pPr>
+          <w:r>
+            <w:rPr>
+              <w:rStyle w:val="PlaceholderText"/>
+            </w:rPr>
+            <w:t>Click or tap here to enter text.</w:t>
+          </w:r>
+        </w:p>
+      </w:docPartBody>
+    </w:docPart>
+    <w:docPart>
+      <w:docPartPr>
+        <w:name w:val="A95132C5A19B4954B0D914D7C4CB9624"/>
+        <w:category>
+          <w:name w:val="General"/>
+          <w:gallery w:val="placeholder"/>
+        </w:category>
+        <w:types>
+          <w:type w:val="bbPlcHdr"/>
+        </w:types>
+        <w:behaviors>
+          <w:behavior w:val="content"/>
+        </w:behaviors>
+        <w:guid w:val="{F3D61FB7-987D-479D-802E-5CB9C0BA93D5}"/>
+      </w:docPartPr>
+      <w:docPartBody>
+        <w:p>
+          <w:pPr>
+            <w:pStyle w:val="A95132C5A19B4954B0D914D7C4CB9624"/>
+          </w:pPr>
+          <w:r>
+            <w:rPr>
+              <w:rStyle w:val="PlaceholderText"/>
+            </w:rPr>
+            <w:t>Click or tap here to enter text.</w:t>
+          </w:r>
+        </w:p>
+      </w:docPartBody>
+    </w:docPart>
+    <w:docPart>
+      <w:docPartPr>
+        <w:name w:val="C4A7FE106EF8481687F09CB05FCAA5F0"/>
+        <w:category>
+          <w:name w:val="General"/>
+          <w:gallery w:val="placeholder"/>
+        </w:category>
+        <w:types>
+          <w:type w:val="bbPlcHdr"/>
+        </w:types>
+        <w:behaviors>
+          <w:behavior w:val="content"/>
+        </w:behaviors>
+        <w:guid w:val="{547A8560-187B-44A1-B785-00F91A32F689}"/>
+      </w:docPartPr>
+      <w:docPartBody>
+        <w:p>
+          <w:pPr>
+            <w:pStyle w:val="C4A7FE106EF8481687F09CB05FCAA5F0"/>
+          </w:pPr>
+          <w:r>
+            <w:rPr>
+              <w:rStyle w:val="PlaceholderText"/>
+            </w:rPr>
+            <w:t>Click or tap here to enter text.</w:t>
+          </w:r>
+        </w:p>
+      </w:docPartBody>
+    </w:docPart>
+    <w:docPart>
+      <w:docPartPr>
+        <w:name w:val="9DCD5399447E4FDE88F079C932961226"/>
+        <w:category>
+          <w:name w:val="General"/>
+          <w:gallery w:val="placeholder"/>
+        </w:category>
+        <w:types>
+          <w:type w:val="bbPlcHdr"/>
+        </w:types>
+        <w:behaviors>
+          <w:behavior w:val="content"/>
+        </w:behaviors>
+        <w:guid w:val="{18995C17-0942-46F0-B8F5-B5FD6DF9DE6D}"/>
+      </w:docPartPr>
+      <w:docPartBody>
+        <w:p>
+          <w:pPr>
+            <w:pStyle w:val="9DCD5399447E4FDE88F079C932961226"/>
+          </w:pPr>
+          <w:r>
+            <w:rPr>
+              <w:rStyle w:val="PlaceholderText"/>
+            </w:rPr>
+            <w:t>Click or tap here to enter text.</w:t>
+          </w:r>
+        </w:p>
+      </w:docPartBody>
+    </w:docPart>
+    <w:docPart>
+      <w:docPartPr>
+        <w:name w:val="89F79485B5F147B683CA30C144450D3A"/>
+        <w:category>
+          <w:name w:val="General"/>
+          <w:gallery w:val="placeholder"/>
+        </w:category>
+        <w:types>
+          <w:type w:val="bbPlcHdr"/>
+        </w:types>
+        <w:behaviors>
+          <w:behavior w:val="content"/>
+        </w:behaviors>
+        <w:guid w:val="{E72FF8DD-054F-4880-BB29-087961D58A86}"/>
+      </w:docPartPr>
+      <w:docPartBody>
+        <w:p>
+          <w:pPr>
+            <w:pStyle w:val="89F79485B5F147B683CA30C144450D3A"/>
+          </w:pPr>
+          <w:r>
+            <w:rPr>
+              <w:rStyle w:val="PlaceholderText"/>
+            </w:rPr>
+            <w:t>Click or tap here to enter text.</w:t>
+          </w:r>
+        </w:p>
+      </w:docPartBody>
+    </w:docPart>
+    <w:docPart>
+      <w:docPartPr>
+        <w:name w:val="925CEDD8625F48AAA0B85D308884D889"/>
+        <w:category>
+          <w:name w:val="General"/>
+          <w:gallery w:val="placeholder"/>
+        </w:category>
+        <w:types>
+          <w:type w:val="bbPlcHdr"/>
+        </w:types>
+        <w:behaviors>
+          <w:behavior w:val="content"/>
+        </w:behaviors>
+        <w:guid w:val="{574E1488-8233-406E-9697-BFDB6EB488CA}"/>
+      </w:docPartPr>
+      <w:docPartBody>
+        <w:p>
+          <w:pPr>
+            <w:pStyle w:val="925CEDD8625F48AAA0B85D308884D889"/>
+          </w:pPr>
+          <w:r>
+            <w:rPr>
+              <w:rStyle w:val="PlaceholderText"/>
+            </w:rPr>
+            <w:t>Click or tap here to enter text.</w:t>
+          </w:r>
+        </w:p>
+      </w:docPartBody>
+    </w:docPart>
+    <w:docPart>
+      <w:docPartPr>
+        <w:name w:val="2EBDF324DED24381B21DAAE4F344CF28"/>
+        <w:category>
+          <w:name w:val="General"/>
+          <w:gallery w:val="placeholder"/>
+        </w:category>
+        <w:types>
+          <w:type w:val="bbPlcHdr"/>
+        </w:types>
+        <w:behaviors>
+          <w:behavior w:val="content"/>
+        </w:behaviors>
+        <w:guid w:val="{819B97F7-F5E9-4F6E-8944-3E80AF3C4EE2}"/>
+      </w:docPartPr>
+      <w:docPartBody>
+        <w:p>
+          <w:pPr>
+            <w:pStyle w:val="2EBDF324DED24381B21DAAE4F344CF28"/>
+          </w:pPr>
+          <w:r>
+            <w:rPr>
+              <w:rStyle w:val="PlaceholderText"/>
+            </w:rPr>
+            <w:t>Click or tap here to enter text.</w:t>
+          </w:r>
+        </w:p>
+      </w:docPartBody>
+    </w:docPart>
+    <w:docPart>
+      <w:docPartPr>
+        <w:name w:val="B05724E8C1254879B9193F6AB559C85F"/>
+        <w:category>
+          <w:name w:val="General"/>
+          <w:gallery w:val="placeholder"/>
+        </w:category>
+        <w:types>
+          <w:type w:val="bbPlcHdr"/>
+        </w:types>
+        <w:behaviors>
+          <w:behavior w:val="content"/>
+        </w:behaviors>
+        <w:guid w:val="{AB4B67D6-E600-49A2-A96A-C1E91E31B536}"/>
+      </w:docPartPr>
+      <w:docPartBody>
+        <w:p>
+          <w:pPr>
+            <w:pStyle w:val="B05724E8C1254879B9193F6AB559C85F"/>
+          </w:pPr>
+          <w:r>
+            <w:rPr>
+              <w:rStyle w:val="PlaceholderText"/>
+            </w:rPr>
+            <w:t>Click or tap here to enter text.</w:t>
+          </w:r>
+        </w:p>
+      </w:docPartBody>
+    </w:docPart>
+    <w:docPart>
+      <w:docPartPr>
+        <w:name w:val="8473B72EB9934D168CD333FBB8EAB795"/>
+        <w:category>
+          <w:name w:val="General"/>
+          <w:gallery w:val="placeholder"/>
+        </w:category>
+        <w:types>
+          <w:type w:val="bbPlcHdr"/>
+        </w:types>
+        <w:behaviors>
+          <w:behavior w:val="content"/>
+        </w:behaviors>
+        <w:guid w:val="{630B5E29-882E-44E3-9B0B-018C6FE39C70}"/>
+      </w:docPartPr>
+      <w:docPartBody>
+        <w:p>
+          <w:pPr>
+            <w:pStyle w:val="8473B72EB9934D168CD333FBB8EAB795"/>
+          </w:pPr>
+          <w:r>
+            <w:rPr>
+              <w:rStyle w:val="PlaceholderText"/>
+            </w:rPr>
+            <w:t>Click or tap here to enter text.</w:t>
+          </w:r>
+        </w:p>
+      </w:docPartBody>
+    </w:docPart>
+    <w:docPart>
+      <w:docPartPr>
+        <w:name w:val="443E0C0C33A64F8AA861927BB605914E"/>
+        <w:category>
+          <w:name w:val="General"/>
+          <w:gallery w:val="placeholder"/>
+        </w:category>
+        <w:types>
+          <w:type w:val="bbPlcHdr"/>
+        </w:types>
+        <w:behaviors>
+          <w:behavior w:val="content"/>
+        </w:behaviors>
+        <w:guid w:val="{EDB252F6-ADBE-4A97-8733-690F4B7A9DA5}"/>
+      </w:docPartPr>
+      <w:docPartBody>
+        <w:p>
+          <w:pPr>
+            <w:pStyle w:val="443E0C0C33A64F8AA861927BB605914E"/>
+          </w:pPr>
+          <w:r>
+            <w:rPr>
+              <w:rStyle w:val="PlaceholderText"/>
+            </w:rPr>
+            <w:t>Click or tap here to enter text.</w:t>
+          </w:r>
+        </w:p>
+      </w:docPartBody>
+    </w:docPart>
+    <w:docPart>
+      <w:docPartPr>
+        <w:name w:val="83707EBF8E574BD4A7397C6BC4733931"/>
+        <w:category>
+          <w:name w:val="General"/>
+          <w:gallery w:val="placeholder"/>
+        </w:category>
+        <w:types>
+          <w:type w:val="bbPlcHdr"/>
+        </w:types>
+        <w:behaviors>
+          <w:behavior w:val="content"/>
+        </w:behaviors>
+        <w:guid w:val="{286AC99F-9C5E-476E-BE59-AEF29E18B1D5}"/>
+      </w:docPartPr>
+      <w:docPartBody>
+        <w:p>
+          <w:pPr>
+            <w:pStyle w:val="83707EBF8E574BD4A7397C6BC4733931"/>
+          </w:pPr>
+          <w:r>
+            <w:rPr>
+              <w:rStyle w:val="PlaceholderText"/>
+            </w:rPr>
+            <w:t>Click or tap here to enter text.</w:t>
+          </w:r>
+        </w:p>
+      </w:docPartBody>
+    </w:docPart>
+    <w:docPart>
+      <w:docPartPr>
+        <w:name w:val="BD0A7E73035F4C6DB55838CA32CF4B2F"/>
+        <w:category>
+          <w:name w:val="General"/>
+          <w:gallery w:val="placeholder"/>
+        </w:category>
+        <w:types>
+          <w:type w:val="bbPlcHdr"/>
+        </w:types>
+        <w:behaviors>
+          <w:behavior w:val="content"/>
+        </w:behaviors>
+        <w:guid w:val="{261D61E2-2C92-417D-8A05-A4D1E17C2AE8}"/>
+      </w:docPartPr>
+      <w:docPartBody>
+        <w:p>
+          <w:pPr>
+            <w:pStyle w:val="BD0A7E73035F4C6DB55838CA32CF4B2F"/>
+          </w:pPr>
+          <w:r>
+            <w:rPr>
+              <w:rStyle w:val="PlaceholderText"/>
+            </w:rPr>
+            <w:t>Click or tap here to enter text.</w:t>
+          </w:r>
+        </w:p>
+      </w:docPartBody>
+    </w:docPart>
+    <w:docPart>
+      <w:docPartPr>
+        <w:name w:val="BCC64A0FE05F46AA9188450BC265DBC9"/>
+        <w:category>
+          <w:name w:val="General"/>
+          <w:gallery w:val="placeholder"/>
+        </w:category>
+        <w:types>
+          <w:type w:val="bbPlcHdr"/>
+        </w:types>
+        <w:behaviors>
+          <w:behavior w:val="content"/>
+        </w:behaviors>
+        <w:guid w:val="{B2DFE11F-1D12-4640-9012-51ABBE8ECC7F}"/>
+      </w:docPartPr>
+      <w:docPartBody>
+        <w:p>
+          <w:pPr>
+            <w:pStyle w:val="BCC64A0FE05F46AA9188450BC265DBC9"/>
           </w:pPr>
           <w:r>
             <w:rPr>
@@ -4932,13 +4063,6 @@
     <w:pitch w:val="variable"/>
     <w:sig w:usb0="E4002EFF" w:usb1="C200247B" w:usb2="00000009" w:usb3="00000000" w:csb0="000001FF" w:csb1="00000000"/>
   </w:font>
-  <w:font w:name="Arial">
-    <w:panose1 w:val="020B0604020202020204"/>
-    <w:charset w:val="00"/>
-    <w:family w:val="swiss"/>
-    <w:pitch w:val="variable"/>
-    <w:sig w:usb0="E0002EFF" w:usb1="C000785B" w:usb2="00000009" w:usb3="00000000" w:csb0="000001FF" w:csb1="00000000"/>
-  </w:font>
 </w:fonts>
 </file>
 
@@ -4962,6 +4086,7 @@
     <w:rsid w:val="001A493F"/>
     <w:rsid w:val="001B3A4C"/>
     <w:rsid w:val="0026224A"/>
+    <w:rsid w:val="002A1596"/>
     <w:rsid w:val="003A625F"/>
     <w:rsid w:val="00423637"/>
     <w:rsid w:val="0048779C"/>
@@ -4969,7 +4094,10 @@
     <w:rsid w:val="005928FA"/>
     <w:rsid w:val="00615E64"/>
     <w:rsid w:val="007A75D3"/>
+    <w:rsid w:val="008B28B8"/>
     <w:rsid w:val="008E5B21"/>
+    <w:rsid w:val="008E7FCD"/>
+    <w:rsid w:val="00910198"/>
     <w:rsid w:val="00957FA9"/>
     <w:rsid w:val="009C49A3"/>
     <w:rsid w:val="009C4A63"/>
@@ -4981,7 +4109,9 @@
     <w:rsid w:val="00C6452B"/>
     <w:rsid w:val="00CD525D"/>
     <w:rsid w:val="00DD4377"/>
+    <w:rsid w:val="00DF4EF3"/>
     <w:rsid w:val="00E111AD"/>
+    <w:rsid w:val="00E5711F"/>
     <w:rsid w:val="00E5765A"/>
   </w:rsids>
   <m:mathPr>
@@ -4997,9 +4127,9 @@
     <m:intLim m:val="subSup"/>
     <m:naryLim m:val="undOvr"/>
   </m:mathPr>
-  <w:themeFontLang w:val="en-DK"/>
+  <w:themeFontLang/>
   <w:clrSchemeMapping w:bg1="light1" w:t1="dark1" w:bg2="light2" w:t2="dark2" w:accent1="accent1" w:accent2="accent2" w:accent3="accent3" w:accent4="accent4" w:accent5="accent5" w:accent6="accent6" w:hyperlink="hyperlink" w:followedHyperlink="followedHyperlink"/>
-  <w:decimalSymbol w:val=","/>
+  <w:decimalSymbol w:val="."/>
   <w:listSeparator w:val=","/>
   <w15:chartTrackingRefBased/>
 </w:settings>
@@ -5014,7 +4144,7 @@
         <w:kern w:val="2"/>
         <w:sz w:val="24"/>
         <w:szCs w:val="24"/>
-        <w:lang w:val="en-DK" w:eastAsia="en-DK" w:bidi="ar-SA"/>
+        <w:lang w:bidi="ar-SA"/>
         <w14:ligatures w14:val="standardContextual"/>
       </w:rPr>
     </w:rPrDefault>
@@ -5438,169 +4568,81 @@
     <w:basedOn w:val="DefaultParagraphFont"/>
     <w:uiPriority w:val="99"/>
     <w:semiHidden/>
-    <w:rsid w:val="003A625F"/>
+    <w:rsid w:val="00DF4EF3"/>
     <w:rPr>
       <w:color w:val="808080"/>
     </w:rPr>
   </w:style>
-  <w:style w:type="paragraph" w:customStyle="1" w:styleId="231F2063384141A6896F4483ADA8C7E1">
-    <w:name w:val="231F2063384141A6896F4483ADA8C7E1"/>
-    <w:rsid w:val="00B25402"/>
+  <w:style w:type="paragraph" w:customStyle="1" w:styleId="D052F4CCF8A64FF892FDA7139B1DF5EF">
+    <w:name w:val="D052F4CCF8A64FF892FDA7139B1DF5EF"/>
+    <w:rsid w:val="00DF4EF3"/>
+    <w:rPr>
+      <w:lang w:val="en-US" w:eastAsia="en-US"/>
+    </w:rPr>
   </w:style>
-  <w:style w:type="paragraph" w:customStyle="1" w:styleId="CB69599431E740F9BE4987359CE952F3">
-    <w:name w:val="CB69599431E740F9BE4987359CE952F3"/>
-    <w:rsid w:val="00B25402"/>
+  <w:style w:type="paragraph" w:customStyle="1" w:styleId="C7F485A2BD07469D83793A61E07E40E7">
+    <w:name w:val="C7F485A2BD07469D83793A61E07E40E7"/>
+    <w:rsid w:val="00DF4EF3"/>
+    <w:rPr>
+      <w:lang w:val="en-US" w:eastAsia="en-US"/>
+    </w:rPr>
   </w:style>
-  <w:style w:type="paragraph" w:customStyle="1" w:styleId="885C6A309CA94B5187DF50F44B398596">
-    <w:name w:val="885C6A309CA94B5187DF50F44B398596"/>
-    <w:rsid w:val="00B25402"/>
+  <w:style w:type="paragraph" w:customStyle="1" w:styleId="BD0A7E73035F4C6DB55838CA32CF4B2F">
+    <w:name w:val="BD0A7E73035F4C6DB55838CA32CF4B2F"/>
+    <w:rsid w:val="00DF4EF3"/>
+    <w:rPr>
+      <w:lang w:val="en-US" w:eastAsia="en-US"/>
+    </w:rPr>
   </w:style>
-  <w:style w:type="paragraph" w:customStyle="1" w:styleId="91379AE367B24E4EB392E3ACFAAAED19">
-    <w:name w:val="91379AE367B24E4EB392E3ACFAAAED19"/>
-    <w:rsid w:val="00B25402"/>
+  <w:style w:type="paragraph" w:customStyle="1" w:styleId="BCC64A0FE05F46AA9188450BC265DBC9">
+    <w:name w:val="BCC64A0FE05F46AA9188450BC265DBC9"/>
+    <w:rsid w:val="00DF4EF3"/>
+    <w:rPr>
+      <w:lang w:val="en-US" w:eastAsia="en-US"/>
+    </w:rPr>
   </w:style>
-  <w:style w:type="paragraph" w:customStyle="1" w:styleId="2F85EA427F1C4F92B06ABCEF2CE3846F">
-    <w:name w:val="2F85EA427F1C4F92B06ABCEF2CE3846F"/>
-    <w:rsid w:val="00B25402"/>
+  <w:style w:type="paragraph" w:customStyle="1" w:styleId="A95132C5A19B4954B0D914D7C4CB9624">
+    <w:name w:val="A95132C5A19B4954B0D914D7C4CB9624"/>
+    <w:rsid w:val="00910198"/>
   </w:style>
-  <w:style w:type="paragraph" w:customStyle="1" w:styleId="6841358D50264E5CBBC8663D02FF6605">
-    <w:name w:val="6841358D50264E5CBBC8663D02FF6605"/>
-    <w:rsid w:val="00B25402"/>
+  <w:style w:type="paragraph" w:customStyle="1" w:styleId="C4A7FE106EF8481687F09CB05FCAA5F0">
+    <w:name w:val="C4A7FE106EF8481687F09CB05FCAA5F0"/>
+    <w:rsid w:val="00910198"/>
   </w:style>
-  <w:style w:type="paragraph" w:customStyle="1" w:styleId="25DF757345124BB5AF2ECDA8F85D7DEA">
-    <w:name w:val="25DF757345124BB5AF2ECDA8F85D7DEA"/>
-    <w:rsid w:val="00B25402"/>
+  <w:style w:type="paragraph" w:customStyle="1" w:styleId="9DCD5399447E4FDE88F079C932961226">
+    <w:name w:val="9DCD5399447E4FDE88F079C932961226"/>
+    <w:rsid w:val="00910198"/>
   </w:style>
-  <w:style w:type="paragraph" w:customStyle="1" w:styleId="3A785CEEF9AB4AD48AD06BBAF9EC59EE">
-    <w:name w:val="3A785CEEF9AB4AD48AD06BBAF9EC59EE"/>
-    <w:rsid w:val="00B25402"/>
+  <w:style w:type="paragraph" w:customStyle="1" w:styleId="89F79485B5F147B683CA30C144450D3A">
+    <w:name w:val="89F79485B5F147B683CA30C144450D3A"/>
+    <w:rsid w:val="00910198"/>
   </w:style>
-  <w:style w:type="paragraph" w:customStyle="1" w:styleId="A5AF067E15064545A8F334E9197509D0">
-    <w:name w:val="A5AF067E15064545A8F334E9197509D0"/>
-    <w:rsid w:val="00B25402"/>
+  <w:style w:type="paragraph" w:customStyle="1" w:styleId="925CEDD8625F48AAA0B85D308884D889">
+    <w:name w:val="925CEDD8625F48AAA0B85D308884D889"/>
+    <w:rsid w:val="00910198"/>
   </w:style>
-  <w:style w:type="paragraph" w:customStyle="1" w:styleId="D608AD1A71F046A3A600C3E1E16DAC3F">
-    <w:name w:val="D608AD1A71F046A3A600C3E1E16DAC3F"/>
-    <w:rsid w:val="00B25402"/>
+  <w:style w:type="paragraph" w:customStyle="1" w:styleId="2EBDF324DED24381B21DAAE4F344CF28">
+    <w:name w:val="2EBDF324DED24381B21DAAE4F344CF28"/>
+    <w:rsid w:val="00910198"/>
   </w:style>
-  <w:style w:type="paragraph" w:customStyle="1" w:styleId="C33F0782BC3C4AC28A16E6B5BD617FDA">
-    <w:name w:val="C33F0782BC3C4AC28A16E6B5BD617FDA"/>
-    <w:rsid w:val="00B25402"/>
+  <w:style w:type="paragraph" w:customStyle="1" w:styleId="B05724E8C1254879B9193F6AB559C85F">
+    <w:name w:val="B05724E8C1254879B9193F6AB559C85F"/>
+    <w:rsid w:val="00910198"/>
   </w:style>
-  <w:style w:type="paragraph" w:customStyle="1" w:styleId="58950D3210A34CBB8D14E1DE475C78F1">
-    <w:name w:val="58950D3210A34CBB8D14E1DE475C78F1"/>
-    <w:rsid w:val="00B25402"/>
+  <w:style w:type="paragraph" w:customStyle="1" w:styleId="8473B72EB9934D168CD333FBB8EAB795">
+    <w:name w:val="8473B72EB9934D168CD333FBB8EAB795"/>
+    <w:rsid w:val="00910198"/>
   </w:style>
-  <w:style w:type="paragraph" w:customStyle="1" w:styleId="3DC7BBEA73B04009968F8B2A11B0BA8B">
-    <w:name w:val="3DC7BBEA73B04009968F8B2A11B0BA8B"/>
-    <w:rsid w:val="00B25402"/>
+  <w:style w:type="paragraph" w:customStyle="1" w:styleId="443E0C0C33A64F8AA861927BB605914E">
+    <w:name w:val="443E0C0C33A64F8AA861927BB605914E"/>
+    <w:rsid w:val="00910198"/>
   </w:style>
-  <w:style w:type="paragraph" w:customStyle="1" w:styleId="435408E52A374019A765ED6F1FB740CA">
-    <w:name w:val="435408E52A374019A765ED6F1FB740CA"/>
-    <w:rsid w:val="00B25402"/>
-  </w:style>
-  <w:style w:type="paragraph" w:customStyle="1" w:styleId="87D7269456494E8F962D59EBAB6C7275">
-    <w:name w:val="87D7269456494E8F962D59EBAB6C7275"/>
-    <w:rsid w:val="00B25402"/>
-  </w:style>
-  <w:style w:type="paragraph" w:customStyle="1" w:styleId="1EFDD2086D4C45ABB4677146F93FCEDB">
-    <w:name w:val="1EFDD2086D4C45ABB4677146F93FCEDB"/>
-    <w:rsid w:val="00B25402"/>
-  </w:style>
-  <w:style w:type="paragraph" w:customStyle="1" w:styleId="C632C1E495204384BE3E4415A49E0654">
-    <w:name w:val="C632C1E495204384BE3E4415A49E0654"/>
-    <w:rsid w:val="00B25402"/>
-  </w:style>
-  <w:style w:type="paragraph" w:customStyle="1" w:styleId="4814EBA12D4F4C2F86004D2EABB47D17">
-    <w:name w:val="4814EBA12D4F4C2F86004D2EABB47D17"/>
-    <w:rsid w:val="00B25402"/>
-  </w:style>
-  <w:style w:type="paragraph" w:customStyle="1" w:styleId="EEA0899F888148108EF724339F26C9B8">
-    <w:name w:val="EEA0899F888148108EF724339F26C9B8"/>
-    <w:rsid w:val="00B25402"/>
-  </w:style>
-  <w:style w:type="paragraph" w:customStyle="1" w:styleId="52D4BAA0332845F0A13EF6EAEE198BEC">
-    <w:name w:val="52D4BAA0332845F0A13EF6EAEE198BEC"/>
-    <w:rsid w:val="00B25402"/>
-  </w:style>
-  <w:style w:type="paragraph" w:customStyle="1" w:styleId="F849C86B8ADD4D4D8BE91A3BC2B2B53B">
-    <w:name w:val="F849C86B8ADD4D4D8BE91A3BC2B2B53B"/>
-    <w:rsid w:val="00B25402"/>
-  </w:style>
-  <w:style w:type="paragraph" w:customStyle="1" w:styleId="45FC40E16C8240769C3EEB96F31D5DC9">
-    <w:name w:val="45FC40E16C8240769C3EEB96F31D5DC9"/>
-    <w:rsid w:val="00B25402"/>
-  </w:style>
-  <w:style w:type="paragraph" w:customStyle="1" w:styleId="67453C026F4F432FAA485AF15EDDE7E5">
-    <w:name w:val="67453C026F4F432FAA485AF15EDDE7E5"/>
-    <w:rsid w:val="00B25402"/>
-  </w:style>
-  <w:style w:type="paragraph" w:customStyle="1" w:styleId="3D22CBA13D4241D9B24F640844181455">
-    <w:name w:val="3D22CBA13D4241D9B24F640844181455"/>
-    <w:rsid w:val="00B25402"/>
-  </w:style>
-  <w:style w:type="paragraph" w:customStyle="1" w:styleId="608CE8A56BFB4BC8B38F794B10901D27">
-    <w:name w:val="608CE8A56BFB4BC8B38F794B10901D27"/>
-    <w:rsid w:val="00B25402"/>
+  <w:style w:type="paragraph" w:customStyle="1" w:styleId="83707EBF8E574BD4A7397C6BC4733931">
+    <w:name w:val="83707EBF8E574BD4A7397C6BC4733931"/>
+    <w:rsid w:val="00910198"/>
   </w:style>
   <w:style w:type="paragraph" w:customStyle="1" w:styleId="040EB39C88C340B6B7A2F569B1AA1C77">
     <w:name w:val="040EB39C88C340B6B7A2F569B1AA1C77"/>
-    <w:rsid w:val="00C3410E"/>
-  </w:style>
-  <w:style w:type="paragraph" w:customStyle="1" w:styleId="CDCFBFCC4CF54CC5A6B1F730C8BC89DD">
-    <w:name w:val="CDCFBFCC4CF54CC5A6B1F730C8BC89DD"/>
-    <w:rsid w:val="00C3410E"/>
-  </w:style>
-  <w:style w:type="paragraph" w:customStyle="1" w:styleId="825A442C684A4497BE6E938831F5204E">
-    <w:name w:val="825A442C684A4497BE6E938831F5204E"/>
-    <w:rsid w:val="00C3410E"/>
-  </w:style>
-  <w:style w:type="paragraph" w:customStyle="1" w:styleId="EC93F1304A734B5AA20D405D75C9DA1A">
-    <w:name w:val="EC93F1304A734B5AA20D405D75C9DA1A"/>
-    <w:rsid w:val="00C3410E"/>
-  </w:style>
-  <w:style w:type="paragraph" w:customStyle="1" w:styleId="55F8303B92954E96A9EC6424A8FABC49">
-    <w:name w:val="55F8303B92954E96A9EC6424A8FABC49"/>
-    <w:rsid w:val="00C3410E"/>
-  </w:style>
-  <w:style w:type="paragraph" w:customStyle="1" w:styleId="DBA8D1994BA14EDE983E8BF90D492833">
-    <w:name w:val="DBA8D1994BA14EDE983E8BF90D492833"/>
-    <w:rsid w:val="00C3410E"/>
-  </w:style>
-  <w:style w:type="paragraph" w:customStyle="1" w:styleId="EB84971CAE2D446C9496942584011C22">
-    <w:name w:val="EB84971CAE2D446C9496942584011C22"/>
-    <w:rsid w:val="00C3410E"/>
-  </w:style>
-  <w:style w:type="paragraph" w:customStyle="1" w:styleId="0222551F419C4A0581629C439C20CBB1">
-    <w:name w:val="0222551F419C4A0581629C439C20CBB1"/>
-    <w:rsid w:val="00C3410E"/>
-  </w:style>
-  <w:style w:type="paragraph" w:customStyle="1" w:styleId="F39D0F057CFC43348D17F1E051D2594A">
-    <w:name w:val="F39D0F057CFC43348D17F1E051D2594A"/>
-    <w:rsid w:val="00C3410E"/>
-  </w:style>
-  <w:style w:type="paragraph" w:customStyle="1" w:styleId="8DE6E81E39A04422B116877A4C0A6D28">
-    <w:name w:val="8DE6E81E39A04422B116877A4C0A6D28"/>
-    <w:rsid w:val="00C3410E"/>
-  </w:style>
-  <w:style w:type="paragraph" w:customStyle="1" w:styleId="87999CDC6E3D491EB063E9B991974AB3">
-    <w:name w:val="87999CDC6E3D491EB063E9B991974AB3"/>
-    <w:rsid w:val="00C3410E"/>
-  </w:style>
-  <w:style w:type="paragraph" w:customStyle="1" w:styleId="03DA5A8F6D414CF7B026025E0A585944">
-    <w:name w:val="03DA5A8F6D414CF7B026025E0A585944"/>
-    <w:rsid w:val="00C3410E"/>
-  </w:style>
-  <w:style w:type="paragraph" w:customStyle="1" w:styleId="DAC6490B21CA4214B8E6BACFA12DD1A3">
-    <w:name w:val="DAC6490B21CA4214B8E6BACFA12DD1A3"/>
-    <w:rsid w:val="00C3410E"/>
-  </w:style>
-  <w:style w:type="paragraph" w:customStyle="1" w:styleId="A21AD53D56754BD3A1054FD44803859F">
-    <w:name w:val="A21AD53D56754BD3A1054FD44803859F"/>
-    <w:rsid w:val="00C3410E"/>
-  </w:style>
-  <w:style w:type="paragraph" w:customStyle="1" w:styleId="33F694BABBD34C0BB4C23021962CF054">
-    <w:name w:val="33F694BABBD34C0BB4C23021962CF054"/>
     <w:rsid w:val="00C3410E"/>
   </w:style>
   <w:style w:type="paragraph" w:customStyle="1" w:styleId="0DA117334EDC4137AA5D22F09C6E315F">
@@ -5611,173 +4653,25 @@
     <w:name w:val="D7D8C22094AC421DB2AB5E22475BA53C"/>
     <w:rsid w:val="001A493F"/>
   </w:style>
-  <w:style w:type="paragraph" w:customStyle="1" w:styleId="77C25289717B4F4690BACBD5A1108400">
-    <w:name w:val="77C25289717B4F4690BACBD5A1108400"/>
-    <w:rsid w:val="009C4A63"/>
-    <w:rPr>
-      <w:lang w:val="da-DK" w:eastAsia="da-DK"/>
-    </w:rPr>
-  </w:style>
-  <w:style w:type="paragraph" w:customStyle="1" w:styleId="EF5606E5D9974B0D8BA565FBAA8381C3">
-    <w:name w:val="EF5606E5D9974B0D8BA565FBAA8381C3"/>
-    <w:rsid w:val="009C4A63"/>
-    <w:rPr>
-      <w:lang w:val="da-DK" w:eastAsia="da-DK"/>
-    </w:rPr>
-  </w:style>
-  <w:style w:type="paragraph" w:customStyle="1" w:styleId="88D5480D516D4F848B42A617F00BCFE8">
-    <w:name w:val="88D5480D516D4F848B42A617F00BCFE8"/>
-    <w:rsid w:val="009C4A63"/>
-    <w:rPr>
-      <w:lang w:val="da-DK" w:eastAsia="da-DK"/>
-    </w:rPr>
-  </w:style>
-  <w:style w:type="paragraph" w:customStyle="1" w:styleId="280B2C0D1EF542B19C2C230F9BC03184">
-    <w:name w:val="280B2C0D1EF542B19C2C230F9BC03184"/>
-    <w:rsid w:val="009C4A63"/>
-    <w:rPr>
-      <w:lang w:val="da-DK" w:eastAsia="da-DK"/>
-    </w:rPr>
-  </w:style>
-  <w:style w:type="paragraph" w:customStyle="1" w:styleId="A951F271FF8A40BE84EFF7AA7BB22D63">
-    <w:name w:val="A951F271FF8A40BE84EFF7AA7BB22D63"/>
-    <w:rsid w:val="009C4A63"/>
-    <w:rPr>
-      <w:lang w:val="da-DK" w:eastAsia="da-DK"/>
-    </w:rPr>
-  </w:style>
-  <w:style w:type="paragraph" w:customStyle="1" w:styleId="7CFE3AA8D49C44B4B82B772273DEF7D4">
-    <w:name w:val="7CFE3AA8D49C44B4B82B772273DEF7D4"/>
-    <w:rsid w:val="009C4A63"/>
-    <w:rPr>
-      <w:lang w:val="da-DK" w:eastAsia="da-DK"/>
-    </w:rPr>
-  </w:style>
-  <w:style w:type="paragraph" w:customStyle="1" w:styleId="AD73C18E91CE4BA984EFA3D80AA98ED5">
-    <w:name w:val="AD73C18E91CE4BA984EFA3D80AA98ED5"/>
-    <w:rsid w:val="009C4A63"/>
-    <w:rPr>
-      <w:lang w:val="da-DK" w:eastAsia="da-DK"/>
-    </w:rPr>
-  </w:style>
-  <w:style w:type="paragraph" w:customStyle="1" w:styleId="96814BF37CE34876972E411887821F35">
-    <w:name w:val="96814BF37CE34876972E411887821F35"/>
-    <w:rsid w:val="009C4A63"/>
-    <w:rPr>
-      <w:lang w:val="da-DK" w:eastAsia="da-DK"/>
-    </w:rPr>
-  </w:style>
-  <w:style w:type="paragraph" w:customStyle="1" w:styleId="E05DE11EFACC4DAD95632892900E5C3A">
-    <w:name w:val="E05DE11EFACC4DAD95632892900E5C3A"/>
-    <w:rsid w:val="009C4A63"/>
-    <w:rPr>
-      <w:lang w:val="da-DK" w:eastAsia="da-DK"/>
-    </w:rPr>
-  </w:style>
-  <w:style w:type="paragraph" w:customStyle="1" w:styleId="A76DF15853D74FE393956F5F16903561">
-    <w:name w:val="A76DF15853D74FE393956F5F16903561"/>
-    <w:rsid w:val="009C4A63"/>
-    <w:rPr>
-      <w:lang w:val="da-DK" w:eastAsia="da-DK"/>
-    </w:rPr>
-  </w:style>
-  <w:style w:type="paragraph" w:customStyle="1" w:styleId="3A688F8867974DD99516495BE79E3199">
-    <w:name w:val="3A688F8867974DD99516495BE79E3199"/>
-    <w:rsid w:val="009C4A63"/>
-    <w:rPr>
-      <w:lang w:val="da-DK" w:eastAsia="da-DK"/>
-    </w:rPr>
-  </w:style>
-  <w:style w:type="paragraph" w:customStyle="1" w:styleId="C4BAF91FC5784B6BA8AB7817007ACD80">
-    <w:name w:val="C4BAF91FC5784B6BA8AB7817007ACD80"/>
-    <w:rsid w:val="009C4A63"/>
-    <w:rPr>
-      <w:lang w:val="da-DK" w:eastAsia="da-DK"/>
-    </w:rPr>
-  </w:style>
-  <w:style w:type="paragraph" w:customStyle="1" w:styleId="8A7475D2067141C8B1FDBF28F86B5532">
-    <w:name w:val="8A7475D2067141C8B1FDBF28F86B5532"/>
-    <w:rsid w:val="009C4A63"/>
-    <w:rPr>
-      <w:lang w:val="da-DK" w:eastAsia="da-DK"/>
-    </w:rPr>
-  </w:style>
-  <w:style w:type="paragraph" w:customStyle="1" w:styleId="F381206624C8406ABCC8CD7E69CF5C76">
-    <w:name w:val="F381206624C8406ABCC8CD7E69CF5C76"/>
-    <w:rsid w:val="009C4A63"/>
-    <w:rPr>
-      <w:lang w:val="da-DK" w:eastAsia="da-DK"/>
-    </w:rPr>
-  </w:style>
-  <w:style w:type="paragraph" w:customStyle="1" w:styleId="A1C634CF0EBC4DA9B2788D9C65FE1B66">
-    <w:name w:val="A1C634CF0EBC4DA9B2788D9C65FE1B66"/>
-    <w:rsid w:val="009C4A63"/>
-    <w:rPr>
-      <w:lang w:val="da-DK" w:eastAsia="da-DK"/>
-    </w:rPr>
-  </w:style>
-  <w:style w:type="paragraph" w:customStyle="1" w:styleId="EB6F36051FE842AF8FED577BA75A7538">
-    <w:name w:val="EB6F36051FE842AF8FED577BA75A7538"/>
-    <w:rsid w:val="003A625F"/>
-    <w:rPr>
-      <w:lang w:val="en-DK" w:eastAsia="en-DK"/>
-    </w:rPr>
-  </w:style>
-  <w:style w:type="paragraph" w:customStyle="1" w:styleId="518F855117A243798CDD3C12CA3C8573">
-    <w:name w:val="518F855117A243798CDD3C12CA3C8573"/>
-    <w:rsid w:val="003A625F"/>
-    <w:rPr>
-      <w:lang w:val="en-DK" w:eastAsia="en-DK"/>
-    </w:rPr>
-  </w:style>
   <w:style w:type="paragraph" w:customStyle="1" w:styleId="AE11798D8BFD433A914E5ADBD37E7564">
     <w:name w:val="AE11798D8BFD433A914E5ADBD37E7564"/>
     <w:rsid w:val="003A625F"/>
-    <w:rPr>
-      <w:lang w:val="en-DK" w:eastAsia="en-DK"/>
-    </w:rPr>
   </w:style>
   <w:style w:type="paragraph" w:customStyle="1" w:styleId="0EB7B3AEB4D94C53BA7561F9E1D3962E">
     <w:name w:val="0EB7B3AEB4D94C53BA7561F9E1D3962E"/>
     <w:rsid w:val="003A625F"/>
-    <w:rPr>
-      <w:lang w:val="en-DK" w:eastAsia="en-DK"/>
-    </w:rPr>
-  </w:style>
-  <w:style w:type="paragraph" w:customStyle="1" w:styleId="72A56E0ACBB2495B85035F5B8B27A472">
-    <w:name w:val="72A56E0ACBB2495B85035F5B8B27A472"/>
-    <w:rsid w:val="003A625F"/>
-    <w:rPr>
-      <w:lang w:val="en-DK" w:eastAsia="en-DK"/>
-    </w:rPr>
-  </w:style>
-  <w:style w:type="paragraph" w:customStyle="1" w:styleId="B9A6FC189CD34E94A4D4A7514B0E3D7F">
-    <w:name w:val="B9A6FC189CD34E94A4D4A7514B0E3D7F"/>
-    <w:rsid w:val="003A625F"/>
-    <w:rPr>
-      <w:lang w:val="en-DK" w:eastAsia="en-DK"/>
-    </w:rPr>
   </w:style>
   <w:style w:type="paragraph" w:customStyle="1" w:styleId="5517424307194902B14AAA25A780CE56">
     <w:name w:val="5517424307194902B14AAA25A780CE56"/>
     <w:rsid w:val="003A625F"/>
-    <w:rPr>
-      <w:lang w:val="en-DK" w:eastAsia="en-DK"/>
-    </w:rPr>
   </w:style>
   <w:style w:type="paragraph" w:customStyle="1" w:styleId="AD4111632C7E46DFBA340637BE671AAD">
     <w:name w:val="AD4111632C7E46DFBA340637BE671AAD"/>
     <w:rsid w:val="003A625F"/>
-    <w:rPr>
-      <w:lang w:val="en-DK" w:eastAsia="en-DK"/>
-    </w:rPr>
   </w:style>
   <w:style w:type="paragraph" w:customStyle="1" w:styleId="8FB6DAE70E674E648F621ECC6812401D">
     <w:name w:val="8FB6DAE70E674E648F621ECC6812401D"/>
     <w:rsid w:val="003A625F"/>
-    <w:rPr>
-      <w:lang w:val="en-DK" w:eastAsia="en-DK"/>
-    </w:rPr>
   </w:style>
 </w:styles>
 </file>
@@ -6154,9 +5048,7 @@
 </we:webextension>
 </file>
 
-<file path=customXml/item3.xml>��< ? x m l   v e r s i o n = " 1 . 0 "   e n c o d i n g = " u t f - 1 6 " ? > - 
- < N a v W o r d R e p o r t X m l P a r t   x m l n s = " u r n : m i c r o s o f t - d y n a m i c s - n a v / r e p o r t s / S t a n d a r d _ S a l e s _ I n v o i c e / 1 3 0 6 / " > +<file path=customXml/item1.xml>��< ? x m l   v e r s i o n = " 1 . 0 "   e n c o d i n g = " u t f - 1 6 " ? > < N a v W o r d R e p o r t X m l P a r t   x m l n s = " u r n : m i c r o s o f t - d y n a m i c s - n a v / r e p o r t s / S t a n d a r d _ S a l e s _ I n v o i c e / 1 3 0 6 / " >   
      < B C R e p o r t I n f o r m a t i o n >   
@@ -6302,7 +5194,7 @@
  
          < C o m p a n y P h o n e N o _ L b l > C o m p a n y P h o n e N o _ L b l < / C o m p a n y P h o n e N o _ L b l >   
-         < C o m p a n y P i c t u r e   / > +         < C o m p a n y P i c t u r e / >   
          < C o m p a n y R e g i s t r a t i o n N u m b e r > C o m p a n y R e g i s t r a t i o n N u m b e r < / C o m p a n y R e g i s t r a t i o n N u m b e r >   
@@ -6808,7 +5700,7 @@
  
          < P a y m e n t R e p o r t i n g A r g u m e n t >   
-             < P a y m e n t S e r v i c e L o g o   / > +             < P a y m e n t S e r v i c e L o g o / >   
              < P a y m e n t S e r v i c e L o g o _ U r l > P a y m e n t S e r v i c e L o g o _ U r l < / P a y m e n t S e r v i c e L o g o _ U r l >   
@@ -6897,9 +5789,7 @@
  < / N a v W o r d R e p o r t X m l P a r t > 
 </file>
 
-<file path=customXml/item4.xml>��< ? x m l   v e r s i o n = " 1 . 0 "   e n c o d i n g = " u t f - 1 6 " ? > - 
- < N a v W o r d R e p o r t X m l P a r t   x m l n s = " u r n : m i c r o s o f t - d y n a m i c s - b u s i n e s s c e n t r a l / i n t e r n a l / e x t e n d e d / r e p o r t s / S t a n d a r d _ S a l e s _ I n v o i c e / 1 3 0 6 / " > +<file path=customXml/item2.xml>��< ? x m l   v e r s i o n = " 1 . 0 "   e n c o d i n g = " u t f - 1 6 " ? > < N a v W o r d R e p o r t X m l P a r t   x m l n s = " u r n : m i c r o s o f t - d y n a m i c s - b u s i n e s s c e n t r a l / i n t e r n a l / e x t e n d e d / r e p o r t s / S t a n d a r d _ S a l e s _ I n v o i c e / 1 3 0 6 / " >   
      < B C R e p o r t I n f o r m a t i o n >   
@@ -6965,7 +5855,7 @@
  
      < / B C R e p o r t I n f o r m a t i o n >   
-     < T o o l t i p s   / > +     < T o o l t i p s / >   
      < H e a d e r   E l e m e n t T y p e = " D a t a I t e m "   E l e m e n t I d = " 1 2 4 0 3 7 3 8 8 6 " >   
@@ -7047,7 +5937,7 @@
  
          < C o m p a n y P h o n e N o _ L b l   E l e m e n t T y p e = " C o l u m n "   E l e m e n t I d = " 5 5 8 5 9 3 5 8 6 "   D a t a T y p e = " T e x t C o n s t " > C o m p a n y P h o n e N o _ L b l < / C o m p a n y P h o n e N o _ L b l >   
-         < C o m p a n y P i c t u r e   E l e m e n t T y p e = " C o l u m n "   E l e m e n t I d = " 1 3 9 7 4 1 1 0 7 4 "   D a t a T y p e = " B L O B "   / > +         < C o m p a n y P i c t u r e   E l e m e n t T y p e = " C o l u m n "   E l e m e n t I d = " 1 3 9 7 4 1 1 0 7 4 "   D a t a T y p e = " B L O B " / >   
          < C o m p a n y R e g i s t r a t i o n N u m b e r   E l e m e n t T y p e = " C o l u m n "   E l e m e n t I d = " 2 0 2 3 6 3 9 4 2 4 "   D a t a T y p e = " T e x t " > C o m p a n y R e g i s t r a t i o n N u m b e r < / C o m p a n y R e g i s t r a t i o n N u m b e r >   
@@ -7553,7 +6443,7 @@
  
          < P a y m e n t R e p o r t i n g A r g u m e n t   E l e m e n t T y p e = " D a t a I t e m "   E l e m e n t I d = " 3 1 3 7 4 4 1 9 4 " >   
-             < P a y m e n t S e r v i c e L o g o   E l e m e n t T y p e = " C o l u m n "   E l e m e n t I d = " 4 1 6 7 9 0 7 6 7 "   D a t a T y p e = " B L O B "   / > +             < P a y m e n t S e r v i c e L o g o   E l e m e n t T y p e = " C o l u m n "   E l e m e n t I d = " 4 1 6 7 9 0 7 6 7 "   D a t a T y p e = " B L O B " / >   
              < P a y m e n t S e r v i c e L o g o _ U r l   E l e m e n t T y p e = " C o l u m n "   E l e m e n t I d = " 6 4 4 9 7 5 1 3 9 "   D a t a T y p e = " T e x t " > P a y m e n t S e r v i c e L o g o _ U r l < / P a y m e n t S e r v i c e L o g o _ U r l >   
@@ -7640,4 +6530,26 @@
      < / H e a d e r >   
  < / N a v W o r d R e p o r t X m l P a r t > 
+</file>
+
+<file path=customXml/itemProps1.xml><?xml version="1.0" encoding="utf-8"?>
+<ds:datastoreItem xmlns:ds="http://schemas.openxmlformats.org/officeDocument/2006/customXml" ds:itemID="{04593D5F-76A4-40F7-A05F-7DA59CAF3CF7}">
+  <ds:schemaRefs>
+    <ds:schemaRef ds:uri="urn:microsoft-dynamics-nav/reports/Standard_Sales_Invoice/1306/"/>
+  </ds:schemaRefs>
+</ds:datastoreItem>
+</file>
+
+<file path=customXml/itemProps2.xml><?xml version="1.0" encoding="utf-8"?>
+<ds:datastoreItem xmlns:ds="http://schemas.openxmlformats.org/officeDocument/2006/customXml" ds:itemID="{EC42388A-3A4F-43AA-A06A-49B7CC4FE16A}">
+  <ds:schemaRefs>
+    <ds:schemaRef ds:uri="urn:microsoft-dynamics-businesscentral/internal/extended/reports/Standard_Sales_Invoice/1306/"/>
+  </ds:schemaRefs>
+</ds:datastoreItem>
+</file>
+
+<file path=docMetadata/LabelInfo.xml><?xml version="1.0" encoding="utf-8"?>
+<clbl:labelList xmlns:clbl="http://schemas.microsoft.com/office/2020/mipLabelMetadata">
+  <clbl:label id="{f42aa342-8706-4288-bd11-ebb85995028c}" enabled="1" method="Standard" siteId="{72f988bf-86f1-41af-91ab-2d7cd011db47}" removed="0"/>
+</clbl:labelList>
 </file>
--- a/src/Layers/W1/BaseApp/Sales/History/StandardSalesInvoiceBlueSimpleBody.docx
+++ b/src/Layers/W1/BaseApp/Sales/History/StandardSalesInvoiceBlueSimpleBody.docx
@@ -33,7 +33,6 @@
             <w15:color w:val="808080"/>
             <w:text/>
           </w:sdtPr>
-          <w:sdtEndPr/>
           <w:sdtContent>
             <w:tc>
               <w:tcPr>
@@ -74,7 +73,6 @@
             <w15:color w:val="808080"/>
             <w:text/>
           </w:sdtPr>
-          <w:sdtEndPr/>
           <w:sdtContent>
             <w:tc>
               <w:tcPr>
@@ -111,7 +109,6 @@
             <w15:color w:val="808080"/>
             <w:text/>
           </w:sdtPr>
-          <w:sdtEndPr/>
           <w:sdtContent>
             <w:tc>
               <w:tcPr>
@@ -150,7 +147,6 @@
             <w15:color w:val="808080"/>
             <w:text/>
           </w:sdtPr>
-          <w:sdtEndPr/>
           <w:sdtContent>
             <w:tc>
               <w:tcPr>
@@ -186,7 +182,6 @@
             <w15:color w:val="808080"/>
             <w:text/>
           </w:sdtPr>
-          <w:sdtEndPr/>
           <w:sdtContent>
             <w:tc>
               <w:tcPr>
@@ -225,7 +220,6 @@
             <w15:color w:val="808080"/>
             <w:text/>
           </w:sdtPr>
-          <w:sdtEndPr/>
           <w:sdtContent>
             <w:tc>
               <w:tcPr>
@@ -261,7 +255,6 @@
             <w15:color w:val="808080"/>
             <w:text/>
           </w:sdtPr>
-          <w:sdtEndPr/>
           <w:sdtContent>
             <w:tc>
               <w:tcPr>
@@ -300,7 +293,6 @@
             <w15:color w:val="808080"/>
             <w:text/>
           </w:sdtPr>
-          <w:sdtEndPr/>
           <w:sdtContent>
             <w:tc>
               <w:tcPr>
@@ -336,7 +328,6 @@
             <w15:color w:val="808080"/>
             <w:text/>
           </w:sdtPr>
-          <w:sdtEndPr/>
           <w:sdtContent>
             <w:tc>
               <w:tcPr>
@@ -375,7 +366,6 @@
             <w15:color w:val="808080"/>
             <w:text/>
           </w:sdtPr>
-          <w:sdtEndPr/>
           <w:sdtContent>
             <w:tc>
               <w:tcPr>
@@ -411,7 +401,6 @@
             <w15:color w:val="808080"/>
             <w:text/>
           </w:sdtPr>
-          <w:sdtEndPr/>
           <w:sdtContent>
             <w:tc>
               <w:tcPr>
@@ -450,7 +439,6 @@
             <w15:color w:val="808080"/>
             <w:text/>
           </w:sdtPr>
-          <w:sdtEndPr/>
           <w:sdtContent>
             <w:tc>
               <w:tcPr>
@@ -486,7 +474,6 @@
             <w15:color w:val="808080"/>
             <w:text/>
           </w:sdtPr>
-          <w:sdtEndPr/>
           <w:sdtContent>
             <w:tc>
               <w:tcPr>
@@ -525,7 +512,6 @@
             <w15:color w:val="808080"/>
             <w:text/>
           </w:sdtPr>
-          <w:sdtEndPr/>
           <w:sdtContent>
             <w:tc>
               <w:tcPr>
@@ -561,7 +547,6 @@
             <w15:color w:val="808080"/>
             <w:text/>
           </w:sdtPr>
-          <w:sdtEndPr/>
           <w:sdtContent>
             <w:tc>
               <w:tcPr>
@@ -600,7 +585,6 @@
             <w15:color w:val="808080"/>
             <w:text/>
           </w:sdtPr>
-          <w:sdtEndPr/>
           <w:sdtContent>
             <w:tc>
               <w:tcPr>
@@ -662,7 +646,6 @@
             <w15:color w:val="808080"/>
             <w:text/>
           </w:sdtPr>
-          <w:sdtEndPr/>
           <w:sdtContent>
             <w:tc>
               <w:tcPr>
@@ -688,7 +671,6 @@
             <w15:color w:val="808080"/>
             <w:text/>
           </w:sdtPr>
-          <w:sdtEndPr/>
           <w:sdtContent>
             <w:tc>
               <w:tcPr>
@@ -714,7 +696,6 @@
             <w15:color w:val="808080"/>
             <w:text/>
           </w:sdtPr>
-          <w:sdtEndPr/>
           <w:sdtContent>
             <w:tc>
               <w:tcPr>
@@ -760,7 +741,6 @@
             <w15:color w:val="808080"/>
             <w:text/>
           </w:sdtPr>
-          <w:sdtEndPr/>
           <w:sdtContent>
             <w:tc>
               <w:tcPr>
@@ -786,7 +766,6 @@
             <w15:color w:val="808080"/>
             <w:text/>
           </w:sdtPr>
-          <w:sdtEndPr/>
           <w:sdtContent>
             <w:tc>
               <w:tcPr>
@@ -812,7 +791,6 @@
             <w15:color w:val="808080"/>
             <w:text/>
           </w:sdtPr>
-          <w:sdtEndPr/>
           <w:sdtContent>
             <w:tc>
               <w:tcPr>
@@ -845,7 +823,7 @@
       <w:pPr>
         <w:spacing w:after="0" w:line="240" w:lineRule="auto"/>
         <w:rPr>
-          <w:lang w:val="da-DK" w:eastAsia="en-US"/>
+          <w:lang w:eastAsia="en-US"/>
         </w:rPr>
       </w:pPr>
     </w:p>
@@ -885,7 +863,6 @@
               <w15:color w:val="808080"/>
               <w:text/>
             </w:sdtPr>
-            <w:sdtEndPr/>
             <w:sdtContent>
               <w:p>
                 <w:pPr>
@@ -907,7 +884,6 @@
             <w15:color w:val="808080"/>
             <w:text/>
           </w:sdtPr>
-          <w:sdtEndPr/>
           <w:sdtContent>
             <w:tc>
               <w:tcPr>
@@ -933,7 +909,6 @@
             <w15:color w:val="808080"/>
             <w:text/>
           </w:sdtPr>
-          <w:sdtEndPr/>
           <w:sdtContent>
             <w:tc>
               <w:tcPr>
@@ -962,7 +937,6 @@
             <w15:color w:val="808080"/>
             <w:text/>
           </w:sdtPr>
-          <w:sdtEndPr/>
           <w:sdtContent>
             <w:tc>
               <w:tcPr>
@@ -988,7 +962,6 @@
             <w15:color w:val="808080"/>
             <w:text/>
           </w:sdtPr>
-          <w:sdtEndPr/>
           <w:sdtContent>
             <w:tc>
               <w:tcPr>
@@ -1017,7 +990,6 @@
             <w15:color w:val="808080"/>
             <w:text/>
           </w:sdtPr>
-          <w:sdtEndPr/>
           <w:sdtContent>
             <w:tc>
               <w:tcPr>
@@ -1043,7 +1015,6 @@
             <w15:color w:val="808080"/>
             <w:text/>
           </w:sdtPr>
-          <w:sdtEndPr/>
           <w:sdtContent>
             <w:tc>
               <w:tcPr>
@@ -1069,7 +1040,6 @@
             <w15:color w:val="808080"/>
             <w:text/>
           </w:sdtPr>
-          <w:sdtEndPr/>
           <w:sdtContent>
             <w:tc>
               <w:tcPr>
@@ -1217,7 +1187,6 @@
             <w15:color w:val="808080"/>
             <w:text/>
           </w:sdtPr>
-          <w:sdtEndPr/>
           <w:sdtContent>
             <w:tc>
               <w:tcPr>
@@ -1254,7 +1223,6 @@
             <w15:color w:val="808080"/>
             <w:text/>
           </w:sdtPr>
-          <w:sdtEndPr/>
           <w:sdtContent>
             <w:tc>
               <w:tcPr>
@@ -1291,7 +1259,6 @@
             <w15:color w:val="808080"/>
             <w:text/>
           </w:sdtPr>
-          <w:sdtEndPr/>
           <w:sdtContent>
             <w:tc>
               <w:tcPr>
@@ -1332,7 +1299,6 @@
             <w15:color w:val="808080"/>
             <w:text/>
           </w:sdtPr>
-          <w:sdtEndPr/>
           <w:sdtContent>
             <w:tc>
               <w:tcPr>
@@ -1382,7 +1348,6 @@
                 <w15:color w:val="808080"/>
                 <w:text/>
               </w:sdtPr>
-              <w:sdtEndPr/>
               <w:sdtContent>
                 <w:proofErr w:type="spellStart"/>
                 <w:r>
@@ -1411,7 +1376,6 @@
             <w15:color w:val="808080"/>
             <w:text/>
           </w:sdtPr>
-          <w:sdtEndPr/>
           <w:sdtContent>
             <w:tc>
               <w:tcPr>
@@ -1449,7 +1413,6 @@
             <w15:color w:val="808080"/>
             <w:text/>
           </w:sdtPr>
-          <w:sdtEndPr/>
           <w:sdtContent>
             <w:tc>
               <w:tcPr>
@@ -1499,7 +1462,6 @@
                 <w15:color w:val="808080"/>
                 <w:text/>
               </w:sdtPr>
-              <w:sdtEndPr/>
               <w:sdtContent>
                 <w:proofErr w:type="spellStart"/>
                 <w:r>
@@ -1552,7 +1514,6 @@
           <w15:dataBinding w:prefixMappings="&lt;xmlns:ns0='urn:microsoft-dynamics-nav/reports/Standard_Sales_Invoice/1306/' " w:xpath="/ns0:NavWordReportXmlPart[1]/ns0:Header[1]/ns0:ReportTotalsLine" w:storeItemID="{49E3A5AC-F0FB-44FA-B497-E468622779B9}"/>
           <w15:repeatingSection/>
         </w:sdtPr>
-        <w:sdtEndPr/>
         <w:sdtContent>
           <w:sdt>
             <w:sdtPr>
@@ -1565,7 +1526,6 @@
               </w:placeholder>
               <w15:repeatingSectionItem/>
             </w:sdtPr>
-            <w:sdtEndPr/>
             <w:sdtContent>
               <w:tr>
                 <w:trPr>
@@ -1592,7 +1552,6 @@
                         <w:dataBinding w:prefixMappings="&lt;xmlns:ns0='urn:microsoft-dynamics-nav/reports/Standard_Sales_Invoice/1306/' " w:xpath="/ns0:NavWordReportXmlPart[1]/ns0:Header[1]/ns0:ReportTotalsLine[1]/ns0:Description_ReportTotalsLine[1]" w:storeItemID="{49E3A5AC-F0FB-44FA-B497-E468622779B9}"/>
                         <w:text/>
                       </w:sdtPr>
-                      <w:sdtEndPr/>
                       <w:sdtContent>
                         <w:r>
                           <w:t>Description_ReportTotalsLine</w:t>
@@ -1612,7 +1571,6 @@
                     <w:dataBinding w:prefixMappings="&lt;xmlns:ns0='urn:microsoft-dynamics-nav/reports/Standard_Sales_Invoice/1306/' " w:xpath="/ns0:NavWordReportXmlPart[1]/ns0:Header[1]/ns0:ReportTotalsLine[1]/ns0:Amount_ReportTotalsLine[1]" w:storeItemID="{49E3A5AC-F0FB-44FA-B497-E468622779B9}"/>
                     <w:text/>
                   </w:sdtPr>
-                  <w:sdtEndPr/>
                   <w:sdtContent>
                     <w:tc>
                       <w:tcPr>
@@ -1655,7 +1613,6 @@
               <w15:color w:val="808080"/>
               <w:text/>
             </w:sdtPr>
-            <w:sdtEndPr/>
             <w:sdtContent>
               <w:p>
                 <w:pPr>
@@ -1736,7 +1693,6 @@
                 <w15:color w:val="808080"/>
                 <w:text/>
               </w:sdtPr>
-              <w:sdtEndPr/>
               <w:sdtContent>
                 <w:r>
                   <w:t>TotalAmountIncludingVAT</w:t>
@@ -1747,18 +1703,12 @@
         </w:tc>
       </w:tr>
     </w:tbl>
-    <w:p>
-      <w:pPr>
-        <w:rPr>
-          <w:lang w:val="da-DK"/>
-        </w:rPr>
-      </w:pPr>
-    </w:p>
+    <w:p/>
     <w:tbl>
       <w:tblPr>
-        <w:tblStyle w:val="BCBlockTable"/>
+        <w:tblStyle w:val="BCTotalsTable"/>
         <w:tblW w:w="5000" w:type="pct"/>
-        <w:tblLook w:val="0640" w:firstRow="0" w:lastRow="1" w:firstColumn="0" w:lastColumn="0" w:noHBand="1" w:noVBand="1"/>
+        <w:tblLook w:val="0600" w:firstRow="0" w:lastRow="0" w:firstColumn="0" w:lastColumn="0" w:noHBand="1" w:noVBand="1"/>
         <w:tblCaption w:val="Table 5"/>
         <w:tblDescription w:val="Document totals."/>
       </w:tblPr>
@@ -1952,13 +1902,7 @@
         </w:sdt>
       </w:tr>
     </w:tbl>
-    <w:p>
-      <w:pPr>
-        <w:rPr>
-          <w:lang w:val="da-DK"/>
-        </w:rPr>
-      </w:pPr>
-    </w:p>
+    <w:p/>
     <w:tbl>
       <w:tblPr>
         <w:tblStyle w:val="BCBlockTable"/>
@@ -1987,7 +1931,6 @@
             <w15:color w:val="808080"/>
             <w:text/>
           </w:sdtPr>
-          <w:sdtEndPr/>
           <w:sdtContent>
             <w:tc>
               <w:tcPr>
@@ -2016,13 +1959,11 @@
         <w:dataBinding w:prefixMappings="&lt;xmlns:ns0='urn:microsoft-dynamics-nav/reports/Standard_Sales_Invoice/1306/' " w:xpath="/ns0:NavWordReportXmlPart[1]/ns0:Header[1]/ns0:PaymentReportingArgument[1]/ns0:PaymentServiceLogo[1]" w:storeItemID="{4E4D9DA5-514B-454D-BE26-D942A644F473}"/>
         <w:picture/>
       </w:sdtPr>
-      <w:sdtEndPr/>
       <w:sdtContent>
         <w:p>
           <w:r>
             <w:rPr>
               <w:noProof/>
-              <w:lang w:val="da-DK" w:eastAsia="da-DK"/>
             </w:rPr>
             <w:drawing>
               <wp:inline distT="0" distB="0" distL="0" distR="0" wp14:anchorId="753596E0" wp14:editId="23EA0936">
@@ -2042,7 +1983,7 @@
                         </pic:cNvPicPr>
                       </pic:nvPicPr>
                       <pic:blipFill rotWithShape="1">
-                        <a:blip r:embed="rId9">
+                        <a:blip r:embed="rId8">
                           <a:extLst>
                             <a:ext uri="{28A0092B-C50C-407E-A947-70E740481C1C}">
                               <a14:useLocalDpi xmlns:a14="http://schemas.microsoft.com/office/drawing/2010/main" val="0"/>
@@ -2094,7 +2035,6 @@
           <w:dataBinding w:prefixMappings="&lt;xmlns:ns0='urn:microsoft-dynamics-nav/reports/Standard_Sales_Invoice/1306/' " w:xpath="/ns0:NavWordReportXmlPart[1]/ns0:Header[1]/ns0:PaymentReportingArgument[1]/ns0:PaymentServiceText_Url[1]" w:storeItemID="{4E4D9DA5-514B-454D-BE26-D942A644F473}"/>
           <w:text/>
         </w:sdtPr>
-        <w:sdtEndPr/>
         <w:sdtContent>
           <w:r>
             <w:t>PaymentServiceText_Url</w:t>
@@ -2111,20 +2051,14 @@
     <w:p/>
     <w:p/>
     <w:p/>
-    <w:p>
-      <w:pPr>
-        <w:rPr>
-          <w:lang w:val="da-DK"/>
-        </w:rPr>
-      </w:pPr>
-    </w:p>
+    <w:p/>
     <w:sectPr>
-      <w:headerReference w:type="even" r:id="rId10"/>
-      <w:headerReference w:type="default" r:id="rId11"/>
-      <w:footerReference w:type="even" r:id="rId12"/>
-      <w:footerReference w:type="default" r:id="rId13"/>
-      <w:headerReference w:type="first" r:id="rId14"/>
-      <w:footerReference w:type="first" r:id="rId15"/>
+      <w:headerReference w:type="even" r:id="rId9"/>
+      <w:headerReference w:type="default" r:id="rId10"/>
+      <w:footerReference w:type="even" r:id="rId11"/>
+      <w:footerReference w:type="default" r:id="rId12"/>
+      <w:headerReference w:type="first" r:id="rId13"/>
+      <w:footerReference w:type="first" r:id="rId14"/>
       <w:pgSz w:w="11906" w:h="16838"/>
       <w:pgMar w:top="576" w:right="706" w:bottom="576" w:left="706" w:header="708" w:footer="708" w:gutter="0"/>
       <w:cols w:space="708"/>
@@ -2244,10 +2178,6 @@
 </w:hdr>
 </file>
 
-<file path=word/numbering.xml><?xml version="1.0" encoding="utf-8"?>
-<w:numbering xmlns:wpc="http://schemas.microsoft.com/office/word/2010/wordprocessingCanvas" xmlns:cx="http://schemas.microsoft.com/office/drawing/2014/chartex" xmlns:cx1="http://schemas.microsoft.com/office/drawing/2015/9/8/chartex" xmlns:cx2="http://schemas.microsoft.com/office/drawing/2015/10/21/chartex" xmlns:cx3="http://schemas.microsoft.com/office/drawing/2016/5/9/chartex" xmlns:cx4="http://schemas.microsoft.com/office/drawing/2016/5/10/chartex" xmlns:cx5="http://schemas.microsoft.com/office/drawing/2016/5/11/chartex" xmlns:cx6="http://schemas.microsoft.com/office/drawing/2016/5/12/chartex" xmlns:cx7="http://schemas.microsoft.com/office/drawing/2016/5/13/chartex" xmlns:cx8="http://schemas.microsoft.com/office/drawing/2016/5/14/chartex" xmlns:mc="http://schemas.openxmlformats.org/markup-compatibility/2006" xmlns:aink="http://schemas.microsoft.com/office/drawing/2016/ink" xmlns:am3d="http://schemas.microsoft.com/office/drawing/2017/model3d" xmlns:o="urn:schemas-microsoft-com:office:office" xmlns:oel="http://schemas.microsoft.com/office/2019/extlst" xmlns:r="http://schemas.openxmlformats.org/officeDocument/2006/relationships" xmlns:m="http://schemas.openxmlformats.org/officeDocument/2006/math" xmlns:v="urn:schemas-microsoft-com:vml" xmlns:wp14="http://schemas.microsoft.com/office/word/2010/wordprocessingDrawing" xmlns:wp="http://schemas.openxmlformats.org/drawingml/2006/wordprocessingDrawing" xmlns:w10="urn:schemas-microsoft-com:office:word" xmlns:w="http://schemas.openxmlformats.org/wordprocessingml/2006/main" xmlns:w14="http://schemas.microsoft.com/office/word/2010/wordml" xmlns:w15="http://schemas.microsoft.com/office/word/2012/wordml" xmlns:w16cei="http://schemas.microsoft.com/office/word/2026/wordml/cei" xmlns:w16cex="http://schemas.microsoft.com/office/word/2018/wordml/cex" xmlns:w16cid="http://schemas.microsoft.com/office/word/2016/wordml/cid" xmlns:w16="http://schemas.microsoft.com/office/word/2018/wordml" xmlns:w16du="http://schemas.microsoft.com/office/word/2023/wordml/word16du" xmlns:w16sdtdh="http://schemas.microsoft.com/office/word/2020/wordml/sdtdatahash" xmlns:w16sdtfl="http://schemas.microsoft.com/office/word/2024/wordml/sdtformatlock" xmlns:w16se="http://schemas.microsoft.com/office/word/2015/wordml/symex" xmlns:wpg="http://schemas.microsoft.com/office/word/2010/wordprocessingGroup" xmlns:wpi="http://schemas.microsoft.com/office/word/2010/wordprocessingInk" xmlns:wne="http://schemas.microsoft.com/office/word/2006/wordml" xmlns:wps="http://schemas.microsoft.com/office/word/2010/wordprocessingShape" mc:Ignorable="w14 w15 w16se w16cid w16 w16cex w16sdtdh w16sdtfl w16du wp14"/>
-</file>
-
 <file path=word/styles.xml><?xml version="1.0" encoding="utf-8"?>
 <w:styles xmlns:mc="http://schemas.openxmlformats.org/markup-compatibility/2006" xmlns:r="http://schemas.openxmlformats.org/officeDocument/2006/relationships" xmlns:w="http://schemas.openxmlformats.org/wordprocessingml/2006/main" xmlns:w14="http://schemas.microsoft.com/office/word/2010/wordml" xmlns:w15="http://schemas.microsoft.com/office/word/2012/wordml" xmlns:w16cex="http://schemas.microsoft.com/office/word/2018/wordml/cex" xmlns:w16cid="http://schemas.microsoft.com/office/word/2016/wordml/cid" xmlns:w16="http://schemas.microsoft.com/office/word/2018/wordml" xmlns:w16du="http://schemas.microsoft.com/office/word/2023/wordml/word16du" xmlns:w16sdtdh="http://schemas.microsoft.com/office/word/2020/wordml/sdtdatahash" xmlns:w16sdtfl="http://schemas.microsoft.com/office/word/2024/wordml/sdtformatlock" xmlns:w16se="http://schemas.microsoft.com/office/word/2015/wordml/symex" mc:Ignorable="w14 w15 w16se w16cid w16 w16cex w16sdtdh w16sdtfl w16du">
   <w:docDefaults>
@@ -2257,7 +2187,7 @@
         <w:kern w:val="2"/>
         <w:sz w:val="24"/>
         <w:szCs w:val="24"/>
-        <w:lang w:bidi="ar-SA"/>
+        <w:lang w:val="da-DK" w:eastAsia="da-DK" w:bidi="ar-SA"/>
         <w14:ligatures w14:val="standardContextual"/>
       </w:rPr>
     </w:rPrDefault>
@@ -2764,7 +2694,6 @@
       <w:kern w:val="0"/>
       <w:sz w:val="20"/>
       <w:szCs w:val="20"/>
-      <w:lang w:val="da-DK" w:eastAsia="da-DK"/>
       <w14:ligatures w14:val="none"/>
     </w:rPr>
     <w:tblPr/>
@@ -4085,6 +4014,7 @@
     <w:rsidRoot w:val="00C32919"/>
     <w:rsid w:val="001A493F"/>
     <w:rsid w:val="001B3A4C"/>
+    <w:rsid w:val="002255CF"/>
     <w:rsid w:val="0026224A"/>
     <w:rsid w:val="002A1596"/>
     <w:rsid w:val="003A625F"/>
@@ -4094,6 +4024,7 @@
     <w:rsid w:val="005928FA"/>
     <w:rsid w:val="00615E64"/>
     <w:rsid w:val="007A75D3"/>
+    <w:rsid w:val="008858E8"/>
     <w:rsid w:val="008B28B8"/>
     <w:rsid w:val="008E5B21"/>
     <w:rsid w:val="008E7FCD"/>
@@ -4113,6 +4044,8 @@
     <w:rsid w:val="00E111AD"/>
     <w:rsid w:val="00E5711F"/>
     <w:rsid w:val="00E5765A"/>
+    <w:rsid w:val="00EA693C"/>
+    <w:rsid w:val="00FB1438"/>
   </w:rsids>
   <m:mathPr>
     <m:mathFont m:val="Cambria Math"/>
@@ -4127,9 +4060,9 @@
     <m:intLim m:val="subSup"/>
     <m:naryLim m:val="undOvr"/>
   </m:mathPr>
-  <w:themeFontLang/>
+  <w:themeFontLang w:val="da-DK"/>
   <w:clrSchemeMapping w:bg1="light1" w:t1="dark1" w:bg2="light2" w:t2="dark2" w:accent1="accent1" w:accent2="accent2" w:accent3="accent3" w:accent4="accent4" w:accent5="accent5" w:accent6="accent6" w:hyperlink="hyperlink" w:followedHyperlink="followedHyperlink"/>
-  <w:decimalSymbol w:val="."/>
+  <w:decimalSymbol w:val=","/>
   <w:listSeparator w:val=","/>
   <w15:chartTrackingRefBased/>
 </w:settings>
@@ -4144,7 +4077,7 @@
         <w:kern w:val="2"/>
         <w:sz w:val="24"/>
         <w:szCs w:val="24"/>
-        <w:lang w:bidi="ar-SA"/>
+        <w:lang w:val="da-DK" w:eastAsia="da-DK" w:bidi="ar-SA"/>
         <w14:ligatures w14:val="standardContextual"/>
       </w:rPr>
     </w:rPrDefault>
@@ -4573,20 +4506,6 @@
       <w:color w:val="808080"/>
     </w:rPr>
   </w:style>
-  <w:style w:type="paragraph" w:customStyle="1" w:styleId="D052F4CCF8A64FF892FDA7139B1DF5EF">
-    <w:name w:val="D052F4CCF8A64FF892FDA7139B1DF5EF"/>
-    <w:rsid w:val="00DF4EF3"/>
-    <w:rPr>
-      <w:lang w:val="en-US" w:eastAsia="en-US"/>
-    </w:rPr>
-  </w:style>
-  <w:style w:type="paragraph" w:customStyle="1" w:styleId="C7F485A2BD07469D83793A61E07E40E7">
-    <w:name w:val="C7F485A2BD07469D83793A61E07E40E7"/>
-    <w:rsid w:val="00DF4EF3"/>
-    <w:rPr>
-      <w:lang w:val="en-US" w:eastAsia="en-US"/>
-    </w:rPr>
-  </w:style>
   <w:style w:type="paragraph" w:customStyle="1" w:styleId="BD0A7E73035F4C6DB55838CA32CF4B2F">
     <w:name w:val="BD0A7E73035F4C6DB55838CA32CF4B2F"/>
     <w:rsid w:val="00DF4EF3"/>
@@ -4659,14 +4578,6 @@
   </w:style>
   <w:style w:type="paragraph" w:customStyle="1" w:styleId="0EB7B3AEB4D94C53BA7561F9E1D3962E">
     <w:name w:val="0EB7B3AEB4D94C53BA7561F9E1D3962E"/>
-    <w:rsid w:val="003A625F"/>
-  </w:style>
-  <w:style w:type="paragraph" w:customStyle="1" w:styleId="5517424307194902B14AAA25A780CE56">
-    <w:name w:val="5517424307194902B14AAA25A780CE56"/>
-    <w:rsid w:val="003A625F"/>
-  </w:style>
-  <w:style w:type="paragraph" w:customStyle="1" w:styleId="AD4111632C7E46DFBA340637BE671AAD">
-    <w:name w:val="AD4111632C7E46DFBA340637BE671AAD"/>
     <w:rsid w:val="003A625F"/>
   </w:style>
   <w:style w:type="paragraph" w:customStyle="1" w:styleId="8FB6DAE70E674E648F621ECC6812401D">
